--- a/reports/Twin-Home-Buyer-Direct-Mail-KPI-Report.docx
+++ b/reports/Twin-Home-Buyer-Direct-Mail-KPI-Report.docx
@@ -4,7 +4,7 @@
   <w:body>
     <w:p>
       <w:pPr>
-        <w:spacing w:after="0" w:before="1400"/>
+        <w:spacing w:after="0" w:before="1300"/>
         <w:jc w:val="center"/>
       </w:pPr>
       <w:r>
@@ -80,7 +80,7 @@
     </w:p>
     <w:p>
       <w:pPr>
-        <w:spacing w:after="500"/>
+        <w:spacing w:after="420"/>
       </w:pPr>
     </w:p>
     <w:p>
@@ -91,13 +91,13 @@
       <w:r>
         <w:rPr>
           <w:rFonts w:ascii="Calibri" w:cs="Calibri" w:eastAsia="Calibri" w:hAnsi="Calibri"/>
-          <w:i/>
-          <w:iCs/>
-          <w:color w:val="52514E"/>
-          <w:sz w:val="18"/>
-          <w:szCs w:val="18"/>
+          <w:b/>
+          <w:bCs/>
+          <w:color w:val="141413"/>
+          <w:sz w:val="19"/>
+          <w:szCs w:val="19"/>
         </w:rPr>
-        <w:t xml:space="preserve">Data generated 2026-07-21 · Report compiled 2026-07-22</w:t>
+        <w:t xml:space="preserve">All figures reflect the verified snapshot of Jul 21, 2026</w:t>
       </w:r>
     </w:p>
     <w:p>
@@ -129,7 +129,7 @@
           <w:sz w:val="17"/>
           <w:szCs w:val="17"/>
         </w:rPr>
-        <w:t xml:space="preserve">Independently re-verified vs live REI: 410 = 410 exact match · 0 duplicates · 0 stage mismatches</w:t>
+        <w:t xml:space="preserve">Board independently re-verified vs live REI: 410 = 410 exact match · 0 duplicates · 0 stage mismatches</w:t>
       </w:r>
     </w:p>
     <w:p>
@@ -151,7 +151,398 @@
           <w:sz w:val="30"/>
           <w:szCs w:val="30"/>
         </w:rPr>
-        <w:t xml:space="preserve">Data Sources</w:t>
+        <w:t xml:space="preserve">How to Read This Report</w:t>
+      </w:r>
+    </w:p>
+    <w:p>
+      <w:pPr>
+        <w:pBdr>
+          <w:top w:val="single" w:color="E4E7EC" w:sz="2" w:space="6"/>
+          <w:bottom w:val="single" w:color="E4E7EC" w:sz="2" w:space="6"/>
+          <w:left w:val="single" w:color="2A78D6" w:sz="18" w:space="8"/>
+          <w:right w:val="single" w:color="E4E7EC" w:sz="2" w:space="6"/>
+        </w:pBdr>
+        <w:shd w:fill="F7F8FA" w:color="auto" w:val="clear"/>
+        <w:spacing w:after="160" w:before="60" w:line="264"/>
+      </w:pPr>
+      <w:r>
+        <w:rPr>
+          <w:rFonts w:ascii="Calibri" w:cs="Calibri" w:eastAsia="Calibri" w:hAnsi="Calibri"/>
+          <w:b/>
+          <w:bCs/>
+          <w:i w:val="false"/>
+          <w:iCs w:val="false"/>
+          <w:color w:val="141413"/>
+          <w:sz w:val="20"/>
+          <w:szCs w:val="20"/>
+        </w:rPr>
+        <w:t xml:space="preserve">Two ROI lenses, both correct. </w:t>
+      </w:r>
+      <w:r>
+        <w:rPr>
+          <w:rFonts w:ascii="Calibri" w:cs="Calibri" w:eastAsia="Calibri" w:hAnsi="Calibri"/>
+          <w:b w:val="false"/>
+          <w:bCs w:val="false"/>
+          <w:i w:val="false"/>
+          <w:iCs w:val="false"/>
+          <w:color w:val="141413"/>
+          <w:sz w:val="20"/>
+          <w:szCs w:val="20"/>
+        </w:rPr>
+        <w:t xml:space="preserve">The headline </w:t>
+      </w:r>
+      <w:r>
+        <w:rPr>
+          <w:rFonts w:ascii="Calibri" w:cs="Calibri" w:eastAsia="Calibri" w:hAnsi="Calibri"/>
+          <w:b/>
+          <w:bCs/>
+          <w:i w:val="false"/>
+          <w:iCs w:val="false"/>
+          <w:color w:val="141413"/>
+          <w:sz w:val="20"/>
+          <w:szCs w:val="20"/>
+        </w:rPr>
+        <w:t xml:space="preserve">0.29x</w:t>
+      </w:r>
+      <w:r>
+        <w:rPr>
+          <w:rFonts w:ascii="Calibri" w:cs="Calibri" w:eastAsia="Calibri" w:hAnsi="Calibri"/>
+          <w:b w:val="false"/>
+          <w:bCs w:val="false"/>
+          <w:i w:val="false"/>
+          <w:iCs w:val="false"/>
+          <w:color w:val="141413"/>
+          <w:sz w:val="20"/>
+          <w:szCs w:val="20"/>
+        </w:rPr>
+        <w:t xml:space="preserve"> is return-on-ad-spend across </w:t>
+      </w:r>
+      <w:r>
+        <w:rPr>
+          <w:rFonts w:ascii="Calibri" w:cs="Calibri" w:eastAsia="Calibri" w:hAnsi="Calibri"/>
+          <w:b/>
+          <w:bCs/>
+          <w:i w:val="false"/>
+          <w:iCs w:val="false"/>
+          <w:color w:val="141413"/>
+          <w:sz w:val="20"/>
+          <w:szCs w:val="20"/>
+        </w:rPr>
+        <w:t xml:space="preserve">all direct-mail channels</w:t>
+      </w:r>
+      <w:r>
+        <w:rPr>
+          <w:rFonts w:ascii="Calibri" w:cs="Calibri" w:eastAsia="Calibri" w:hAnsi="Calibri"/>
+          <w:b w:val="false"/>
+          <w:bCs w:val="false"/>
+          <w:i w:val="false"/>
+          <w:iCs w:val="false"/>
+          <w:color w:val="141413"/>
+          <w:sz w:val="20"/>
+          <w:szCs w:val="20"/>
+        </w:rPr>
+        <w:t xml:space="preserve"> (checks + letters + postcards) and includes the REI-reported checks deal. Section 5’s </w:t>
+      </w:r>
+      <w:r>
+        <w:rPr>
+          <w:rFonts w:ascii="Calibri" w:cs="Calibri" w:eastAsia="Calibri" w:hAnsi="Calibri"/>
+          <w:b/>
+          <w:bCs/>
+          <w:i w:val="false"/>
+          <w:iCs w:val="false"/>
+          <w:color w:val="141413"/>
+          <w:sz w:val="20"/>
+          <w:szCs w:val="20"/>
+        </w:rPr>
+        <w:t xml:space="preserve">−100%</w:t>
+      </w:r>
+      <w:r>
+        <w:rPr>
+          <w:rFonts w:ascii="Calibri" w:cs="Calibri" w:eastAsia="Calibri" w:hAnsi="Calibri"/>
+          <w:b w:val="false"/>
+          <w:bCs w:val="false"/>
+          <w:i w:val="false"/>
+          <w:iCs w:val="false"/>
+          <w:color w:val="141413"/>
+          <w:sz w:val="20"/>
+          <w:szCs w:val="20"/>
+        </w:rPr>
+        <w:t xml:space="preserve"> is the </w:t>
+      </w:r>
+      <w:r>
+        <w:rPr>
+          <w:rFonts w:ascii="Calibri" w:cs="Calibri" w:eastAsia="Calibri" w:hAnsi="Calibri"/>
+          <w:b/>
+          <w:bCs/>
+          <w:i w:val="false"/>
+          <w:iCs w:val="false"/>
+          <w:color w:val="141413"/>
+          <w:sz w:val="20"/>
+          <w:szCs w:val="20"/>
+        </w:rPr>
+        <w:t xml:space="preserve">postcard campaign only</w:t>
+      </w:r>
+      <w:r>
+        <w:rPr>
+          <w:rFonts w:ascii="Calibri" w:cs="Calibri" w:eastAsia="Calibri" w:hAnsi="Calibri"/>
+          <w:b w:val="false"/>
+          <w:bCs w:val="false"/>
+          <w:i w:val="false"/>
+          <w:iCs w:val="false"/>
+          <w:color w:val="141413"/>
+          <w:sz w:val="20"/>
+          <w:szCs w:val="20"/>
+        </w:rPr>
+        <w:t xml:space="preserve">, which has $0 booked. They are not in conflict — they measure different scopes.</w:t>
+      </w:r>
+    </w:p>
+    <w:p>
+      <w:pPr>
+        <w:pBdr>
+          <w:top w:val="single" w:color="E4E7EC" w:sz="2" w:space="6"/>
+          <w:bottom w:val="single" w:color="E4E7EC" w:sz="2" w:space="6"/>
+          <w:left w:val="single" w:color="B9770B" w:sz="18" w:space="8"/>
+          <w:right w:val="single" w:color="E4E7EC" w:sz="2" w:space="6"/>
+        </w:pBdr>
+        <w:shd w:fill="F7F8FA" w:color="auto" w:val="clear"/>
+        <w:spacing w:after="160" w:before="60" w:line="264"/>
+      </w:pPr>
+      <w:r>
+        <w:rPr>
+          <w:rFonts w:ascii="Calibri" w:cs="Calibri" w:eastAsia="Calibri" w:hAnsi="Calibri"/>
+          <w:b/>
+          <w:bCs/>
+          <w:i w:val="false"/>
+          <w:iCs w:val="false"/>
+          <w:color w:val="141413"/>
+          <w:sz w:val="20"/>
+          <w:szCs w:val="20"/>
+        </w:rPr>
+        <w:t xml:space="preserve">Revenue is REI-reported, not yet cash-confirmed. </w:t>
+      </w:r>
+      <w:r>
+        <w:rPr>
+          <w:rFonts w:ascii="Calibri" w:cs="Calibri" w:eastAsia="Calibri" w:hAnsi="Calibri"/>
+          <w:b w:val="false"/>
+          <w:bCs w:val="false"/>
+          <w:i w:val="false"/>
+          <w:iCs w:val="false"/>
+          <w:color w:val="141413"/>
+          <w:sz w:val="20"/>
+          <w:szCs w:val="20"/>
+        </w:rPr>
+        <w:t xml:space="preserve">The $35,918.75 revenue behind the 0.29x ROA comes from REI Blackbook’s Revenue field (Dianne Andrews, a checks deal). </w:t>
+      </w:r>
+      <w:r>
+        <w:rPr>
+          <w:rFonts w:ascii="Calibri" w:cs="Calibri" w:eastAsia="Calibri" w:hAnsi="Calibri"/>
+          <w:b/>
+          <w:bCs/>
+          <w:i w:val="false"/>
+          <w:iCs w:val="false"/>
+          <w:color w:val="141413"/>
+          <w:sz w:val="20"/>
+          <w:szCs w:val="20"/>
+        </w:rPr>
+        <w:t xml:space="preserve">QuickBooks still shows $0 booked</w:t>
+      </w:r>
+      <w:r>
+        <w:rPr>
+          <w:rFonts w:ascii="Calibri" w:cs="Calibri" w:eastAsia="Calibri" w:hAnsi="Calibri"/>
+          <w:b w:val="false"/>
+          <w:bCs w:val="false"/>
+          <w:i w:val="false"/>
+          <w:iCs w:val="false"/>
+          <w:color w:val="141413"/>
+          <w:sz w:val="20"/>
+          <w:szCs w:val="20"/>
+        </w:rPr>
+        <w:t xml:space="preserve">, so this figure is REI-reported until reconciled to cash.</w:t>
+      </w:r>
+    </w:p>
+    <w:p>
+      <w:pPr>
+        <w:pBdr>
+          <w:top w:val="single" w:color="E4E7EC" w:sz="2" w:space="6"/>
+          <w:bottom w:val="single" w:color="E4E7EC" w:sz="2" w:space="6"/>
+          <w:left w:val="single" w:color="1F3A5F" w:sz="18" w:space="8"/>
+          <w:right w:val="single" w:color="E4E7EC" w:sz="2" w:space="6"/>
+        </w:pBdr>
+        <w:shd w:fill="F7F8FA" w:color="auto" w:val="clear"/>
+        <w:spacing w:after="160" w:before="60" w:line="264"/>
+      </w:pPr>
+      <w:r>
+        <w:rPr>
+          <w:rFonts w:ascii="Calibri" w:cs="Calibri" w:eastAsia="Calibri" w:hAnsi="Calibri"/>
+          <w:b/>
+          <w:bCs/>
+          <w:i w:val="false"/>
+          <w:iCs w:val="false"/>
+          <w:color w:val="141413"/>
+          <w:sz w:val="20"/>
+          <w:szCs w:val="20"/>
+        </w:rPr>
+        <w:t xml:space="preserve">Three cost-per-lead numbers, three scopes. </w:t>
+      </w:r>
+      <w:r>
+        <w:rPr>
+          <w:rFonts w:ascii="Calibri" w:cs="Calibri" w:eastAsia="Calibri" w:hAnsi="Calibri"/>
+          <w:b/>
+          <w:bCs/>
+          <w:i w:val="false"/>
+          <w:iCs w:val="false"/>
+          <w:color w:val="141413"/>
+          <w:sz w:val="20"/>
+          <w:szCs w:val="20"/>
+        </w:rPr>
+        <w:t xml:space="preserve">$303</w:t>
+      </w:r>
+      <w:r>
+        <w:rPr>
+          <w:rFonts w:ascii="Calibri" w:cs="Calibri" w:eastAsia="Calibri" w:hAnsi="Calibri"/>
+          <w:b w:val="false"/>
+          <w:bCs w:val="false"/>
+          <w:i w:val="false"/>
+          <w:iCs w:val="false"/>
+          <w:color w:val="141413"/>
+          <w:sz w:val="20"/>
+          <w:szCs w:val="20"/>
+        </w:rPr>
+        <w:t xml:space="preserve"> = all direct mail ($124,333 ÷ 410 leads).  </w:t>
+      </w:r>
+      <w:r>
+        <w:rPr>
+          <w:rFonts w:ascii="Calibri" w:cs="Calibri" w:eastAsia="Calibri" w:hAnsi="Calibri"/>
+          <w:b/>
+          <w:bCs/>
+          <w:i w:val="false"/>
+          <w:iCs w:val="false"/>
+          <w:color w:val="141413"/>
+          <w:sz w:val="20"/>
+          <w:szCs w:val="20"/>
+        </w:rPr>
+        <w:t xml:space="preserve">$330</w:t>
+      </w:r>
+      <w:r>
+        <w:rPr>
+          <w:rFonts w:ascii="Calibri" w:cs="Calibri" w:eastAsia="Calibri" w:hAnsi="Calibri"/>
+          <w:b w:val="false"/>
+          <w:bCs w:val="false"/>
+          <w:i w:val="false"/>
+          <w:iCs w:val="false"/>
+          <w:color w:val="141413"/>
+          <w:sz w:val="20"/>
+          <w:szCs w:val="20"/>
+        </w:rPr>
+        <w:t xml:space="preserve"> = Redstone May–Jul relaunch production subset.  </w:t>
+      </w:r>
+      <w:r>
+        <w:rPr>
+          <w:rFonts w:ascii="Calibri" w:cs="Calibri" w:eastAsia="Calibri" w:hAnsi="Calibri"/>
+          <w:b/>
+          <w:bCs/>
+          <w:i w:val="false"/>
+          <w:iCs w:val="false"/>
+          <w:color w:val="141413"/>
+          <w:sz w:val="20"/>
+          <w:szCs w:val="20"/>
+        </w:rPr>
+        <w:t xml:space="preserve">$289</w:t>
+      </w:r>
+      <w:r>
+        <w:rPr>
+          <w:rFonts w:ascii="Calibri" w:cs="Calibri" w:eastAsia="Calibri" w:hAnsi="Calibri"/>
+          <w:b w:val="false"/>
+          <w:bCs w:val="false"/>
+          <w:i w:val="false"/>
+          <w:iCs w:val="false"/>
+          <w:color w:val="141413"/>
+          <w:sz w:val="20"/>
+          <w:szCs w:val="20"/>
+        </w:rPr>
+        <w:t xml:space="preserve"> = postcard tracker ($50,620.32 ÷ 175 postcard leads).</w:t>
+      </w:r>
+    </w:p>
+    <w:p>
+      <w:pPr>
+        <w:pBdr>
+          <w:top w:val="single" w:color="E4E7EC" w:sz="2" w:space="6"/>
+          <w:bottom w:val="single" w:color="E4E7EC" w:sz="2" w:space="6"/>
+          <w:left w:val="single" w:color="037F4C" w:sz="18" w:space="8"/>
+          <w:right w:val="single" w:color="E4E7EC" w:sz="2" w:space="6"/>
+        </w:pBdr>
+        <w:shd w:fill="F7F8FA" w:color="auto" w:val="clear"/>
+        <w:spacing w:after="160" w:before="60" w:line="264"/>
+      </w:pPr>
+      <w:r>
+        <w:rPr>
+          <w:rFonts w:ascii="Calibri" w:cs="Calibri" w:eastAsia="Calibri" w:hAnsi="Calibri"/>
+          <w:b/>
+          <w:bCs/>
+          <w:i w:val="false"/>
+          <w:iCs w:val="false"/>
+          <w:color w:val="141413"/>
+          <w:sz w:val="20"/>
+          <w:szCs w:val="20"/>
+        </w:rPr>
+        <w:t xml:space="preserve">One consistent data date. </w:t>
+      </w:r>
+      <w:r>
+        <w:rPr>
+          <w:rFonts w:ascii="Calibri" w:cs="Calibri" w:eastAsia="Calibri" w:hAnsi="Calibri"/>
+          <w:b w:val="false"/>
+          <w:bCs w:val="false"/>
+          <w:i w:val="false"/>
+          <w:iCs w:val="false"/>
+          <w:color w:val="141413"/>
+          <w:sz w:val="20"/>
+          <w:szCs w:val="20"/>
+        </w:rPr>
+        <w:t xml:space="preserve">Everything here is the Jul 21, 2026 reading. Postcard figures (Sections 4–5) are the Jul 21 pull of the KPI Postcard Google Sheet at </w:t>
+      </w:r>
+      <w:r>
+        <w:rPr>
+          <w:rFonts w:ascii="Calibri" w:cs="Calibri" w:eastAsia="Calibri" w:hAnsi="Calibri"/>
+          <w:b/>
+          <w:bCs/>
+          <w:i w:val="false"/>
+          <w:iCs w:val="false"/>
+          <w:color w:val="141413"/>
+          <w:sz w:val="20"/>
+          <w:szCs w:val="20"/>
+        </w:rPr>
+        <w:t xml:space="preserve">94,753 postcards mailed / 175 leads</w:t>
+      </w:r>
+      <w:r>
+        <w:rPr>
+          <w:rFonts w:ascii="Calibri" w:cs="Calibri" w:eastAsia="Calibri" w:hAnsi="Calibri"/>
+          <w:b w:val="false"/>
+          <w:bCs w:val="false"/>
+          <w:i w:val="false"/>
+          <w:iCs w:val="false"/>
+          <w:color w:val="141413"/>
+          <w:sz w:val="20"/>
+          <w:szCs w:val="20"/>
+        </w:rPr>
+        <w:t xml:space="preserve">. An earlier Jul 9 reading (77,763 mailed / 92 leads) is superseded and not used.</w:t>
+      </w:r>
+    </w:p>
+    <w:p>
+      <w:pPr>
+        <w:pStyle w:val="Heading2"/>
+        <w:keepNext/>
+        <w:spacing w:after="100" w:before="240"/>
+      </w:pPr>
+      <w:r>
+        <w:rPr>
+          <w:rFonts w:ascii="Calibri" w:cs="Calibri" w:eastAsia="Calibri" w:hAnsi="Calibri"/>
+          <w:b/>
+          <w:bCs/>
+          <w:color w:val="1F3A5F"/>
+          <w:sz w:val="24"/>
+          <w:szCs w:val="24"/>
+        </w:rPr>
+        <w:t xml:space="preserve">Data sources</w:t>
       </w:r>
     </w:p>
     <w:tbl>
@@ -593,7 +984,7 @@
                 <w:sz w:val="19"/>
                 <w:szCs w:val="19"/>
               </w:rPr>
-              <w:t xml:space="preserve">"KPI Postcard" tracker</w:t>
+              <w:t xml:space="preserve">"KPI Postcard" tracker (read Jul 21)</w:t>
             </w:r>
           </w:p>
         </w:tc>
@@ -661,7 +1052,7 @@
           <w:sz w:val="19"/>
           <w:szCs w:val="19"/>
         </w:rPr>
-        <w:t xml:space="preserve">Spend, mail, leads and revenue for the direct-mail channel — YTD 2026.</w:t>
+        <w:t xml:space="preserve">Spend, mail, leads and revenue for the direct-mail channel — YTD 2026, as of Jul 21.</w:t>
       </w:r>
     </w:p>
     <w:tbl>
@@ -831,7 +1222,7 @@
                 <w:sz w:val="19"/>
                 <w:szCs w:val="19"/>
               </w:rPr>
-              <w:t xml:space="preserve">$124.3K</w:t>
+              <w:t xml:space="preserve">$124,333</w:t>
             </w:r>
           </w:p>
         </w:tc>
@@ -1041,7 +1432,7 @@
                 <w:sz w:val="19"/>
                 <w:szCs w:val="19"/>
               </w:rPr>
-              <w:t xml:space="preserve">$124,333 ÷ 410 leads</w:t>
+              <w:t xml:space="preserve">$124,333 ÷ 410 leads (all direct mail)</w:t>
             </w:r>
           </w:p>
         </w:tc>
@@ -1133,7 +1524,7 @@
                 <w:sz w:val="19"/>
                 <w:szCs w:val="19"/>
               </w:rPr>
-              <w:t xml:space="preserve">42 batches (tracker)</w:t>
+              <w:t xml:space="preserve">42 batches (KPI Postcard sheet)</w:t>
             </w:r>
           </w:p>
         </w:tc>
@@ -1222,7 +1613,7 @@
                 <w:sz w:val="19"/>
                 <w:szCs w:val="19"/>
               </w:rPr>
-              <w:t xml:space="preserve">working + appt + UC + won (of 410)</w:t>
+              <w:t xml:space="preserve">working + appointment + under contract + won (of 410)</w:t>
             </w:r>
           </w:p>
         </w:tc>
@@ -1254,7 +1645,7 @@
                 <w:sz w:val="19"/>
                 <w:szCs w:val="19"/>
               </w:rPr>
-              <w:t xml:space="preserve">Revenue (REI)</w:t>
+              <w:t xml:space="preserve">Revenue (REI-reported)</w:t>
             </w:r>
           </w:p>
         </w:tc>
@@ -1284,7 +1675,7 @@
                 <w:sz w:val="19"/>
                 <w:szCs w:val="19"/>
               </w:rPr>
-              <w:t xml:space="preserve">$35.9K</w:t>
+              <w:t xml:space="preserve">$35,918.75</w:t>
             </w:r>
           </w:p>
         </w:tc>
@@ -1314,7 +1705,7 @@
                 <w:sz w:val="19"/>
                 <w:szCs w:val="19"/>
               </w:rPr>
-              <w:t xml:space="preserve">1 of 2 wins reported · QuickBooks $0</w:t>
+              <w:t xml:space="preserve">1 of 2 wins · QuickBooks shows $0 booked</w:t>
             </w:r>
           </w:p>
         </w:tc>
@@ -1345,7 +1736,7 @@
                 <w:sz w:val="19"/>
                 <w:szCs w:val="19"/>
               </w:rPr>
-              <w:t xml:space="preserve">Total ROA</w:t>
+              <w:t xml:space="preserve">Total ROA — all direct mail</w:t>
             </w:r>
           </w:p>
         </w:tc>
@@ -1370,7 +1761,7 @@
                 <w:rFonts w:ascii="Calibri" w:cs="Calibri" w:eastAsia="Calibri" w:hAnsi="Calibri"/>
                 <w:b/>
                 <w:bCs/>
-                <w:color w:val="DF2F4A"/>
+                <w:color w:val="B9770B"/>
                 <w:sz w:val="19"/>
                 <w:szCs w:val="19"/>
               </w:rPr>
@@ -1477,7 +1868,7 @@
           <w:sz w:val="19"/>
           <w:szCs w:val="19"/>
         </w:rPr>
-        <w:t xml:space="preserve">QuickBooks · AM- Direct Mail account</w:t>
+        <w:t xml:space="preserve">QuickBooks · AM- Direct Mail account · months sum to ≈ $124,333 YTD</w:t>
       </w:r>
     </w:p>
     <w:tbl>
@@ -1983,6 +2374,68 @@
                 <w:szCs w:val="19"/>
               </w:rPr>
               <w:t xml:space="preserve">$10</w:t>
+            </w:r>
+          </w:p>
+        </w:tc>
+      </w:tr>
+      <w:tr>
+        <w:tc>
+          <w:tcPr>
+            <w:tcW w:type="dxa" w:w="4680"/>
+            <w:shd w:fill="E9EEF5" w:color="auto" w:val="clear"/>
+            <w:tcMar>
+              <w:top w:type="dxa" w:w="60"/>
+              <w:left w:type="dxa" w:w="110"/>
+              <w:bottom w:type="dxa" w:w="60"/>
+              <w:right w:type="dxa" w:w="110"/>
+            </w:tcMar>
+            <w:vAlign w:val="center"/>
+          </w:tcPr>
+          <w:p>
+            <w:pPr>
+              <w:spacing w:after="0" w:line="252"/>
+              <w:jc w:val="left"/>
+            </w:pPr>
+            <w:r>
+              <w:rPr>
+                <w:rFonts w:ascii="Calibri" w:cs="Calibri" w:eastAsia="Calibri" w:hAnsi="Calibri"/>
+                <w:b/>
+                <w:bCs/>
+                <w:color w:val="141413"/>
+                <w:sz w:val="19"/>
+                <w:szCs w:val="19"/>
+              </w:rPr>
+              <w:t xml:space="preserve">Total</w:t>
+            </w:r>
+          </w:p>
+        </w:tc>
+        <w:tc>
+          <w:tcPr>
+            <w:tcW w:type="dxa" w:w="4680"/>
+            <w:shd w:fill="E9EEF5" w:color="auto" w:val="clear"/>
+            <w:tcMar>
+              <w:top w:type="dxa" w:w="60"/>
+              <w:left w:type="dxa" w:w="110"/>
+              <w:bottom w:type="dxa" w:w="60"/>
+              <w:right w:type="dxa" w:w="110"/>
+            </w:tcMar>
+            <w:vAlign w:val="center"/>
+          </w:tcPr>
+          <w:p>
+            <w:pPr>
+              <w:spacing w:after="0" w:line="252"/>
+              <w:jc w:val="right"/>
+            </w:pPr>
+            <w:r>
+              <w:rPr>
+                <w:rFonts w:ascii="Calibri" w:cs="Calibri" w:eastAsia="Calibri" w:hAnsi="Calibri"/>
+                <w:b/>
+                <w:bCs/>
+                <w:color w:val="141413"/>
+                <w:sz w:val="19"/>
+                <w:szCs w:val="19"/>
+              </w:rPr>
+              <w:t xml:space="preserve">$124,331</w:t>
             </w:r>
           </w:p>
         </w:tc>
@@ -2531,7 +2984,107 @@
           </w:p>
         </w:tc>
       </w:tr>
+      <w:tr>
+        <w:tc>
+          <w:tcPr>
+            <w:tcW w:type="dxa" w:w="4680"/>
+            <w:shd w:fill="E9EEF5" w:color="auto" w:val="clear"/>
+            <w:tcMar>
+              <w:top w:type="dxa" w:w="60"/>
+              <w:left w:type="dxa" w:w="110"/>
+              <w:bottom w:type="dxa" w:w="60"/>
+              <w:right w:type="dxa" w:w="110"/>
+            </w:tcMar>
+            <w:vAlign w:val="center"/>
+          </w:tcPr>
+          <w:p>
+            <w:pPr>
+              <w:spacing w:after="0" w:line="252"/>
+              <w:jc w:val="left"/>
+            </w:pPr>
+            <w:r>
+              <w:rPr>
+                <w:rFonts w:ascii="Calibri" w:cs="Calibri" w:eastAsia="Calibri" w:hAnsi="Calibri"/>
+                <w:b/>
+                <w:bCs/>
+                <w:color w:val="141413"/>
+                <w:sz w:val="19"/>
+                <w:szCs w:val="19"/>
+              </w:rPr>
+              <w:t xml:space="preserve">Total (this cut)</w:t>
+            </w:r>
+          </w:p>
+        </w:tc>
+        <w:tc>
+          <w:tcPr>
+            <w:tcW w:type="dxa" w:w="4680"/>
+            <w:shd w:fill="E9EEF5" w:color="auto" w:val="clear"/>
+            <w:tcMar>
+              <w:top w:type="dxa" w:w="60"/>
+              <w:left w:type="dxa" w:w="110"/>
+              <w:bottom w:type="dxa" w:w="60"/>
+              <w:right w:type="dxa" w:w="110"/>
+            </w:tcMar>
+            <w:vAlign w:val="center"/>
+          </w:tcPr>
+          <w:p>
+            <w:pPr>
+              <w:spacing w:after="0" w:line="252"/>
+              <w:jc w:val="right"/>
+            </w:pPr>
+            <w:r>
+              <w:rPr>
+                <w:rFonts w:ascii="Calibri" w:cs="Calibri" w:eastAsia="Calibri" w:hAnsi="Calibri"/>
+                <w:b/>
+                <w:bCs/>
+                <w:color w:val="141413"/>
+                <w:sz w:val="19"/>
+                <w:szCs w:val="19"/>
+              </w:rPr>
+              <w:t xml:space="preserve">377</w:t>
+            </w:r>
+          </w:p>
+        </w:tc>
+      </w:tr>
     </w:tbl>
+    <w:p>
+      <w:pPr>
+        <w:pBdr>
+          <w:top w:val="single" w:color="E4E7EC" w:sz="2" w:space="6"/>
+          <w:bottom w:val="single" w:color="E4E7EC" w:sz="2" w:space="6"/>
+          <w:left w:val="single" w:color="B9770B" w:sz="18" w:space="8"/>
+          <w:right w:val="single" w:color="E4E7EC" w:sz="2" w:space="6"/>
+        </w:pBdr>
+        <w:shd w:fill="F7F8FA" w:color="auto" w:val="clear"/>
+        <w:spacing w:after="160" w:before="60" w:line="264"/>
+      </w:pPr>
+      <w:r>
+        <w:rPr>
+          <w:rFonts w:ascii="Calibri" w:cs="Calibri" w:eastAsia="Calibri" w:hAnsi="Calibri"/>
+          <w:b/>
+          <w:bCs/>
+          <w:i w:val="false"/>
+          <w:iCs w:val="false"/>
+          <w:color w:val="141413"/>
+          <w:sz w:val="20"/>
+          <w:szCs w:val="20"/>
+        </w:rPr>
+        <w:t xml:space="preserve">Why this sums to 377, not 410. </w:t>
+      </w:r>
+      <w:r>
+        <w:rPr>
+          <w:rFonts w:ascii="Calibri" w:cs="Calibri" w:eastAsia="Calibri" w:hAnsi="Calibri"/>
+          <w:b w:val="false"/>
+          <w:bCs w:val="false"/>
+          <w:i w:val="false"/>
+          <w:iCs w:val="false"/>
+          <w:color w:val="141413"/>
+          <w:sz w:val="20"/>
+          <w:szCs w:val="20"/>
+        </w:rPr>
+        <w:t xml:space="preserve">This monthly cut is the Jul 9 REI pull. The board has since grown to 410 through catch-up syncs and back-attribution of earlier direct-mail leads that lack a clean creation month (see the appendix log). Those 33 later additions are counted in the 410 board total but are not distributed into the months above.</w:t>
+      </w:r>
+    </w:p>
     <w:p>
       <w:pPr>
         <w:pStyle w:val="Heading2"/>
@@ -2547,7 +3100,7 @@
           <w:sz w:val="24"/>
           <w:szCs w:val="24"/>
         </w:rPr>
-        <w:t xml:space="preserve">Conversion funnel — direct mail</w:t>
+        <w:t xml:space="preserve">Pipeline by stage — direct mail</w:t>
       </w:r>
     </w:p>
     <w:p>
@@ -2565,7 +3118,7 @@
           <w:sz w:val="19"/>
           <w:szCs w:val="19"/>
         </w:rPr>
-        <w:t xml:space="preserve">Monday board groups · live · 2026 YTD</w:t>
+        <w:t xml:space="preserve">Monday board groups · live · 2026 YTD · sums to the 410-lead total</w:t>
       </w:r>
     </w:p>
     <w:tbl>
@@ -2644,7 +3197,7 @@
                 <w:sz w:val="19"/>
                 <w:szCs w:val="19"/>
               </w:rPr>
-              <w:t xml:space="preserve">Count</w:t>
+              <w:t xml:space="preserve">Leads</w:t>
             </w:r>
           </w:p>
         </w:tc>
@@ -2675,7 +3228,7 @@
                 <w:sz w:val="19"/>
                 <w:szCs w:val="19"/>
               </w:rPr>
-              <w:t xml:space="preserve">Direct-mail leads</w:t>
+              <w:t xml:space="preserve">New (not yet worked)</w:t>
             </w:r>
           </w:p>
         </w:tc>
@@ -2704,256 +3257,502 @@
                 <w:sz w:val="19"/>
                 <w:szCs w:val="19"/>
               </w:rPr>
+              <w:t xml:space="preserve">72</w:t>
+            </w:r>
+          </w:p>
+        </w:tc>
+      </w:tr>
+      <w:tr>
+        <w:tc>
+          <w:tcPr>
+            <w:tcW w:type="dxa" w:w="6560"/>
+            <w:shd w:fill="F2F5F9" w:color="auto" w:val="clear"/>
+            <w:tcMar>
+              <w:top w:type="dxa" w:w="60"/>
+              <w:left w:type="dxa" w:w="110"/>
+              <w:bottom w:type="dxa" w:w="60"/>
+              <w:right w:type="dxa" w:w="110"/>
+            </w:tcMar>
+            <w:vAlign w:val="center"/>
+          </w:tcPr>
+          <w:p>
+            <w:pPr>
+              <w:spacing w:after="0" w:line="252"/>
+              <w:jc w:val="left"/>
+            </w:pPr>
+            <w:r>
+              <w:rPr>
+                <w:rFonts w:ascii="Calibri" w:cs="Calibri" w:eastAsia="Calibri" w:hAnsi="Calibri"/>
+                <w:b w:val="false"/>
+                <w:bCs w:val="false"/>
+                <w:color w:val="141413"/>
+                <w:sz w:val="19"/>
+                <w:szCs w:val="19"/>
+              </w:rPr>
+              <w:t xml:space="preserve">Working / contacted</w:t>
+            </w:r>
+          </w:p>
+        </w:tc>
+        <w:tc>
+          <w:tcPr>
+            <w:tcW w:type="dxa" w:w="2800"/>
+            <w:shd w:fill="F2F5F9" w:color="auto" w:val="clear"/>
+            <w:tcMar>
+              <w:top w:type="dxa" w:w="60"/>
+              <w:left w:type="dxa" w:w="110"/>
+              <w:bottom w:type="dxa" w:w="60"/>
+              <w:right w:type="dxa" w:w="110"/>
+            </w:tcMar>
+            <w:vAlign w:val="center"/>
+          </w:tcPr>
+          <w:p>
+            <w:pPr>
+              <w:spacing w:after="0" w:line="252"/>
+              <w:jc w:val="right"/>
+            </w:pPr>
+            <w:r>
+              <w:rPr>
+                <w:rFonts w:ascii="Calibri" w:cs="Calibri" w:eastAsia="Calibri" w:hAnsi="Calibri"/>
+                <w:b w:val="false"/>
+                <w:bCs w:val="false"/>
+                <w:color w:val="141413"/>
+                <w:sz w:val="19"/>
+                <w:szCs w:val="19"/>
+              </w:rPr>
+              <w:t xml:space="preserve">80</w:t>
+            </w:r>
+          </w:p>
+        </w:tc>
+      </w:tr>
+      <w:tr>
+        <w:tc>
+          <w:tcPr>
+            <w:tcW w:type="dxa" w:w="6560"/>
+            <w:tcMar>
+              <w:top w:type="dxa" w:w="60"/>
+              <w:left w:type="dxa" w:w="110"/>
+              <w:bottom w:type="dxa" w:w="60"/>
+              <w:right w:type="dxa" w:w="110"/>
+            </w:tcMar>
+            <w:vAlign w:val="center"/>
+          </w:tcPr>
+          <w:p>
+            <w:pPr>
+              <w:spacing w:after="0" w:line="252"/>
+              <w:jc w:val="left"/>
+            </w:pPr>
+            <w:r>
+              <w:rPr>
+                <w:rFonts w:ascii="Calibri" w:cs="Calibri" w:eastAsia="Calibri" w:hAnsi="Calibri"/>
+                <w:b w:val="false"/>
+                <w:bCs w:val="false"/>
+                <w:color w:val="141413"/>
+                <w:sz w:val="19"/>
+                <w:szCs w:val="19"/>
+              </w:rPr>
+              <w:t xml:space="preserve">Appointment &amp; offer</w:t>
+            </w:r>
+          </w:p>
+        </w:tc>
+        <w:tc>
+          <w:tcPr>
+            <w:tcW w:type="dxa" w:w="2800"/>
+            <w:tcMar>
+              <w:top w:type="dxa" w:w="60"/>
+              <w:left w:type="dxa" w:w="110"/>
+              <w:bottom w:type="dxa" w:w="60"/>
+              <w:right w:type="dxa" w:w="110"/>
+            </w:tcMar>
+            <w:vAlign w:val="center"/>
+          </w:tcPr>
+          <w:p>
+            <w:pPr>
+              <w:spacing w:after="0" w:line="252"/>
+              <w:jc w:val="right"/>
+            </w:pPr>
+            <w:r>
+              <w:rPr>
+                <w:rFonts w:ascii="Calibri" w:cs="Calibri" w:eastAsia="Calibri" w:hAnsi="Calibri"/>
+                <w:b w:val="false"/>
+                <w:bCs w:val="false"/>
+                <w:color w:val="141413"/>
+                <w:sz w:val="19"/>
+                <w:szCs w:val="19"/>
+              </w:rPr>
+              <w:t xml:space="preserve">8</w:t>
+            </w:r>
+          </w:p>
+        </w:tc>
+      </w:tr>
+      <w:tr>
+        <w:tc>
+          <w:tcPr>
+            <w:tcW w:type="dxa" w:w="6560"/>
+            <w:shd w:fill="F2F5F9" w:color="auto" w:val="clear"/>
+            <w:tcMar>
+              <w:top w:type="dxa" w:w="60"/>
+              <w:left w:type="dxa" w:w="110"/>
+              <w:bottom w:type="dxa" w:w="60"/>
+              <w:right w:type="dxa" w:w="110"/>
+            </w:tcMar>
+            <w:vAlign w:val="center"/>
+          </w:tcPr>
+          <w:p>
+            <w:pPr>
+              <w:spacing w:after="0" w:line="252"/>
+              <w:jc w:val="left"/>
+            </w:pPr>
+            <w:r>
+              <w:rPr>
+                <w:rFonts w:ascii="Calibri" w:cs="Calibri" w:eastAsia="Calibri" w:hAnsi="Calibri"/>
+                <w:b w:val="false"/>
+                <w:bCs w:val="false"/>
+                <w:color w:val="141413"/>
+                <w:sz w:val="19"/>
+                <w:szCs w:val="19"/>
+              </w:rPr>
+              <w:t xml:space="preserve">Under contract</w:t>
+            </w:r>
+          </w:p>
+        </w:tc>
+        <w:tc>
+          <w:tcPr>
+            <w:tcW w:type="dxa" w:w="2800"/>
+            <w:shd w:fill="F2F5F9" w:color="auto" w:val="clear"/>
+            <w:tcMar>
+              <w:top w:type="dxa" w:w="60"/>
+              <w:left w:type="dxa" w:w="110"/>
+              <w:bottom w:type="dxa" w:w="60"/>
+              <w:right w:type="dxa" w:w="110"/>
+            </w:tcMar>
+            <w:vAlign w:val="center"/>
+          </w:tcPr>
+          <w:p>
+            <w:pPr>
+              <w:spacing w:after="0" w:line="252"/>
+              <w:jc w:val="right"/>
+            </w:pPr>
+            <w:r>
+              <w:rPr>
+                <w:rFonts w:ascii="Calibri" w:cs="Calibri" w:eastAsia="Calibri" w:hAnsi="Calibri"/>
+                <w:b w:val="false"/>
+                <w:bCs w:val="false"/>
+                <w:color w:val="141413"/>
+                <w:sz w:val="19"/>
+                <w:szCs w:val="19"/>
+              </w:rPr>
+              <w:t xml:space="preserve">1</w:t>
+            </w:r>
+          </w:p>
+        </w:tc>
+      </w:tr>
+      <w:tr>
+        <w:tc>
+          <w:tcPr>
+            <w:tcW w:type="dxa" w:w="6560"/>
+            <w:tcMar>
+              <w:top w:type="dxa" w:w="60"/>
+              <w:left w:type="dxa" w:w="110"/>
+              <w:bottom w:type="dxa" w:w="60"/>
+              <w:right w:type="dxa" w:w="110"/>
+            </w:tcMar>
+            <w:vAlign w:val="center"/>
+          </w:tcPr>
+          <w:p>
+            <w:pPr>
+              <w:spacing w:after="0" w:line="252"/>
+              <w:jc w:val="left"/>
+            </w:pPr>
+            <w:r>
+              <w:rPr>
+                <w:rFonts w:ascii="Calibri" w:cs="Calibri" w:eastAsia="Calibri" w:hAnsi="Calibri"/>
+                <w:b w:val="false"/>
+                <w:bCs w:val="false"/>
+                <w:color w:val="141413"/>
+                <w:sz w:val="19"/>
+                <w:szCs w:val="19"/>
+              </w:rPr>
+              <w:t xml:space="preserve">Cancelled contract</w:t>
+            </w:r>
+          </w:p>
+        </w:tc>
+        <w:tc>
+          <w:tcPr>
+            <w:tcW w:type="dxa" w:w="2800"/>
+            <w:tcMar>
+              <w:top w:type="dxa" w:w="60"/>
+              <w:left w:type="dxa" w:w="110"/>
+              <w:bottom w:type="dxa" w:w="60"/>
+              <w:right w:type="dxa" w:w="110"/>
+            </w:tcMar>
+            <w:vAlign w:val="center"/>
+          </w:tcPr>
+          <w:p>
+            <w:pPr>
+              <w:spacing w:after="0" w:line="252"/>
+              <w:jc w:val="right"/>
+            </w:pPr>
+            <w:r>
+              <w:rPr>
+                <w:rFonts w:ascii="Calibri" w:cs="Calibri" w:eastAsia="Calibri" w:hAnsi="Calibri"/>
+                <w:b w:val="false"/>
+                <w:bCs w:val="false"/>
+                <w:color w:val="141413"/>
+                <w:sz w:val="19"/>
+                <w:szCs w:val="19"/>
+              </w:rPr>
+              <w:t xml:space="preserve">1</w:t>
+            </w:r>
+          </w:p>
+        </w:tc>
+      </w:tr>
+      <w:tr>
+        <w:tc>
+          <w:tcPr>
+            <w:tcW w:type="dxa" w:w="6560"/>
+            <w:shd w:fill="F2F5F9" w:color="auto" w:val="clear"/>
+            <w:tcMar>
+              <w:top w:type="dxa" w:w="60"/>
+              <w:left w:type="dxa" w:w="110"/>
+              <w:bottom w:type="dxa" w:w="60"/>
+              <w:right w:type="dxa" w:w="110"/>
+            </w:tcMar>
+            <w:vAlign w:val="center"/>
+          </w:tcPr>
+          <w:p>
+            <w:pPr>
+              <w:spacing w:after="0" w:line="252"/>
+              <w:jc w:val="left"/>
+            </w:pPr>
+            <w:r>
+              <w:rPr>
+                <w:rFonts w:ascii="Calibri" w:cs="Calibri" w:eastAsia="Calibri" w:hAnsi="Calibri"/>
+                <w:b w:val="false"/>
+                <w:bCs w:val="false"/>
+                <w:color w:val="141413"/>
+                <w:sz w:val="19"/>
+                <w:szCs w:val="19"/>
+              </w:rPr>
+              <w:t xml:space="preserve">Won / acquired</w:t>
+            </w:r>
+          </w:p>
+        </w:tc>
+        <w:tc>
+          <w:tcPr>
+            <w:tcW w:type="dxa" w:w="2800"/>
+            <w:shd w:fill="F2F5F9" w:color="auto" w:val="clear"/>
+            <w:tcMar>
+              <w:top w:type="dxa" w:w="60"/>
+              <w:left w:type="dxa" w:w="110"/>
+              <w:bottom w:type="dxa" w:w="60"/>
+              <w:right w:type="dxa" w:w="110"/>
+            </w:tcMar>
+            <w:vAlign w:val="center"/>
+          </w:tcPr>
+          <w:p>
+            <w:pPr>
+              <w:spacing w:after="0" w:line="252"/>
+              <w:jc w:val="right"/>
+            </w:pPr>
+            <w:r>
+              <w:rPr>
+                <w:rFonts w:ascii="Calibri" w:cs="Calibri" w:eastAsia="Calibri" w:hAnsi="Calibri"/>
+                <w:b w:val="false"/>
+                <w:bCs w:val="false"/>
+                <w:color w:val="141413"/>
+                <w:sz w:val="19"/>
+                <w:szCs w:val="19"/>
+              </w:rPr>
+              <w:t xml:space="preserve">2</w:t>
+            </w:r>
+          </w:p>
+        </w:tc>
+      </w:tr>
+      <w:tr>
+        <w:tc>
+          <w:tcPr>
+            <w:tcW w:type="dxa" w:w="6560"/>
+            <w:tcMar>
+              <w:top w:type="dxa" w:w="60"/>
+              <w:left w:type="dxa" w:w="110"/>
+              <w:bottom w:type="dxa" w:w="60"/>
+              <w:right w:type="dxa" w:w="110"/>
+            </w:tcMar>
+            <w:vAlign w:val="center"/>
+          </w:tcPr>
+          <w:p>
+            <w:pPr>
+              <w:spacing w:after="0" w:line="252"/>
+              <w:jc w:val="left"/>
+            </w:pPr>
+            <w:r>
+              <w:rPr>
+                <w:rFonts w:ascii="Calibri" w:cs="Calibri" w:eastAsia="Calibri" w:hAnsi="Calibri"/>
+                <w:b w:val="false"/>
+                <w:bCs w:val="false"/>
+                <w:color w:val="141413"/>
+                <w:sz w:val="19"/>
+                <w:szCs w:val="19"/>
+              </w:rPr>
+              <w:t xml:space="preserve">Dead</w:t>
+            </w:r>
+          </w:p>
+        </w:tc>
+        <w:tc>
+          <w:tcPr>
+            <w:tcW w:type="dxa" w:w="2800"/>
+            <w:tcMar>
+              <w:top w:type="dxa" w:w="60"/>
+              <w:left w:type="dxa" w:w="110"/>
+              <w:bottom w:type="dxa" w:w="60"/>
+              <w:right w:type="dxa" w:w="110"/>
+            </w:tcMar>
+            <w:vAlign w:val="center"/>
+          </w:tcPr>
+          <w:p>
+            <w:pPr>
+              <w:spacing w:after="0" w:line="252"/>
+              <w:jc w:val="right"/>
+            </w:pPr>
+            <w:r>
+              <w:rPr>
+                <w:rFonts w:ascii="Calibri" w:cs="Calibri" w:eastAsia="Calibri" w:hAnsi="Calibri"/>
+                <w:b w:val="false"/>
+                <w:bCs w:val="false"/>
+                <w:color w:val="141413"/>
+                <w:sz w:val="19"/>
+                <w:szCs w:val="19"/>
+              </w:rPr>
+              <w:t xml:space="preserve">246</w:t>
+            </w:r>
+          </w:p>
+        </w:tc>
+      </w:tr>
+      <w:tr>
+        <w:tc>
+          <w:tcPr>
+            <w:tcW w:type="dxa" w:w="6560"/>
+            <w:shd w:fill="E9EEF5" w:color="auto" w:val="clear"/>
+            <w:tcMar>
+              <w:top w:type="dxa" w:w="60"/>
+              <w:left w:type="dxa" w:w="110"/>
+              <w:bottom w:type="dxa" w:w="60"/>
+              <w:right w:type="dxa" w:w="110"/>
+            </w:tcMar>
+            <w:vAlign w:val="center"/>
+          </w:tcPr>
+          <w:p>
+            <w:pPr>
+              <w:spacing w:after="0" w:line="252"/>
+              <w:jc w:val="left"/>
+            </w:pPr>
+            <w:r>
+              <w:rPr>
+                <w:rFonts w:ascii="Calibri" w:cs="Calibri" w:eastAsia="Calibri" w:hAnsi="Calibri"/>
+                <w:b/>
+                <w:bCs/>
+                <w:color w:val="141413"/>
+                <w:sz w:val="19"/>
+                <w:szCs w:val="19"/>
+              </w:rPr>
+              <w:t xml:space="preserve">Total</w:t>
+            </w:r>
+          </w:p>
+        </w:tc>
+        <w:tc>
+          <w:tcPr>
+            <w:tcW w:type="dxa" w:w="2800"/>
+            <w:shd w:fill="E9EEF5" w:color="auto" w:val="clear"/>
+            <w:tcMar>
+              <w:top w:type="dxa" w:w="60"/>
+              <w:left w:type="dxa" w:w="110"/>
+              <w:bottom w:type="dxa" w:w="60"/>
+              <w:right w:type="dxa" w:w="110"/>
+            </w:tcMar>
+            <w:vAlign w:val="center"/>
+          </w:tcPr>
+          <w:p>
+            <w:pPr>
+              <w:spacing w:after="0" w:line="252"/>
+              <w:jc w:val="right"/>
+            </w:pPr>
+            <w:r>
+              <w:rPr>
+                <w:rFonts w:ascii="Calibri" w:cs="Calibri" w:eastAsia="Calibri" w:hAnsi="Calibri"/>
+                <w:b/>
+                <w:bCs/>
+                <w:color w:val="141413"/>
+                <w:sz w:val="19"/>
+                <w:szCs w:val="19"/>
+              </w:rPr>
               <w:t xml:space="preserve">410</w:t>
             </w:r>
           </w:p>
         </w:tc>
       </w:tr>
-      <w:tr>
-        <w:tc>
-          <w:tcPr>
-            <w:tcW w:type="dxa" w:w="6560"/>
-            <w:shd w:fill="F2F5F9" w:color="auto" w:val="clear"/>
-            <w:tcMar>
-              <w:top w:type="dxa" w:w="60"/>
-              <w:left w:type="dxa" w:w="110"/>
-              <w:bottom w:type="dxa" w:w="60"/>
-              <w:right w:type="dxa" w:w="110"/>
-            </w:tcMar>
-            <w:vAlign w:val="center"/>
-          </w:tcPr>
-          <w:p>
-            <w:pPr>
-              <w:spacing w:after="0" w:line="252"/>
-              <w:jc w:val="left"/>
-            </w:pPr>
-            <w:r>
-              <w:rPr>
-                <w:rFonts w:ascii="Calibri" w:cs="Calibri" w:eastAsia="Calibri" w:hAnsi="Calibri"/>
-                <w:b w:val="false"/>
-                <w:bCs w:val="false"/>
-                <w:color w:val="141413"/>
-                <w:sz w:val="19"/>
-                <w:szCs w:val="19"/>
-              </w:rPr>
-              <w:t xml:space="preserve">Working / contacted</w:t>
-            </w:r>
-          </w:p>
-        </w:tc>
-        <w:tc>
-          <w:tcPr>
-            <w:tcW w:type="dxa" w:w="2800"/>
-            <w:shd w:fill="F2F5F9" w:color="auto" w:val="clear"/>
-            <w:tcMar>
-              <w:top w:type="dxa" w:w="60"/>
-              <w:left w:type="dxa" w:w="110"/>
-              <w:bottom w:type="dxa" w:w="60"/>
-              <w:right w:type="dxa" w:w="110"/>
-            </w:tcMar>
-            <w:vAlign w:val="center"/>
-          </w:tcPr>
-          <w:p>
-            <w:pPr>
-              <w:spacing w:after="0" w:line="252"/>
-              <w:jc w:val="right"/>
-            </w:pPr>
-            <w:r>
-              <w:rPr>
-                <w:rFonts w:ascii="Calibri" w:cs="Calibri" w:eastAsia="Calibri" w:hAnsi="Calibri"/>
-                <w:b w:val="false"/>
-                <w:bCs w:val="false"/>
-                <w:color w:val="141413"/>
-                <w:sz w:val="19"/>
-                <w:szCs w:val="19"/>
-              </w:rPr>
-              <w:t xml:space="preserve">80</w:t>
-            </w:r>
-          </w:p>
-        </w:tc>
-      </w:tr>
-      <w:tr>
-        <w:tc>
-          <w:tcPr>
-            <w:tcW w:type="dxa" w:w="6560"/>
-            <w:tcMar>
-              <w:top w:type="dxa" w:w="60"/>
-              <w:left w:type="dxa" w:w="110"/>
-              <w:bottom w:type="dxa" w:w="60"/>
-              <w:right w:type="dxa" w:w="110"/>
-            </w:tcMar>
-            <w:vAlign w:val="center"/>
-          </w:tcPr>
-          <w:p>
-            <w:pPr>
-              <w:spacing w:after="0" w:line="252"/>
-              <w:jc w:val="left"/>
-            </w:pPr>
-            <w:r>
-              <w:rPr>
-                <w:rFonts w:ascii="Calibri" w:cs="Calibri" w:eastAsia="Calibri" w:hAnsi="Calibri"/>
-                <w:b w:val="false"/>
-                <w:bCs w:val="false"/>
-                <w:color w:val="141413"/>
-                <w:sz w:val="19"/>
-                <w:szCs w:val="19"/>
-              </w:rPr>
-              <w:t xml:space="preserve">Appointment &amp; offer</w:t>
-            </w:r>
-          </w:p>
-        </w:tc>
-        <w:tc>
-          <w:tcPr>
-            <w:tcW w:type="dxa" w:w="2800"/>
-            <w:tcMar>
-              <w:top w:type="dxa" w:w="60"/>
-              <w:left w:type="dxa" w:w="110"/>
-              <w:bottom w:type="dxa" w:w="60"/>
-              <w:right w:type="dxa" w:w="110"/>
-            </w:tcMar>
-            <w:vAlign w:val="center"/>
-          </w:tcPr>
-          <w:p>
-            <w:pPr>
-              <w:spacing w:after="0" w:line="252"/>
-              <w:jc w:val="right"/>
-            </w:pPr>
-            <w:r>
-              <w:rPr>
-                <w:rFonts w:ascii="Calibri" w:cs="Calibri" w:eastAsia="Calibri" w:hAnsi="Calibri"/>
-                <w:b w:val="false"/>
-                <w:bCs w:val="false"/>
-                <w:color w:val="141413"/>
-                <w:sz w:val="19"/>
-                <w:szCs w:val="19"/>
-              </w:rPr>
-              <w:t xml:space="preserve">8</w:t>
-            </w:r>
-          </w:p>
-        </w:tc>
-      </w:tr>
-      <w:tr>
-        <w:tc>
-          <w:tcPr>
-            <w:tcW w:type="dxa" w:w="6560"/>
-            <w:shd w:fill="F2F5F9" w:color="auto" w:val="clear"/>
-            <w:tcMar>
-              <w:top w:type="dxa" w:w="60"/>
-              <w:left w:type="dxa" w:w="110"/>
-              <w:bottom w:type="dxa" w:w="60"/>
-              <w:right w:type="dxa" w:w="110"/>
-            </w:tcMar>
-            <w:vAlign w:val="center"/>
-          </w:tcPr>
-          <w:p>
-            <w:pPr>
-              <w:spacing w:after="0" w:line="252"/>
-              <w:jc w:val="left"/>
-            </w:pPr>
-            <w:r>
-              <w:rPr>
-                <w:rFonts w:ascii="Calibri" w:cs="Calibri" w:eastAsia="Calibri" w:hAnsi="Calibri"/>
-                <w:b w:val="false"/>
-                <w:bCs w:val="false"/>
-                <w:color w:val="141413"/>
-                <w:sz w:val="19"/>
-                <w:szCs w:val="19"/>
-              </w:rPr>
-              <w:t xml:space="preserve">Under contract</w:t>
-            </w:r>
-          </w:p>
-        </w:tc>
-        <w:tc>
-          <w:tcPr>
-            <w:tcW w:type="dxa" w:w="2800"/>
-            <w:shd w:fill="F2F5F9" w:color="auto" w:val="clear"/>
-            <w:tcMar>
-              <w:top w:type="dxa" w:w="60"/>
-              <w:left w:type="dxa" w:w="110"/>
-              <w:bottom w:type="dxa" w:w="60"/>
-              <w:right w:type="dxa" w:w="110"/>
-            </w:tcMar>
-            <w:vAlign w:val="center"/>
-          </w:tcPr>
-          <w:p>
-            <w:pPr>
-              <w:spacing w:after="0" w:line="252"/>
-              <w:jc w:val="right"/>
-            </w:pPr>
-            <w:r>
-              <w:rPr>
-                <w:rFonts w:ascii="Calibri" w:cs="Calibri" w:eastAsia="Calibri" w:hAnsi="Calibri"/>
-                <w:b w:val="false"/>
-                <w:bCs w:val="false"/>
-                <w:color w:val="141413"/>
-                <w:sz w:val="19"/>
-                <w:szCs w:val="19"/>
-              </w:rPr>
-              <w:t xml:space="preserve">1</w:t>
-            </w:r>
-          </w:p>
-        </w:tc>
-      </w:tr>
-      <w:tr>
-        <w:tc>
-          <w:tcPr>
-            <w:tcW w:type="dxa" w:w="6560"/>
-            <w:tcMar>
-              <w:top w:type="dxa" w:w="60"/>
-              <w:left w:type="dxa" w:w="110"/>
-              <w:bottom w:type="dxa" w:w="60"/>
-              <w:right w:type="dxa" w:w="110"/>
-            </w:tcMar>
-            <w:vAlign w:val="center"/>
-          </w:tcPr>
-          <w:p>
-            <w:pPr>
-              <w:spacing w:after="0" w:line="252"/>
-              <w:jc w:val="left"/>
-            </w:pPr>
-            <w:r>
-              <w:rPr>
-                <w:rFonts w:ascii="Calibri" w:cs="Calibri" w:eastAsia="Calibri" w:hAnsi="Calibri"/>
-                <w:b w:val="false"/>
-                <w:bCs w:val="false"/>
-                <w:color w:val="141413"/>
-                <w:sz w:val="19"/>
-                <w:szCs w:val="19"/>
-              </w:rPr>
-              <w:t xml:space="preserve">Won / acquired</w:t>
-            </w:r>
-          </w:p>
-        </w:tc>
-        <w:tc>
-          <w:tcPr>
-            <w:tcW w:type="dxa" w:w="2800"/>
-            <w:tcMar>
-              <w:top w:type="dxa" w:w="60"/>
-              <w:left w:type="dxa" w:w="110"/>
-              <w:bottom w:type="dxa" w:w="60"/>
-              <w:right w:type="dxa" w:w="110"/>
-            </w:tcMar>
-            <w:vAlign w:val="center"/>
-          </w:tcPr>
-          <w:p>
-            <w:pPr>
-              <w:spacing w:after="0" w:line="252"/>
-              <w:jc w:val="right"/>
-            </w:pPr>
-            <w:r>
-              <w:rPr>
-                <w:rFonts w:ascii="Calibri" w:cs="Calibri" w:eastAsia="Calibri" w:hAnsi="Calibri"/>
-                <w:b w:val="false"/>
-                <w:bCs w:val="false"/>
-                <w:color w:val="141413"/>
-                <w:sz w:val="19"/>
-                <w:szCs w:val="19"/>
-              </w:rPr>
-              <w:t xml:space="preserve">2</w:t>
-            </w:r>
-          </w:p>
-        </w:tc>
-      </w:tr>
     </w:tbl>
+    <w:p>
+      <w:pPr>
+        <w:spacing w:after="80" w:before="0" w:line="264"/>
+      </w:pPr>
+      <w:r>
+        <w:rPr>
+          <w:rFonts w:ascii="Calibri" w:cs="Calibri" w:eastAsia="Calibri" w:hAnsi="Calibri"/>
+          <w:b/>
+          <w:bCs/>
+          <w:i w:val="false"/>
+          <w:iCs w:val="false"/>
+          <w:color w:val="141413"/>
+          <w:sz w:val="20"/>
+          <w:szCs w:val="20"/>
+        </w:rPr>
+        <w:t xml:space="preserve">Active pipeline = 91</w:t>
+      </w:r>
+      <w:r>
+        <w:rPr>
+          <w:rFonts w:ascii="Calibri" w:cs="Calibri" w:eastAsia="Calibri" w:hAnsi="Calibri"/>
+          <w:b w:val="false"/>
+          <w:bCs w:val="false"/>
+          <w:i w:val="false"/>
+          <w:iCs w:val="false"/>
+          <w:color w:val="141413"/>
+          <w:sz w:val="20"/>
+          <w:szCs w:val="20"/>
+        </w:rPr>
+        <w:t xml:space="preserve">  (working 80 + appointment 8 + under contract 1 + won 2). The remaining 319 are 72 not-yet-worked and 246 dead, plus 1 cancelled contract.</w:t>
+      </w:r>
+    </w:p>
+    <w:p>
+      <w:pPr>
+        <w:spacing w:after="140" w:before="0" w:line="264"/>
+      </w:pPr>
+      <w:r>
+        <w:rPr>
+          <w:rFonts w:ascii="Calibri" w:cs="Calibri" w:eastAsia="Calibri" w:hAnsi="Calibri"/>
+          <w:b/>
+          <w:bCs/>
+          <w:i w:val="false"/>
+          <w:iCs w:val="false"/>
+          <w:color w:val="141413"/>
+          <w:sz w:val="20"/>
+          <w:szCs w:val="20"/>
+        </w:rPr>
+        <w:t xml:space="preserve">By source: </w:t>
+      </w:r>
+      <w:r>
+        <w:rPr>
+          <w:rFonts w:ascii="Calibri" w:cs="Calibri" w:eastAsia="Calibri" w:hAnsi="Calibri"/>
+          <w:b w:val="false"/>
+          <w:bCs w:val="false"/>
+          <w:i w:val="false"/>
+          <w:iCs w:val="false"/>
+          <w:color w:val="141413"/>
+          <w:sz w:val="20"/>
+          <w:szCs w:val="20"/>
+        </w:rPr>
+        <w:t xml:space="preserve">142 Postcard · 267 Checks · 1 Letters (sums to 410).</w:t>
+      </w:r>
+    </w:p>
     <w:p>
       <w:pPr>
         <w:pBdr>
@@ -3002,7 +3801,59 @@
           <w:sz w:val="20"/>
           <w:szCs w:val="20"/>
         </w:rPr>
-        <w:t xml:space="preserve"> (Damond Dixon’s $120K Oakland contract was cancelled — moved to the Cancelled Contract group). REI Blackbook now reports </w:t>
+        <w:t xml:space="preserve">. The 2 acquisitions are </w:t>
+      </w:r>
+      <w:r>
+        <w:rPr>
+          <w:rFonts w:ascii="Calibri" w:cs="Calibri" w:eastAsia="Calibri" w:hAnsi="Calibri"/>
+          <w:b/>
+          <w:bCs/>
+          <w:i w:val="false"/>
+          <w:iCs w:val="false"/>
+          <w:color w:val="141413"/>
+          <w:sz w:val="20"/>
+          <w:szCs w:val="20"/>
+        </w:rPr>
+        <w:t xml:space="preserve">Denise Marks</w:t>
+      </w:r>
+      <w:r>
+        <w:rPr>
+          <w:rFonts w:ascii="Calibri" w:cs="Calibri" w:eastAsia="Calibri" w:hAnsi="Calibri"/>
+          <w:b w:val="false"/>
+          <w:bCs w:val="false"/>
+          <w:i w:val="false"/>
+          <w:iCs w:val="false"/>
+          <w:color w:val="141413"/>
+          <w:sz w:val="20"/>
+          <w:szCs w:val="20"/>
+        </w:rPr>
+        <w:t xml:space="preserve"> and </w:t>
+      </w:r>
+      <w:r>
+        <w:rPr>
+          <w:rFonts w:ascii="Calibri" w:cs="Calibri" w:eastAsia="Calibri" w:hAnsi="Calibri"/>
+          <w:b/>
+          <w:bCs/>
+          <w:i w:val="false"/>
+          <w:iCs w:val="false"/>
+          <w:color w:val="141413"/>
+          <w:sz w:val="20"/>
+          <w:szCs w:val="20"/>
+        </w:rPr>
+        <w:t xml:space="preserve">Dianne Andrews</w:t>
+      </w:r>
+      <w:r>
+        <w:rPr>
+          <w:rFonts w:ascii="Calibri" w:cs="Calibri" w:eastAsia="Calibri" w:hAnsi="Calibri"/>
+          <w:b w:val="false"/>
+          <w:bCs w:val="false"/>
+          <w:i w:val="false"/>
+          <w:iCs w:val="false"/>
+          <w:color w:val="141413"/>
+          <w:sz w:val="20"/>
+          <w:szCs w:val="20"/>
+        </w:rPr>
+        <w:t xml:space="preserve"> (Oakland, checks); the 1 under-contract deal is Jose Espinoza (Lake Elsinore). Damond Dixon’s $120K Oakland contract was cancelled (moved to the Cancelled Contract group). REI reports </w:t>
       </w:r>
       <w:r>
         <w:rPr>
@@ -3028,7 +3879,7 @@
           <w:sz w:val="20"/>
           <w:szCs w:val="20"/>
         </w:rPr>
-        <w:t xml:space="preserve"> (Oakland, checks) — first real revenue attribution. Denise Marks’ revenue is still blank in REI, and QuickBooks still shows $0 booked; overall direct-mail ROA so far: </w:t>
+        <w:t xml:space="preserve"> — the first real attribution; Denise Marks’ revenue is still blank in REI and QuickBooks shows $0 booked. Overall direct-mail ROA: </w:t>
       </w:r>
       <w:r>
         <w:rPr>
@@ -3054,7 +3905,7 @@
           <w:sz w:val="20"/>
           <w:szCs w:val="20"/>
         </w:rPr>
-        <w:t xml:space="preserve"> ($35.9K / $124.3K).</w:t>
+        <w:t xml:space="preserve">.</w:t>
       </w:r>
     </w:p>
     <w:p>
@@ -3090,7 +3941,7 @@
           <w:sz w:val="19"/>
           <w:szCs w:val="19"/>
         </w:rPr>
-        <w:t xml:space="preserve">~54 of 374 leads carry a campaign name (14%)</w:t>
+        <w:t xml:space="preserve">Campaign-name attribution on the 410-lead board</w:t>
       </w:r>
     </w:p>
     <w:tbl>
@@ -3596,6 +4447,68 @@
                 <w:szCs w:val="19"/>
               </w:rPr>
               <w:t xml:space="preserve">11</w:t>
+            </w:r>
+          </w:p>
+        </w:tc>
+      </w:tr>
+      <w:tr>
+        <w:tc>
+          <w:tcPr>
+            <w:tcW w:type="dxa" w:w="6560"/>
+            <w:shd w:fill="E9EEF5" w:color="auto" w:val="clear"/>
+            <w:tcMar>
+              <w:top w:type="dxa" w:w="60"/>
+              <w:left w:type="dxa" w:w="110"/>
+              <w:bottom w:type="dxa" w:w="60"/>
+              <w:right w:type="dxa" w:w="110"/>
+            </w:tcMar>
+            <w:vAlign w:val="center"/>
+          </w:tcPr>
+          <w:p>
+            <w:pPr>
+              <w:spacing w:after="0" w:line="252"/>
+              <w:jc w:val="left"/>
+            </w:pPr>
+            <w:r>
+              <w:rPr>
+                <w:rFonts w:ascii="Calibri" w:cs="Calibri" w:eastAsia="Calibri" w:hAnsi="Calibri"/>
+                <w:b/>
+                <w:bCs/>
+                <w:color w:val="141413"/>
+                <w:sz w:val="19"/>
+                <w:szCs w:val="19"/>
+              </w:rPr>
+              <w:t xml:space="preserve">Total tagged</w:t>
+            </w:r>
+          </w:p>
+        </w:tc>
+        <w:tc>
+          <w:tcPr>
+            <w:tcW w:type="dxa" w:w="2800"/>
+            <w:shd w:fill="E9EEF5" w:color="auto" w:val="clear"/>
+            <w:tcMar>
+              <w:top w:type="dxa" w:w="60"/>
+              <w:left w:type="dxa" w:w="110"/>
+              <w:bottom w:type="dxa" w:w="60"/>
+              <w:right w:type="dxa" w:w="110"/>
+            </w:tcMar>
+            <w:vAlign w:val="center"/>
+          </w:tcPr>
+          <w:p>
+            <w:pPr>
+              <w:spacing w:after="0" w:line="252"/>
+              <w:jc w:val="right"/>
+            </w:pPr>
+            <w:r>
+              <w:rPr>
+                <w:rFonts w:ascii="Calibri" w:cs="Calibri" w:eastAsia="Calibri" w:hAnsi="Calibri"/>
+                <w:b/>
+                <w:bCs/>
+                <w:color w:val="141413"/>
+                <w:sz w:val="19"/>
+                <w:szCs w:val="19"/>
+              </w:rPr>
+              <w:t xml:space="preserve">~54</w:t>
             </w:r>
           </w:p>
         </w:tc>
@@ -3623,7 +4536,7 @@
           <w:sz w:val="20"/>
           <w:szCs w:val="20"/>
         </w:rPr>
-        <w:t xml:space="preserve">86% of direct-mail leads have </w:t>
+        <w:t xml:space="preserve">Only ~54 of 410 direct-mail leads carry a campaign name (≈13%) — meaning </w:t>
       </w:r>
       <w:r>
         <w:rPr>
@@ -3636,7 +4549,7 @@
           <w:sz w:val="20"/>
           <w:szCs w:val="20"/>
         </w:rPr>
-        <w:t xml:space="preserve">no campaign tag</w:t>
+        <w:t xml:space="preserve">≈87% have no campaign tag</w:t>
       </w:r>
       <w:r>
         <w:rPr>
@@ -3649,7 +4562,7 @@
           <w:sz w:val="20"/>
           <w:szCs w:val="20"/>
         </w:rPr>
-        <w:t xml:space="preserve"> — the attribution gap the integration is meant to close.</w:t>
+        <w:t xml:space="preserve">. Closing this attribution gap is the point of the integration.</w:t>
       </w:r>
     </w:p>
     <w:p>
@@ -3702,7 +4615,7 @@
           <w:sz w:val="24"/>
           <w:szCs w:val="24"/>
         </w:rPr>
-        <w:t xml:space="preserve">Property pipeline stages</w:t>
+        <w:t xml:space="preserve">All-source property pipeline (context)</w:t>
       </w:r>
     </w:p>
     <w:p>
@@ -3720,7 +4633,7 @@
           <w:sz w:val="19"/>
           <w:szCs w:val="19"/>
         </w:rPr>
-        <w:t xml:space="preserve">Monday.com / REI property inbox</w:t>
+        <w:t xml:space="preserve">The overall property / deal inbox on Monday — not scoped to direct mail; shown for context</w:t>
       </w:r>
     </w:p>
     <w:tbl>
@@ -4124,7 +5037,7 @@
           <w:sz w:val="24"/>
           <w:szCs w:val="24"/>
         </w:rPr>
-        <w:t xml:space="preserve">Redstone mail production</w:t>
+        <w:t xml:space="preserve">Redstone mail production — May–Jul relaunch</w:t>
       </w:r>
     </w:p>
     <w:p>
@@ -4142,7 +5055,7 @@
           <w:sz w:val="19"/>
           <w:szCs w:val="19"/>
         </w:rPr>
-        <w:t xml:space="preserve">Monday.com · Red Stone Upload · May–Jul (relaunch era)</w:t>
+        <w:t xml:space="preserve">Monday.com · "Red Stone Upload" · the relaunch-era production subset, distinct from the full postcard campaign in Section 4</w:t>
       </w:r>
     </w:p>
     <w:tbl>
@@ -4545,7 +5458,7 @@
           <w:sz w:val="30"/>
           <w:szCs w:val="30"/>
         </w:rPr>
-        <w:t xml:space="preserve">3 · Lead Map — Valid, Appointment &amp; Acquired Leads</w:t>
+        <w:t xml:space="preserve">3 · Lead Geography — Active Pipeline</w:t>
       </w:r>
     </w:p>
     <w:p>
@@ -4563,7 +5476,7 @@
           <w:sz w:val="19"/>
           <w:szCs w:val="19"/>
         </w:rPr>
-        <w:t xml:space="preserve">Every active direct-mail lead geocoded from its property address on the Monday board. Showing 82 of 88 active leads (6 fall outside the Bay Area / Central Valley frame).</w:t>
+        <w:t xml:space="preserve">The 91 active direct-mail leads (working, appointment, under contract, won) geocoded from their Monday property addresses. Source: Monday.com.</w:t>
       </w:r>
     </w:p>
     <w:tbl>
@@ -4612,7 +5525,7 @@
                 <w:sz w:val="19"/>
                 <w:szCs w:val="19"/>
               </w:rPr>
-              <w:t xml:space="preserve">Stage</w:t>
+              <w:t xml:space="preserve">Active stage</w:t>
             </w:r>
           </w:p>
         </w:tc>
@@ -4642,7 +5555,7 @@
                 <w:sz w:val="19"/>
                 <w:szCs w:val="19"/>
               </w:rPr>
-              <w:t xml:space="preserve">Geocoded leads</w:t>
+              <w:t xml:space="preserve">Leads</w:t>
             </w:r>
           </w:p>
         </w:tc>
@@ -4673,7 +5586,7 @@
                 <w:sz w:val="19"/>
                 <w:szCs w:val="19"/>
               </w:rPr>
-              <w:t xml:space="preserve">New</w:t>
+              <w:t xml:space="preserve">Working / contacted</w:t>
             </w:r>
           </w:p>
         </w:tc>
@@ -4702,7 +5615,7 @@
                 <w:sz w:val="19"/>
                 <w:szCs w:val="19"/>
               </w:rPr>
-              <w:t xml:space="preserve">27</w:t>
+              <w:t xml:space="preserve">80</w:t>
             </w:r>
           </w:p>
         </w:tc>
@@ -4734,7 +5647,7 @@
                 <w:sz w:val="19"/>
                 <w:szCs w:val="19"/>
               </w:rPr>
-              <w:t xml:space="preserve">Contacted</w:t>
+              <w:t xml:space="preserve">Appointment &amp; offer</w:t>
             </w:r>
           </w:p>
         </w:tc>
@@ -4764,7 +5677,7 @@
                 <w:sz w:val="19"/>
                 <w:szCs w:val="19"/>
               </w:rPr>
-              <w:t xml:space="preserve">32</w:t>
+              <w:t xml:space="preserve">8</w:t>
             </w:r>
           </w:p>
         </w:tc>
@@ -4795,7 +5708,7 @@
                 <w:sz w:val="19"/>
                 <w:szCs w:val="19"/>
               </w:rPr>
-              <w:t xml:space="preserve">Interested</w:t>
+              <w:t xml:space="preserve">Under contract</w:t>
             </w:r>
           </w:p>
         </w:tc>
@@ -4824,7 +5737,7 @@
                 <w:sz w:val="19"/>
                 <w:szCs w:val="19"/>
               </w:rPr>
-              <w:t xml:space="preserve">8</w:t>
+              <w:t xml:space="preserve">1</w:t>
             </w:r>
           </w:p>
         </w:tc>
@@ -4856,7 +5769,7 @@
                 <w:sz w:val="19"/>
                 <w:szCs w:val="19"/>
               </w:rPr>
-              <w:t xml:space="preserve">Under Contract</w:t>
+              <w:t xml:space="preserve">Won / acquired</w:t>
             </w:r>
           </w:p>
         </w:tc>
@@ -4886,7 +5799,7 @@
                 <w:sz w:val="19"/>
                 <w:szCs w:val="19"/>
               </w:rPr>
-              <w:t xml:space="preserve">1</w:t>
+              <w:t xml:space="preserve">2</w:t>
             </w:r>
           </w:p>
         </w:tc>
@@ -4895,128 +5808,7 @@
         <w:tc>
           <w:tcPr>
             <w:tcW w:type="dxa" w:w="6560"/>
-            <w:tcMar>
-              <w:top w:type="dxa" w:w="60"/>
-              <w:left w:type="dxa" w:w="110"/>
-              <w:bottom w:type="dxa" w:w="60"/>
-              <w:right w:type="dxa" w:w="110"/>
-            </w:tcMar>
-            <w:vAlign w:val="center"/>
-          </w:tcPr>
-          <w:p>
-            <w:pPr>
-              <w:spacing w:after="0" w:line="252"/>
-              <w:jc w:val="left"/>
-            </w:pPr>
-            <w:r>
-              <w:rPr>
-                <w:rFonts w:ascii="Calibri" w:cs="Calibri" w:eastAsia="Calibri" w:hAnsi="Calibri"/>
-                <w:b w:val="false"/>
-                <w:bCs w:val="false"/>
-                <w:color w:val="141413"/>
-                <w:sz w:val="19"/>
-                <w:szCs w:val="19"/>
-              </w:rPr>
-              <w:t xml:space="preserve">Appointment</w:t>
-            </w:r>
-          </w:p>
-        </w:tc>
-        <w:tc>
-          <w:tcPr>
-            <w:tcW w:type="dxa" w:w="2800"/>
-            <w:tcMar>
-              <w:top w:type="dxa" w:w="60"/>
-              <w:left w:type="dxa" w:w="110"/>
-              <w:bottom w:type="dxa" w:w="60"/>
-              <w:right w:type="dxa" w:w="110"/>
-            </w:tcMar>
-            <w:vAlign w:val="center"/>
-          </w:tcPr>
-          <w:p>
-            <w:pPr>
-              <w:spacing w:after="0" w:line="252"/>
-              <w:jc w:val="right"/>
-            </w:pPr>
-            <w:r>
-              <w:rPr>
-                <w:rFonts w:ascii="Calibri" w:cs="Calibri" w:eastAsia="Calibri" w:hAnsi="Calibri"/>
-                <w:b w:val="false"/>
-                <w:bCs w:val="false"/>
-                <w:color w:val="141413"/>
-                <w:sz w:val="19"/>
-                <w:szCs w:val="19"/>
-              </w:rPr>
-              <w:t xml:space="preserve">11</w:t>
-            </w:r>
-          </w:p>
-        </w:tc>
-      </w:tr>
-      <w:tr>
-        <w:tc>
-          <w:tcPr>
-            <w:tcW w:type="dxa" w:w="6560"/>
-            <w:shd w:fill="F2F5F9" w:color="auto" w:val="clear"/>
-            <w:tcMar>
-              <w:top w:type="dxa" w:w="60"/>
-              <w:left w:type="dxa" w:w="110"/>
-              <w:bottom w:type="dxa" w:w="60"/>
-              <w:right w:type="dxa" w:w="110"/>
-            </w:tcMar>
-            <w:vAlign w:val="center"/>
-          </w:tcPr>
-          <w:p>
-            <w:pPr>
-              <w:spacing w:after="0" w:line="252"/>
-              <w:jc w:val="left"/>
-            </w:pPr>
-            <w:r>
-              <w:rPr>
-                <w:rFonts w:ascii="Calibri" w:cs="Calibri" w:eastAsia="Calibri" w:hAnsi="Calibri"/>
-                <w:b w:val="false"/>
-                <w:bCs w:val="false"/>
-                <w:color w:val="141413"/>
-                <w:sz w:val="19"/>
-                <w:szCs w:val="19"/>
-              </w:rPr>
-              <w:t xml:space="preserve">Acquired</w:t>
-            </w:r>
-          </w:p>
-        </w:tc>
-        <w:tc>
-          <w:tcPr>
-            <w:tcW w:type="dxa" w:w="2800"/>
-            <w:shd w:fill="F2F5F9" w:color="auto" w:val="clear"/>
-            <w:tcMar>
-              <w:top w:type="dxa" w:w="60"/>
-              <w:left w:type="dxa" w:w="110"/>
-              <w:bottom w:type="dxa" w:w="60"/>
-              <w:right w:type="dxa" w:w="110"/>
-            </w:tcMar>
-            <w:vAlign w:val="center"/>
-          </w:tcPr>
-          <w:p>
-            <w:pPr>
-              <w:spacing w:after="0" w:line="252"/>
-              <w:jc w:val="right"/>
-            </w:pPr>
-            <w:r>
-              <w:rPr>
-                <w:rFonts w:ascii="Calibri" w:cs="Calibri" w:eastAsia="Calibri" w:hAnsi="Calibri"/>
-                <w:b w:val="false"/>
-                <w:bCs w:val="false"/>
-                <w:color w:val="141413"/>
-                <w:sz w:val="19"/>
-                <w:szCs w:val="19"/>
-              </w:rPr>
-              <w:t xml:space="preserve">3</w:t>
-            </w:r>
-          </w:p>
-        </w:tc>
-      </w:tr>
-      <w:tr>
-        <w:tc>
-          <w:tcPr>
-            <w:tcW w:type="dxa" w:w="6560"/>
+            <w:shd w:fill="E9EEF5" w:color="auto" w:val="clear"/>
             <w:tcMar>
               <w:top w:type="dxa" w:w="60"/>
               <w:left w:type="dxa" w:w="110"/>
@@ -5039,13 +5831,14 @@
                 <w:sz w:val="19"/>
                 <w:szCs w:val="19"/>
               </w:rPr>
-              <w:t xml:space="preserve">Total shown</w:t>
+              <w:t xml:space="preserve">Total active</w:t>
             </w:r>
           </w:p>
         </w:tc>
         <w:tc>
           <w:tcPr>
             <w:tcW w:type="dxa" w:w="2800"/>
+            <w:shd w:fill="E9EEF5" w:color="auto" w:val="clear"/>
             <w:tcMar>
               <w:top w:type="dxa" w:w="60"/>
               <w:left w:type="dxa" w:w="110"/>
@@ -5068,7 +5861,7 @@
                 <w:sz w:val="19"/>
                 <w:szCs w:val="19"/>
               </w:rPr>
-              <w:t xml:space="preserve">82</w:t>
+              <w:t xml:space="preserve">91</w:t>
             </w:r>
           </w:p>
         </w:tc>
@@ -5109,7 +5902,7 @@
           <w:sz w:val="20"/>
           <w:szCs w:val="20"/>
         </w:rPr>
-        <w:t xml:space="preserve"> Appointments and all 3 acquisitions cluster around Oakland, the I-80 corridor and the 205/99 Central Valley — the same areas the postcards concentrate. That geographic overlap is where the follow-up muscle should go.</w:t>
+        <w:t xml:space="preserve"> Appointments and both acquisitions (Denise Marks, Dianne Andrews) cluster around Oakland, the I-80 corridor and the 205/99 Central Valley — the same areas the postcards concentrate. That geographic overlap is where the follow-up muscle should go.</w:t>
       </w:r>
     </w:p>
     <w:p>
@@ -5144,7 +5937,7 @@
           <w:sz w:val="19"/>
           <w:szCs w:val="19"/>
         </w:rPr>
-        <w:t xml:space="preserve">Twin Home Buyer’s own "KPI Postcard" Google Sheet — the source of truth for postcards. Full campaign: Dec 3, 2025 – May 29, 2026 (218 days).</w:t>
+        <w:t xml:space="preserve">Twin Home Buyer’s own "KPI Postcard" Google Sheet — the source of truth for postcards. Figures are the Jul 21 reading.</w:t>
       </w:r>
     </w:p>
     <w:tbl>
@@ -5160,9 +5953,9 @@
         </w:tblBorders>
       </w:tblPr>
       <w:tblGrid>
-        <w:gridCol w:w="3000"/>
+        <w:gridCol w:w="3400"/>
         <w:gridCol w:w="2100"/>
-        <w:gridCol w:w="4260"/>
+        <w:gridCol w:w="3860"/>
       </w:tblGrid>
       <w:tr>
         <w:trPr>
@@ -5170,7 +5963,7 @@
         </w:trPr>
         <w:tc>
           <w:tcPr>
-            <w:tcW w:type="dxa" w:w="3000"/>
+            <w:tcW w:type="dxa" w:w="3400"/>
             <w:shd w:fill="1F3A5F" w:color="auto" w:val="clear"/>
             <w:tcMar>
               <w:top w:type="dxa" w:w="60"/>
@@ -5230,7 +6023,7 @@
         </w:tc>
         <w:tc>
           <w:tcPr>
-            <w:tcW w:type="dxa" w:w="4260"/>
+            <w:tcW w:type="dxa" w:w="3860"/>
             <w:shd w:fill="1F3A5F" w:color="auto" w:val="clear"/>
             <w:tcMar>
               <w:top w:type="dxa" w:w="60"/>
@@ -5262,30 +6055,30 @@
       <w:tr>
         <w:tc>
           <w:tcPr>
-            <w:tcW w:type="dxa" w:w="3000"/>
-            <w:tcMar>
-              <w:top w:type="dxa" w:w="60"/>
-              <w:left w:type="dxa" w:w="110"/>
-              <w:bottom w:type="dxa" w:w="60"/>
-              <w:right w:type="dxa" w:w="110"/>
-            </w:tcMar>
-            <w:vAlign w:val="center"/>
-          </w:tcPr>
-          <w:p>
-            <w:pPr>
-              <w:spacing w:after="0" w:line="252"/>
-              <w:jc w:val="left"/>
-            </w:pPr>
-            <w:r>
-              <w:rPr>
-                <w:rFonts w:ascii="Calibri" w:cs="Calibri" w:eastAsia="Calibri" w:hAnsi="Calibri"/>
-                <w:b w:val="false"/>
-                <w:bCs w:val="false"/>
-                <w:color w:val="141413"/>
-                <w:sz w:val="19"/>
-                <w:szCs w:val="19"/>
-              </w:rPr>
-              <w:t xml:space="preserve">Postcards Mailed</w:t>
+            <w:tcW w:type="dxa" w:w="3400"/>
+            <w:tcMar>
+              <w:top w:type="dxa" w:w="60"/>
+              <w:left w:type="dxa" w:w="110"/>
+              <w:bottom w:type="dxa" w:w="60"/>
+              <w:right w:type="dxa" w:w="110"/>
+            </w:tcMar>
+            <w:vAlign w:val="center"/>
+          </w:tcPr>
+          <w:p>
+            <w:pPr>
+              <w:spacing w:after="0" w:line="252"/>
+              <w:jc w:val="left"/>
+            </w:pPr>
+            <w:r>
+              <w:rPr>
+                <w:rFonts w:ascii="Calibri" w:cs="Calibri" w:eastAsia="Calibri" w:hAnsi="Calibri"/>
+                <w:b w:val="false"/>
+                <w:bCs w:val="false"/>
+                <w:color w:val="141413"/>
+                <w:sz w:val="19"/>
+                <w:szCs w:val="19"/>
+              </w:rPr>
+              <w:t xml:space="preserve">Campaign window</w:t>
             </w:r>
           </w:p>
         </w:tc>
@@ -5314,68 +6107,68 @@
                 <w:sz w:val="19"/>
                 <w:szCs w:val="19"/>
               </w:rPr>
-              <w:t xml:space="preserve">94,753</w:t>
-            </w:r>
-          </w:p>
-        </w:tc>
-        <w:tc>
-          <w:tcPr>
-            <w:tcW w:type="dxa" w:w="4260"/>
-            <w:tcMar>
-              <w:top w:type="dxa" w:w="60"/>
-              <w:left w:type="dxa" w:w="110"/>
-              <w:bottom w:type="dxa" w:w="60"/>
-              <w:right w:type="dxa" w:w="110"/>
-            </w:tcMar>
-            <w:vAlign w:val="center"/>
-          </w:tcPr>
-          <w:p>
-            <w:pPr>
-              <w:spacing w:after="0" w:line="252"/>
-              <w:jc w:val="left"/>
-            </w:pPr>
-            <w:r>
-              <w:rPr>
-                <w:rFonts w:ascii="Calibri" w:cs="Calibri" w:eastAsia="Calibri" w:hAnsi="Calibri"/>
-                <w:b w:val="false"/>
-                <w:bCs w:val="false"/>
-                <w:color w:val="141413"/>
-                <w:sz w:val="19"/>
-                <w:szCs w:val="19"/>
-              </w:rPr>
-              <w:t xml:space="preserve">42 batches · last drop Jun 10</w:t>
-            </w:r>
-          </w:p>
-        </w:tc>
-      </w:tr>
-      <w:tr>
-        <w:tc>
-          <w:tcPr>
-            <w:tcW w:type="dxa" w:w="3000"/>
-            <w:shd w:fill="F2F5F9" w:color="auto" w:val="clear"/>
-            <w:tcMar>
-              <w:top w:type="dxa" w:w="60"/>
-              <w:left w:type="dxa" w:w="110"/>
-              <w:bottom w:type="dxa" w:w="60"/>
-              <w:right w:type="dxa" w:w="110"/>
-            </w:tcMar>
-            <w:vAlign w:val="center"/>
-          </w:tcPr>
-          <w:p>
-            <w:pPr>
-              <w:spacing w:after="0" w:line="252"/>
-              <w:jc w:val="left"/>
-            </w:pPr>
-            <w:r>
-              <w:rPr>
-                <w:rFonts w:ascii="Calibri" w:cs="Calibri" w:eastAsia="Calibri" w:hAnsi="Calibri"/>
-                <w:b w:val="false"/>
-                <w:bCs w:val="false"/>
-                <w:color w:val="141413"/>
-                <w:sz w:val="19"/>
-                <w:szCs w:val="19"/>
-              </w:rPr>
-              <w:t xml:space="preserve">Redstone Cost</w:t>
+              <w:t xml:space="preserve">Dec 3, 2025 – Jun 10, 2026</w:t>
+            </w:r>
+          </w:p>
+        </w:tc>
+        <w:tc>
+          <w:tcPr>
+            <w:tcW w:type="dxa" w:w="3860"/>
+            <w:tcMar>
+              <w:top w:type="dxa" w:w="60"/>
+              <w:left w:type="dxa" w:w="110"/>
+              <w:bottom w:type="dxa" w:w="60"/>
+              <w:right w:type="dxa" w:w="110"/>
+            </w:tcMar>
+            <w:vAlign w:val="center"/>
+          </w:tcPr>
+          <w:p>
+            <w:pPr>
+              <w:spacing w:after="0" w:line="252"/>
+              <w:jc w:val="left"/>
+            </w:pPr>
+            <w:r>
+              <w:rPr>
+                <w:rFonts w:ascii="Calibri" w:cs="Calibri" w:eastAsia="Calibri" w:hAnsi="Calibri"/>
+                <w:b w:val="false"/>
+                <w:bCs w:val="false"/>
+                <w:color w:val="141413"/>
+                <w:sz w:val="19"/>
+                <w:szCs w:val="19"/>
+              </w:rPr>
+              <w:t xml:space="preserve">189 days · last drop Jun 10</w:t>
+            </w:r>
+          </w:p>
+        </w:tc>
+      </w:tr>
+      <w:tr>
+        <w:tc>
+          <w:tcPr>
+            <w:tcW w:type="dxa" w:w="3400"/>
+            <w:shd w:fill="F2F5F9" w:color="auto" w:val="clear"/>
+            <w:tcMar>
+              <w:top w:type="dxa" w:w="60"/>
+              <w:left w:type="dxa" w:w="110"/>
+              <w:bottom w:type="dxa" w:w="60"/>
+              <w:right w:type="dxa" w:w="110"/>
+            </w:tcMar>
+            <w:vAlign w:val="center"/>
+          </w:tcPr>
+          <w:p>
+            <w:pPr>
+              <w:spacing w:after="0" w:line="252"/>
+              <w:jc w:val="left"/>
+            </w:pPr>
+            <w:r>
+              <w:rPr>
+                <w:rFonts w:ascii="Calibri" w:cs="Calibri" w:eastAsia="Calibri" w:hAnsi="Calibri"/>
+                <w:b w:val="false"/>
+                <w:bCs w:val="false"/>
+                <w:color w:val="141413"/>
+                <w:sz w:val="19"/>
+                <w:szCs w:val="19"/>
+              </w:rPr>
+              <w:t xml:space="preserve">Postcards mailed</w:t>
             </w:r>
           </w:p>
         </w:tc>
@@ -5405,68 +6198,68 @@
                 <w:sz w:val="19"/>
                 <w:szCs w:val="19"/>
               </w:rPr>
-              <w:t xml:space="preserve">$50.6K</w:t>
-            </w:r>
-          </w:p>
-        </w:tc>
-        <w:tc>
-          <w:tcPr>
-            <w:tcW w:type="dxa" w:w="4260"/>
-            <w:shd w:fill="F2F5F9" w:color="auto" w:val="clear"/>
-            <w:tcMar>
-              <w:top w:type="dxa" w:w="60"/>
-              <w:left w:type="dxa" w:w="110"/>
-              <w:bottom w:type="dxa" w:w="60"/>
-              <w:right w:type="dxa" w:w="110"/>
-            </w:tcMar>
-            <w:vAlign w:val="center"/>
-          </w:tcPr>
-          <w:p>
-            <w:pPr>
-              <w:spacing w:after="0" w:line="252"/>
-              <w:jc w:val="left"/>
-            </w:pPr>
-            <w:r>
-              <w:rPr>
-                <w:rFonts w:ascii="Calibri" w:cs="Calibri" w:eastAsia="Calibri" w:hAnsi="Calibri"/>
-                <w:b w:val="false"/>
-                <w:bCs w:val="false"/>
-                <w:color w:val="141413"/>
-                <w:sz w:val="19"/>
-                <w:szCs w:val="19"/>
-              </w:rPr>
-              <w:t xml:space="preserve">$0.534 / postcard</w:t>
-            </w:r>
-          </w:p>
-        </w:tc>
-      </w:tr>
-      <w:tr>
-        <w:tc>
-          <w:tcPr>
-            <w:tcW w:type="dxa" w:w="3000"/>
-            <w:tcMar>
-              <w:top w:type="dxa" w:w="60"/>
-              <w:left w:type="dxa" w:w="110"/>
-              <w:bottom w:type="dxa" w:w="60"/>
-              <w:right w:type="dxa" w:w="110"/>
-            </w:tcMar>
-            <w:vAlign w:val="center"/>
-          </w:tcPr>
-          <w:p>
-            <w:pPr>
-              <w:spacing w:after="0" w:line="252"/>
-              <w:jc w:val="left"/>
-            </w:pPr>
-            <w:r>
-              <w:rPr>
-                <w:rFonts w:ascii="Calibri" w:cs="Calibri" w:eastAsia="Calibri" w:hAnsi="Calibri"/>
-                <w:b w:val="false"/>
-                <w:bCs w:val="false"/>
-                <w:color w:val="141413"/>
-                <w:sz w:val="19"/>
-                <w:szCs w:val="19"/>
-              </w:rPr>
-              <w:t xml:space="preserve">All-in Spend</w:t>
+              <w:t xml:space="preserve">94,753</w:t>
+            </w:r>
+          </w:p>
+        </w:tc>
+        <w:tc>
+          <w:tcPr>
+            <w:tcW w:type="dxa" w:w="3860"/>
+            <w:shd w:fill="F2F5F9" w:color="auto" w:val="clear"/>
+            <w:tcMar>
+              <w:top w:type="dxa" w:w="60"/>
+              <w:left w:type="dxa" w:w="110"/>
+              <w:bottom w:type="dxa" w:w="60"/>
+              <w:right w:type="dxa" w:w="110"/>
+            </w:tcMar>
+            <w:vAlign w:val="center"/>
+          </w:tcPr>
+          <w:p>
+            <w:pPr>
+              <w:spacing w:after="0" w:line="252"/>
+              <w:jc w:val="left"/>
+            </w:pPr>
+            <w:r>
+              <w:rPr>
+                <w:rFonts w:ascii="Calibri" w:cs="Calibri" w:eastAsia="Calibri" w:hAnsi="Calibri"/>
+                <w:b w:val="false"/>
+                <w:bCs w:val="false"/>
+                <w:color w:val="141413"/>
+                <w:sz w:val="19"/>
+                <w:szCs w:val="19"/>
+              </w:rPr>
+              <w:t xml:space="preserve">42 batches</w:t>
+            </w:r>
+          </w:p>
+        </w:tc>
+      </w:tr>
+      <w:tr>
+        <w:tc>
+          <w:tcPr>
+            <w:tcW w:type="dxa" w:w="3400"/>
+            <w:tcMar>
+              <w:top w:type="dxa" w:w="60"/>
+              <w:left w:type="dxa" w:w="110"/>
+              <w:bottom w:type="dxa" w:w="60"/>
+              <w:right w:type="dxa" w:w="110"/>
+            </w:tcMar>
+            <w:vAlign w:val="center"/>
+          </w:tcPr>
+          <w:p>
+            <w:pPr>
+              <w:spacing w:after="0" w:line="252"/>
+              <w:jc w:val="left"/>
+            </w:pPr>
+            <w:r>
+              <w:rPr>
+                <w:rFonts w:ascii="Calibri" w:cs="Calibri" w:eastAsia="Calibri" w:hAnsi="Calibri"/>
+                <w:b w:val="false"/>
+                <w:bCs w:val="false"/>
+                <w:color w:val="141413"/>
+                <w:sz w:val="19"/>
+                <w:szCs w:val="19"/>
+              </w:rPr>
+              <w:t xml:space="preserve">Unique addresses</w:t>
             </w:r>
           </w:p>
         </w:tc>
@@ -5495,68 +6288,68 @@
                 <w:sz w:val="19"/>
                 <w:szCs w:val="19"/>
               </w:rPr>
-              <w:t xml:space="preserve">$50.5K</w:t>
-            </w:r>
-          </w:p>
-        </w:tc>
-        <w:tc>
-          <w:tcPr>
-            <w:tcW w:type="dxa" w:w="4260"/>
-            <w:tcMar>
-              <w:top w:type="dxa" w:w="60"/>
-              <w:left w:type="dxa" w:w="110"/>
-              <w:bottom w:type="dxa" w:w="60"/>
-              <w:right w:type="dxa" w:w="110"/>
-            </w:tcMar>
-            <w:vAlign w:val="center"/>
-          </w:tcPr>
-          <w:p>
-            <w:pPr>
-              <w:spacing w:after="0" w:line="252"/>
-              <w:jc w:val="left"/>
-            </w:pPr>
-            <w:r>
-              <w:rPr>
-                <w:rFonts w:ascii="Calibri" w:cs="Calibri" w:eastAsia="Calibri" w:hAnsi="Calibri"/>
-                <w:b w:val="false"/>
-                <w:bCs w:val="false"/>
-                <w:color w:val="141413"/>
-                <w:sz w:val="19"/>
-                <w:szCs w:val="19"/>
-              </w:rPr>
-              <w:t xml:space="preserve">$0.65 / postcard</w:t>
-            </w:r>
-          </w:p>
-        </w:tc>
-      </w:tr>
-      <w:tr>
-        <w:tc>
-          <w:tcPr>
-            <w:tcW w:type="dxa" w:w="3000"/>
-            <w:shd w:fill="F2F5F9" w:color="auto" w:val="clear"/>
-            <w:tcMar>
-              <w:top w:type="dxa" w:w="60"/>
-              <w:left w:type="dxa" w:w="110"/>
-              <w:bottom w:type="dxa" w:w="60"/>
-              <w:right w:type="dxa" w:w="110"/>
-            </w:tcMar>
-            <w:vAlign w:val="center"/>
-          </w:tcPr>
-          <w:p>
-            <w:pPr>
-              <w:spacing w:after="0" w:line="252"/>
-              <w:jc w:val="left"/>
-            </w:pPr>
-            <w:r>
-              <w:rPr>
-                <w:rFonts w:ascii="Calibri" w:cs="Calibri" w:eastAsia="Calibri" w:hAnsi="Calibri"/>
-                <w:b w:val="false"/>
-                <w:bCs w:val="false"/>
-                <w:color w:val="141413"/>
-                <w:sz w:val="19"/>
-                <w:szCs w:val="19"/>
-              </w:rPr>
-              <w:t xml:space="preserve">Leads</w:t>
+              <w:t xml:space="preserve">74,770</w:t>
+            </w:r>
+          </w:p>
+        </w:tc>
+        <w:tc>
+          <w:tcPr>
+            <w:tcW w:type="dxa" w:w="3860"/>
+            <w:tcMar>
+              <w:top w:type="dxa" w:w="60"/>
+              <w:left w:type="dxa" w:w="110"/>
+              <w:bottom w:type="dxa" w:w="60"/>
+              <w:right w:type="dxa" w:w="110"/>
+            </w:tcMar>
+            <w:vAlign w:val="center"/>
+          </w:tcPr>
+          <w:p>
+            <w:pPr>
+              <w:spacing w:after="0" w:line="252"/>
+              <w:jc w:val="left"/>
+            </w:pPr>
+            <w:r>
+              <w:rPr>
+                <w:rFonts w:ascii="Calibri" w:cs="Calibri" w:eastAsia="Calibri" w:hAnsi="Calibri"/>
+                <w:b w:val="false"/>
+                <w:bCs w:val="false"/>
+                <w:color w:val="141413"/>
+                <w:sz w:val="19"/>
+                <w:szCs w:val="19"/>
+              </w:rPr>
+              <w:t xml:space="preserve">47,574 first-touch + 27,196 second-touch · 13 area groups</w:t>
+            </w:r>
+          </w:p>
+        </w:tc>
+      </w:tr>
+      <w:tr>
+        <w:tc>
+          <w:tcPr>
+            <w:tcW w:type="dxa" w:w="3400"/>
+            <w:shd w:fill="F2F5F9" w:color="auto" w:val="clear"/>
+            <w:tcMar>
+              <w:top w:type="dxa" w:w="60"/>
+              <w:left w:type="dxa" w:w="110"/>
+              <w:bottom w:type="dxa" w:w="60"/>
+              <w:right w:type="dxa" w:w="110"/>
+            </w:tcMar>
+            <w:vAlign w:val="center"/>
+          </w:tcPr>
+          <w:p>
+            <w:pPr>
+              <w:spacing w:after="0" w:line="252"/>
+              <w:jc w:val="left"/>
+            </w:pPr>
+            <w:r>
+              <w:rPr>
+                <w:rFonts w:ascii="Calibri" w:cs="Calibri" w:eastAsia="Calibri" w:hAnsi="Calibri"/>
+                <w:b w:val="false"/>
+                <w:bCs w:val="false"/>
+                <w:color w:val="141413"/>
+                <w:sz w:val="19"/>
+                <w:szCs w:val="19"/>
+              </w:rPr>
+              <w:t xml:space="preserve">Redstone cost</w:t>
             </w:r>
           </w:p>
         </w:tc>
@@ -5586,68 +6379,68 @@
                 <w:sz w:val="19"/>
                 <w:szCs w:val="19"/>
               </w:rPr>
-              <w:t xml:space="preserve">92</w:t>
-            </w:r>
-          </w:p>
-        </w:tc>
-        <w:tc>
-          <w:tcPr>
-            <w:tcW w:type="dxa" w:w="4260"/>
-            <w:shd w:fill="F2F5F9" w:color="auto" w:val="clear"/>
-            <w:tcMar>
-              <w:top w:type="dxa" w:w="60"/>
-              <w:left w:type="dxa" w:w="110"/>
-              <w:bottom w:type="dxa" w:w="60"/>
-              <w:right w:type="dxa" w:w="110"/>
-            </w:tcMar>
-            <w:vAlign w:val="center"/>
-          </w:tcPr>
-          <w:p>
-            <w:pPr>
-              <w:spacing w:after="0" w:line="252"/>
-              <w:jc w:val="left"/>
-            </w:pPr>
-            <w:r>
-              <w:rPr>
-                <w:rFonts w:ascii="Calibri" w:cs="Calibri" w:eastAsia="Calibri" w:hAnsi="Calibri"/>
-                <w:b w:val="false"/>
-                <w:bCs w:val="false"/>
-                <w:color w:val="141413"/>
-                <w:sz w:val="19"/>
-                <w:szCs w:val="19"/>
-              </w:rPr>
-              <w:t xml:space="preserve">125 inbound calls</w:t>
-            </w:r>
-          </w:p>
-        </w:tc>
-      </w:tr>
-      <w:tr>
-        <w:tc>
-          <w:tcPr>
-            <w:tcW w:type="dxa" w:w="3000"/>
-            <w:tcMar>
-              <w:top w:type="dxa" w:w="60"/>
-              <w:left w:type="dxa" w:w="110"/>
-              <w:bottom w:type="dxa" w:w="60"/>
-              <w:right w:type="dxa" w:w="110"/>
-            </w:tcMar>
-            <w:vAlign w:val="center"/>
-          </w:tcPr>
-          <w:p>
-            <w:pPr>
-              <w:spacing w:after="0" w:line="252"/>
-              <w:jc w:val="left"/>
-            </w:pPr>
-            <w:r>
-              <w:rPr>
-                <w:rFonts w:ascii="Calibri" w:cs="Calibri" w:eastAsia="Calibri" w:hAnsi="Calibri"/>
-                <w:b w:val="false"/>
-                <w:bCs w:val="false"/>
-                <w:color w:val="141413"/>
-                <w:sz w:val="19"/>
-                <w:szCs w:val="19"/>
-              </w:rPr>
-              <w:t xml:space="preserve">Interest Rate</w:t>
+              <w:t xml:space="preserve">$50,620.32</w:t>
+            </w:r>
+          </w:p>
+        </w:tc>
+        <w:tc>
+          <w:tcPr>
+            <w:tcW w:type="dxa" w:w="3860"/>
+            <w:shd w:fill="F2F5F9" w:color="auto" w:val="clear"/>
+            <w:tcMar>
+              <w:top w:type="dxa" w:w="60"/>
+              <w:left w:type="dxa" w:w="110"/>
+              <w:bottom w:type="dxa" w:w="60"/>
+              <w:right w:type="dxa" w:w="110"/>
+            </w:tcMar>
+            <w:vAlign w:val="center"/>
+          </w:tcPr>
+          <w:p>
+            <w:pPr>
+              <w:spacing w:after="0" w:line="252"/>
+              <w:jc w:val="left"/>
+            </w:pPr>
+            <w:r>
+              <w:rPr>
+                <w:rFonts w:ascii="Calibri" w:cs="Calibri" w:eastAsia="Calibri" w:hAnsi="Calibri"/>
+                <w:b w:val="false"/>
+                <w:bCs w:val="false"/>
+                <w:color w:val="141413"/>
+                <w:sz w:val="19"/>
+                <w:szCs w:val="19"/>
+              </w:rPr>
+              <w:t xml:space="preserve">$0.534 / postcard · $1,205 / batch</w:t>
+            </w:r>
+          </w:p>
+        </w:tc>
+      </w:tr>
+      <w:tr>
+        <w:tc>
+          <w:tcPr>
+            <w:tcW w:type="dxa" w:w="3400"/>
+            <w:tcMar>
+              <w:top w:type="dxa" w:w="60"/>
+              <w:left w:type="dxa" w:w="110"/>
+              <w:bottom w:type="dxa" w:w="60"/>
+              <w:right w:type="dxa" w:w="110"/>
+            </w:tcMar>
+            <w:vAlign w:val="center"/>
+          </w:tcPr>
+          <w:p>
+            <w:pPr>
+              <w:spacing w:after="0" w:line="252"/>
+              <w:jc w:val="left"/>
+            </w:pPr>
+            <w:r>
+              <w:rPr>
+                <w:rFonts w:ascii="Calibri" w:cs="Calibri" w:eastAsia="Calibri" w:hAnsi="Calibri"/>
+                <w:b w:val="false"/>
+                <w:bCs w:val="false"/>
+                <w:color w:val="141413"/>
+                <w:sz w:val="19"/>
+                <w:szCs w:val="19"/>
+              </w:rPr>
+              <w:t xml:space="preserve">Inbound calls</w:t>
             </w:r>
           </w:p>
         </w:tc>
@@ -5676,68 +6469,68 @@
                 <w:sz w:val="19"/>
                 <w:szCs w:val="19"/>
               </w:rPr>
-              <w:t xml:space="preserve">32.6%</w:t>
-            </w:r>
-          </w:p>
-        </w:tc>
-        <w:tc>
-          <w:tcPr>
-            <w:tcW w:type="dxa" w:w="4260"/>
-            <w:tcMar>
-              <w:top w:type="dxa" w:w="60"/>
-              <w:left w:type="dxa" w:w="110"/>
-              <w:bottom w:type="dxa" w:w="60"/>
-              <w:right w:type="dxa" w:w="110"/>
-            </w:tcMar>
-            <w:vAlign w:val="center"/>
-          </w:tcPr>
-          <w:p>
-            <w:pPr>
-              <w:spacing w:after="0" w:line="252"/>
-              <w:jc w:val="left"/>
-            </w:pPr>
-            <w:r>
-              <w:rPr>
-                <w:rFonts w:ascii="Calibri" w:cs="Calibri" w:eastAsia="Calibri" w:hAnsi="Calibri"/>
-                <w:b w:val="false"/>
-                <w:bCs w:val="false"/>
-                <w:color w:val="141413"/>
-                <w:sz w:val="19"/>
-                <w:szCs w:val="19"/>
-              </w:rPr>
-              <w:t xml:space="preserve">30 interested</w:t>
-            </w:r>
-          </w:p>
-        </w:tc>
-      </w:tr>
-      <w:tr>
-        <w:tc>
-          <w:tcPr>
-            <w:tcW w:type="dxa" w:w="3000"/>
-            <w:shd w:fill="F2F5F9" w:color="auto" w:val="clear"/>
-            <w:tcMar>
-              <w:top w:type="dxa" w:w="60"/>
-              <w:left w:type="dxa" w:w="110"/>
-              <w:bottom w:type="dxa" w:w="60"/>
-              <w:right w:type="dxa" w:w="110"/>
-            </w:tcMar>
-            <w:vAlign w:val="center"/>
-          </w:tcPr>
-          <w:p>
-            <w:pPr>
-              <w:spacing w:after="0" w:line="252"/>
-              <w:jc w:val="left"/>
-            </w:pPr>
-            <w:r>
-              <w:rPr>
-                <w:rFonts w:ascii="Calibri" w:cs="Calibri" w:eastAsia="Calibri" w:hAnsi="Calibri"/>
-                <w:b w:val="false"/>
-                <w:bCs w:val="false"/>
-                <w:color w:val="141413"/>
-                <w:sz w:val="19"/>
-                <w:szCs w:val="19"/>
-              </w:rPr>
-              <w:t xml:space="preserve">Deals Closed</w:t>
+              <w:t xml:space="preserve">207</w:t>
+            </w:r>
+          </w:p>
+        </w:tc>
+        <w:tc>
+          <w:tcPr>
+            <w:tcW w:type="dxa" w:w="3860"/>
+            <w:tcMar>
+              <w:top w:type="dxa" w:w="60"/>
+              <w:left w:type="dxa" w:w="110"/>
+              <w:bottom w:type="dxa" w:w="60"/>
+              <w:right w:type="dxa" w:w="110"/>
+            </w:tcMar>
+            <w:vAlign w:val="center"/>
+          </w:tcPr>
+          <w:p>
+            <w:pPr>
+              <w:spacing w:after="0" w:line="252"/>
+              <w:jc w:val="left"/>
+            </w:pPr>
+            <w:r>
+              <w:rPr>
+                <w:rFonts w:ascii="Calibri" w:cs="Calibri" w:eastAsia="Calibri" w:hAnsi="Calibri"/>
+                <w:b w:val="false"/>
+                <w:bCs w:val="false"/>
+                <w:color w:val="141413"/>
+                <w:sz w:val="19"/>
+                <w:szCs w:val="19"/>
+              </w:rPr>
+              <w:t xml:space="preserve"/>
+            </w:r>
+          </w:p>
+        </w:tc>
+      </w:tr>
+      <w:tr>
+        <w:tc>
+          <w:tcPr>
+            <w:tcW w:type="dxa" w:w="3400"/>
+            <w:shd w:fill="F2F5F9" w:color="auto" w:val="clear"/>
+            <w:tcMar>
+              <w:top w:type="dxa" w:w="60"/>
+              <w:left w:type="dxa" w:w="110"/>
+              <w:bottom w:type="dxa" w:w="60"/>
+              <w:right w:type="dxa" w:w="110"/>
+            </w:tcMar>
+            <w:vAlign w:val="center"/>
+          </w:tcPr>
+          <w:p>
+            <w:pPr>
+              <w:spacing w:after="0" w:line="252"/>
+              <w:jc w:val="left"/>
+            </w:pPr>
+            <w:r>
+              <w:rPr>
+                <w:rFonts w:ascii="Calibri" w:cs="Calibri" w:eastAsia="Calibri" w:hAnsi="Calibri"/>
+                <w:b w:val="false"/>
+                <w:bCs w:val="false"/>
+                <w:color w:val="141413"/>
+                <w:sz w:val="19"/>
+                <w:szCs w:val="19"/>
+              </w:rPr>
+              <w:t xml:space="preserve">Leads</w:t>
             </w:r>
           </w:p>
         </w:tc>
@@ -5745,6 +6538,277 @@
           <w:tcPr>
             <w:tcW w:type="dxa" w:w="2100"/>
             <w:shd w:fill="F2F5F9" w:color="auto" w:val="clear"/>
+            <w:tcMar>
+              <w:top w:type="dxa" w:w="60"/>
+              <w:left w:type="dxa" w:w="110"/>
+              <w:bottom w:type="dxa" w:w="60"/>
+              <w:right w:type="dxa" w:w="110"/>
+            </w:tcMar>
+            <w:vAlign w:val="center"/>
+          </w:tcPr>
+          <w:p>
+            <w:pPr>
+              <w:spacing w:after="0" w:line="252"/>
+              <w:jc w:val="left"/>
+            </w:pPr>
+            <w:r>
+              <w:rPr>
+                <w:rFonts w:ascii="Calibri" w:cs="Calibri" w:eastAsia="Calibri" w:hAnsi="Calibri"/>
+                <w:b/>
+                <w:bCs/>
+                <w:color w:val="141413"/>
+                <w:sz w:val="19"/>
+                <w:szCs w:val="19"/>
+              </w:rPr>
+              <w:t xml:space="preserve">175</w:t>
+            </w:r>
+          </w:p>
+        </w:tc>
+        <w:tc>
+          <w:tcPr>
+            <w:tcW w:type="dxa" w:w="3860"/>
+            <w:shd w:fill="F2F5F9" w:color="auto" w:val="clear"/>
+            <w:tcMar>
+              <w:top w:type="dxa" w:w="60"/>
+              <w:left w:type="dxa" w:w="110"/>
+              <w:bottom w:type="dxa" w:w="60"/>
+              <w:right w:type="dxa" w:w="110"/>
+            </w:tcMar>
+            <w:vAlign w:val="center"/>
+          </w:tcPr>
+          <w:p>
+            <w:pPr>
+              <w:spacing w:after="0" w:line="252"/>
+              <w:jc w:val="left"/>
+            </w:pPr>
+            <w:r>
+              <w:rPr>
+                <w:rFonts w:ascii="Calibri" w:cs="Calibri" w:eastAsia="Calibri" w:hAnsi="Calibri"/>
+                <w:b w:val="false"/>
+                <w:bCs w:val="false"/>
+                <w:color w:val="141413"/>
+                <w:sz w:val="19"/>
+                <w:szCs w:val="19"/>
+              </w:rPr>
+              <w:t xml:space="preserve">0.18% of postcards mailed</w:t>
+            </w:r>
+          </w:p>
+        </w:tc>
+      </w:tr>
+      <w:tr>
+        <w:tc>
+          <w:tcPr>
+            <w:tcW w:type="dxa" w:w="3400"/>
+            <w:tcMar>
+              <w:top w:type="dxa" w:w="60"/>
+              <w:left w:type="dxa" w:w="110"/>
+              <w:bottom w:type="dxa" w:w="60"/>
+              <w:right w:type="dxa" w:w="110"/>
+            </w:tcMar>
+            <w:vAlign w:val="center"/>
+          </w:tcPr>
+          <w:p>
+            <w:pPr>
+              <w:spacing w:after="0" w:line="252"/>
+              <w:jc w:val="left"/>
+            </w:pPr>
+            <w:r>
+              <w:rPr>
+                <w:rFonts w:ascii="Calibri" w:cs="Calibri" w:eastAsia="Calibri" w:hAnsi="Calibri"/>
+                <w:b w:val="false"/>
+                <w:bCs w:val="false"/>
+                <w:color w:val="141413"/>
+                <w:sz w:val="19"/>
+                <w:szCs w:val="19"/>
+              </w:rPr>
+              <w:t xml:space="preserve">Interested</w:t>
+            </w:r>
+          </w:p>
+        </w:tc>
+        <w:tc>
+          <w:tcPr>
+            <w:tcW w:type="dxa" w:w="2100"/>
+            <w:tcMar>
+              <w:top w:type="dxa" w:w="60"/>
+              <w:left w:type="dxa" w:w="110"/>
+              <w:bottom w:type="dxa" w:w="60"/>
+              <w:right w:type="dxa" w:w="110"/>
+            </w:tcMar>
+            <w:vAlign w:val="center"/>
+          </w:tcPr>
+          <w:p>
+            <w:pPr>
+              <w:spacing w:after="0" w:line="252"/>
+              <w:jc w:val="left"/>
+            </w:pPr>
+            <w:r>
+              <w:rPr>
+                <w:rFonts w:ascii="Calibri" w:cs="Calibri" w:eastAsia="Calibri" w:hAnsi="Calibri"/>
+                <w:b/>
+                <w:bCs/>
+                <w:color w:val="141413"/>
+                <w:sz w:val="19"/>
+                <w:szCs w:val="19"/>
+              </w:rPr>
+              <w:t xml:space="preserve">72</w:t>
+            </w:r>
+          </w:p>
+        </w:tc>
+        <w:tc>
+          <w:tcPr>
+            <w:tcW w:type="dxa" w:w="3860"/>
+            <w:tcMar>
+              <w:top w:type="dxa" w:w="60"/>
+              <w:left w:type="dxa" w:w="110"/>
+              <w:bottom w:type="dxa" w:w="60"/>
+              <w:right w:type="dxa" w:w="110"/>
+            </w:tcMar>
+            <w:vAlign w:val="center"/>
+          </w:tcPr>
+          <w:p>
+            <w:pPr>
+              <w:spacing w:after="0" w:line="252"/>
+              <w:jc w:val="left"/>
+            </w:pPr>
+            <w:r>
+              <w:rPr>
+                <w:rFonts w:ascii="Calibri" w:cs="Calibri" w:eastAsia="Calibri" w:hAnsi="Calibri"/>
+                <w:b w:val="false"/>
+                <w:bCs w:val="false"/>
+                <w:color w:val="141413"/>
+                <w:sz w:val="19"/>
+                <w:szCs w:val="19"/>
+              </w:rPr>
+              <w:t xml:space="preserve">41% of leads</w:t>
+            </w:r>
+          </w:p>
+        </w:tc>
+      </w:tr>
+      <w:tr>
+        <w:tc>
+          <w:tcPr>
+            <w:tcW w:type="dxa" w:w="3400"/>
+            <w:shd w:fill="F2F5F9" w:color="auto" w:val="clear"/>
+            <w:tcMar>
+              <w:top w:type="dxa" w:w="60"/>
+              <w:left w:type="dxa" w:w="110"/>
+              <w:bottom w:type="dxa" w:w="60"/>
+              <w:right w:type="dxa" w:w="110"/>
+            </w:tcMar>
+            <w:vAlign w:val="center"/>
+          </w:tcPr>
+          <w:p>
+            <w:pPr>
+              <w:spacing w:after="0" w:line="252"/>
+              <w:jc w:val="left"/>
+            </w:pPr>
+            <w:r>
+              <w:rPr>
+                <w:rFonts w:ascii="Calibri" w:cs="Calibri" w:eastAsia="Calibri" w:hAnsi="Calibri"/>
+                <w:b w:val="false"/>
+                <w:bCs w:val="false"/>
+                <w:color w:val="141413"/>
+                <w:sz w:val="19"/>
+                <w:szCs w:val="19"/>
+              </w:rPr>
+              <w:t xml:space="preserve">Cost / lead</w:t>
+            </w:r>
+          </w:p>
+        </w:tc>
+        <w:tc>
+          <w:tcPr>
+            <w:tcW w:type="dxa" w:w="2100"/>
+            <w:shd w:fill="F2F5F9" w:color="auto" w:val="clear"/>
+            <w:tcMar>
+              <w:top w:type="dxa" w:w="60"/>
+              <w:left w:type="dxa" w:w="110"/>
+              <w:bottom w:type="dxa" w:w="60"/>
+              <w:right w:type="dxa" w:w="110"/>
+            </w:tcMar>
+            <w:vAlign w:val="center"/>
+          </w:tcPr>
+          <w:p>
+            <w:pPr>
+              <w:spacing w:after="0" w:line="252"/>
+              <w:jc w:val="left"/>
+            </w:pPr>
+            <w:r>
+              <w:rPr>
+                <w:rFonts w:ascii="Calibri" w:cs="Calibri" w:eastAsia="Calibri" w:hAnsi="Calibri"/>
+                <w:b/>
+                <w:bCs/>
+                <w:color w:val="141413"/>
+                <w:sz w:val="19"/>
+                <w:szCs w:val="19"/>
+              </w:rPr>
+              <w:t xml:space="preserve">$289</w:t>
+            </w:r>
+          </w:p>
+        </w:tc>
+        <w:tc>
+          <w:tcPr>
+            <w:tcW w:type="dxa" w:w="3860"/>
+            <w:shd w:fill="F2F5F9" w:color="auto" w:val="clear"/>
+            <w:tcMar>
+              <w:top w:type="dxa" w:w="60"/>
+              <w:left w:type="dxa" w:w="110"/>
+              <w:bottom w:type="dxa" w:w="60"/>
+              <w:right w:type="dxa" w:w="110"/>
+            </w:tcMar>
+            <w:vAlign w:val="center"/>
+          </w:tcPr>
+          <w:p>
+            <w:pPr>
+              <w:spacing w:after="0" w:line="252"/>
+              <w:jc w:val="left"/>
+            </w:pPr>
+            <w:r>
+              <w:rPr>
+                <w:rFonts w:ascii="Calibri" w:cs="Calibri" w:eastAsia="Calibri" w:hAnsi="Calibri"/>
+                <w:b w:val="false"/>
+                <w:bCs w:val="false"/>
+                <w:color w:val="141413"/>
+                <w:sz w:val="19"/>
+                <w:szCs w:val="19"/>
+              </w:rPr>
+              <w:t xml:space="preserve">$50,620.32 ÷ 175 leads</w:t>
+            </w:r>
+          </w:p>
+        </w:tc>
+      </w:tr>
+      <w:tr>
+        <w:tc>
+          <w:tcPr>
+            <w:tcW w:type="dxa" w:w="3400"/>
+            <w:tcMar>
+              <w:top w:type="dxa" w:w="60"/>
+              <w:left w:type="dxa" w:w="110"/>
+              <w:bottom w:type="dxa" w:w="60"/>
+              <w:right w:type="dxa" w:w="110"/>
+            </w:tcMar>
+            <w:vAlign w:val="center"/>
+          </w:tcPr>
+          <w:p>
+            <w:pPr>
+              <w:spacing w:after="0" w:line="252"/>
+              <w:jc w:val="left"/>
+            </w:pPr>
+            <w:r>
+              <w:rPr>
+                <w:rFonts w:ascii="Calibri" w:cs="Calibri" w:eastAsia="Calibri" w:hAnsi="Calibri"/>
+                <w:b w:val="false"/>
+                <w:bCs w:val="false"/>
+                <w:color w:val="141413"/>
+                <w:sz w:val="19"/>
+                <w:szCs w:val="19"/>
+              </w:rPr>
+              <w:t xml:space="preserve">Deals closed</w:t>
+            </w:r>
+          </w:p>
+        </w:tc>
+        <w:tc>
+          <w:tcPr>
+            <w:tcW w:type="dxa" w:w="2100"/>
             <w:tcMar>
               <w:top w:type="dxa" w:w="60"/>
               <w:left w:type="dxa" w:w="110"/>
@@ -5773,697 +6837,30 @@
         </w:tc>
         <w:tc>
           <w:tcPr>
-            <w:tcW w:type="dxa" w:w="4260"/>
-            <w:shd w:fill="F2F5F9" w:color="auto" w:val="clear"/>
-            <w:tcMar>
-              <w:top w:type="dxa" w:w="60"/>
-              <w:left w:type="dxa" w:w="110"/>
-              <w:bottom w:type="dxa" w:w="60"/>
-              <w:right w:type="dxa" w:w="110"/>
-            </w:tcMar>
-            <w:vAlign w:val="center"/>
-          </w:tcPr>
-          <w:p>
-            <w:pPr>
-              <w:spacing w:after="0" w:line="252"/>
-              <w:jc w:val="left"/>
-            </w:pPr>
-            <w:r>
-              <w:rPr>
-                <w:rFonts w:ascii="Calibri" w:cs="Calibri" w:eastAsia="Calibri" w:hAnsi="Calibri"/>
-                <w:b w:val="false"/>
-                <w:bCs w:val="false"/>
-                <w:color w:val="141413"/>
-                <w:sz w:val="19"/>
-                <w:szCs w:val="19"/>
-              </w:rPr>
-              <w:t xml:space="preserve">$459.51 / lead</w:t>
-            </w:r>
-          </w:p>
-        </w:tc>
-      </w:tr>
-    </w:tbl>
-    <w:p>
-      <w:pPr>
-        <w:pStyle w:val="Heading2"/>
-        <w:keepNext/>
-        <w:spacing w:after="100" w:before="240"/>
-      </w:pPr>
-      <w:r>
-        <w:rPr>
-          <w:rFonts w:ascii="Calibri" w:cs="Calibri" w:eastAsia="Calibri" w:hAnsi="Calibri"/>
-          <w:b/>
-          <w:bCs/>
-          <w:color w:val="1F3A5F"/>
-          <w:sz w:val="24"/>
-          <w:szCs w:val="24"/>
-        </w:rPr>
-        <w:t xml:space="preserve">Lead response breakdown</w:t>
-      </w:r>
-    </w:p>
-    <w:p>
-      <w:pPr>
-        <w:spacing w:after="140" w:before="0" w:line="264"/>
-      </w:pPr>
-      <w:r>
-        <w:rPr>
-          <w:rFonts w:ascii="Calibri" w:cs="Calibri" w:eastAsia="Calibri" w:hAnsi="Calibri"/>
-          <w:b w:val="false"/>
-          <w:bCs w:val="false"/>
-          <w:i/>
-          <w:iCs/>
-          <w:color w:val="52514E"/>
-          <w:sz w:val="19"/>
-          <w:szCs w:val="19"/>
-        </w:rPr>
-        <w:t xml:space="preserve">Inbound call dispositions</w:t>
-      </w:r>
-    </w:p>
-    <w:tbl>
-      <w:tblPr>
-        <w:tblW w:type="dxa" w:w="9360"/>
-        <w:tblBorders>
-          <w:top w:val="single" w:color="E4E7EC" w:sz="4"/>
-          <w:left w:val="none"/>
-          <w:bottom w:val="single" w:color="E4E7EC" w:sz="4"/>
-          <w:right w:val="none"/>
-          <w:insideH w:val="single" w:color="E4E7EC" w:sz="2"/>
-          <w:insideV w:val="none"/>
-        </w:tblBorders>
-      </w:tblPr>
-      <w:tblGrid>
-        <w:gridCol w:w="6560"/>
-        <w:gridCol w:w="2800"/>
-      </w:tblGrid>
-      <w:tr>
-        <w:trPr>
-          <w:tblHeader/>
-        </w:trPr>
-        <w:tc>
-          <w:tcPr>
-            <w:tcW w:type="dxa" w:w="6560"/>
-            <w:shd w:fill="1F3A5F" w:color="auto" w:val="clear"/>
-            <w:tcMar>
-              <w:top w:type="dxa" w:w="60"/>
-              <w:left w:type="dxa" w:w="110"/>
-              <w:bottom w:type="dxa" w:w="60"/>
-              <w:right w:type="dxa" w:w="110"/>
-            </w:tcMar>
-            <w:vAlign w:val="center"/>
-          </w:tcPr>
-          <w:p>
-            <w:pPr>
-              <w:spacing w:after="0" w:line="252"/>
-              <w:jc w:val="left"/>
-            </w:pPr>
-            <w:r>
-              <w:rPr>
-                <w:rFonts w:ascii="Calibri" w:cs="Calibri" w:eastAsia="Calibri" w:hAnsi="Calibri"/>
-                <w:b/>
-                <w:bCs/>
-                <w:color w:val="FFFFFF"/>
-                <w:sz w:val="19"/>
-                <w:szCs w:val="19"/>
-              </w:rPr>
-              <w:t xml:space="preserve">Response</w:t>
-            </w:r>
-          </w:p>
-        </w:tc>
-        <w:tc>
-          <w:tcPr>
-            <w:tcW w:type="dxa" w:w="2800"/>
-            <w:shd w:fill="1F3A5F" w:color="auto" w:val="clear"/>
-            <w:tcMar>
-              <w:top w:type="dxa" w:w="60"/>
-              <w:left w:type="dxa" w:w="110"/>
-              <w:bottom w:type="dxa" w:w="60"/>
-              <w:right w:type="dxa" w:w="110"/>
-            </w:tcMar>
-            <w:vAlign w:val="center"/>
-          </w:tcPr>
-          <w:p>
-            <w:pPr>
-              <w:spacing w:after="0" w:line="252"/>
-              <w:jc w:val="right"/>
-            </w:pPr>
-            <w:r>
-              <w:rPr>
-                <w:rFonts w:ascii="Calibri" w:cs="Calibri" w:eastAsia="Calibri" w:hAnsi="Calibri"/>
-                <w:b/>
-                <w:bCs/>
-                <w:color w:val="FFFFFF"/>
-                <w:sz w:val="19"/>
-                <w:szCs w:val="19"/>
-              </w:rPr>
-              <w:t xml:space="preserve">Count</w:t>
-            </w:r>
-          </w:p>
-        </w:tc>
-      </w:tr>
-      <w:tr>
-        <w:tc>
-          <w:tcPr>
-            <w:tcW w:type="dxa" w:w="6560"/>
-            <w:tcMar>
-              <w:top w:type="dxa" w:w="60"/>
-              <w:left w:type="dxa" w:w="110"/>
-              <w:bottom w:type="dxa" w:w="60"/>
-              <w:right w:type="dxa" w:w="110"/>
-            </w:tcMar>
-            <w:vAlign w:val="center"/>
-          </w:tcPr>
-          <w:p>
-            <w:pPr>
-              <w:spacing w:after="0" w:line="252"/>
-              <w:jc w:val="left"/>
-            </w:pPr>
-            <w:r>
-              <w:rPr>
-                <w:rFonts w:ascii="Calibri" w:cs="Calibri" w:eastAsia="Calibri" w:hAnsi="Calibri"/>
-                <w:b w:val="false"/>
-                <w:bCs w:val="false"/>
-                <w:color w:val="141413"/>
-                <w:sz w:val="19"/>
-                <w:szCs w:val="19"/>
-              </w:rPr>
-              <w:t xml:space="preserve">Not Interested</w:t>
-            </w:r>
-          </w:p>
-        </w:tc>
-        <w:tc>
-          <w:tcPr>
-            <w:tcW w:type="dxa" w:w="2800"/>
-            <w:tcMar>
-              <w:top w:type="dxa" w:w="60"/>
-              <w:left w:type="dxa" w:w="110"/>
-              <w:bottom w:type="dxa" w:w="60"/>
-              <w:right w:type="dxa" w:w="110"/>
-            </w:tcMar>
-            <w:vAlign w:val="center"/>
-          </w:tcPr>
-          <w:p>
-            <w:pPr>
-              <w:spacing w:after="0" w:line="252"/>
-              <w:jc w:val="right"/>
-            </w:pPr>
-            <w:r>
-              <w:rPr>
-                <w:rFonts w:ascii="Calibri" w:cs="Calibri" w:eastAsia="Calibri" w:hAnsi="Calibri"/>
-                <w:b w:val="false"/>
-                <w:bCs w:val="false"/>
-                <w:color w:val="141413"/>
-                <w:sz w:val="19"/>
-                <w:szCs w:val="19"/>
-              </w:rPr>
-              <w:t xml:space="preserve">53</w:t>
-            </w:r>
-          </w:p>
-        </w:tc>
-      </w:tr>
-      <w:tr>
-        <w:tc>
-          <w:tcPr>
-            <w:tcW w:type="dxa" w:w="6560"/>
-            <w:shd w:fill="F2F5F9" w:color="auto" w:val="clear"/>
-            <w:tcMar>
-              <w:top w:type="dxa" w:w="60"/>
-              <w:left w:type="dxa" w:w="110"/>
-              <w:bottom w:type="dxa" w:w="60"/>
-              <w:right w:type="dxa" w:w="110"/>
-            </w:tcMar>
-            <w:vAlign w:val="center"/>
-          </w:tcPr>
-          <w:p>
-            <w:pPr>
-              <w:spacing w:after="0" w:line="252"/>
-              <w:jc w:val="left"/>
-            </w:pPr>
-            <w:r>
-              <w:rPr>
-                <w:rFonts w:ascii="Calibri" w:cs="Calibri" w:eastAsia="Calibri" w:hAnsi="Calibri"/>
-                <w:b w:val="false"/>
-                <w:bCs w:val="false"/>
-                <w:color w:val="141413"/>
-                <w:sz w:val="19"/>
-                <w:szCs w:val="19"/>
-              </w:rPr>
-              <w:t xml:space="preserve">Interested</w:t>
-            </w:r>
-          </w:p>
-        </w:tc>
-        <w:tc>
-          <w:tcPr>
-            <w:tcW w:type="dxa" w:w="2800"/>
-            <w:shd w:fill="F2F5F9" w:color="auto" w:val="clear"/>
-            <w:tcMar>
-              <w:top w:type="dxa" w:w="60"/>
-              <w:left w:type="dxa" w:w="110"/>
-              <w:bottom w:type="dxa" w:w="60"/>
-              <w:right w:type="dxa" w:w="110"/>
-            </w:tcMar>
-            <w:vAlign w:val="center"/>
-          </w:tcPr>
-          <w:p>
-            <w:pPr>
-              <w:spacing w:after="0" w:line="252"/>
-              <w:jc w:val="right"/>
-            </w:pPr>
-            <w:r>
-              <w:rPr>
-                <w:rFonts w:ascii="Calibri" w:cs="Calibri" w:eastAsia="Calibri" w:hAnsi="Calibri"/>
-                <w:b w:val="false"/>
-                <w:bCs w:val="false"/>
-                <w:color w:val="141413"/>
-                <w:sz w:val="19"/>
-                <w:szCs w:val="19"/>
-              </w:rPr>
-              <w:t xml:space="preserve">22</w:t>
-            </w:r>
-          </w:p>
-        </w:tc>
-      </w:tr>
-      <w:tr>
-        <w:tc>
-          <w:tcPr>
-            <w:tcW w:type="dxa" w:w="6560"/>
-            <w:tcMar>
-              <w:top w:type="dxa" w:w="60"/>
-              <w:left w:type="dxa" w:w="110"/>
-              <w:bottom w:type="dxa" w:w="60"/>
-              <w:right w:type="dxa" w:w="110"/>
-            </w:tcMar>
-            <w:vAlign w:val="center"/>
-          </w:tcPr>
-          <w:p>
-            <w:pPr>
-              <w:spacing w:after="0" w:line="252"/>
-              <w:jc w:val="left"/>
-            </w:pPr>
-            <w:r>
-              <w:rPr>
-                <w:rFonts w:ascii="Calibri" w:cs="Calibri" w:eastAsia="Calibri" w:hAnsi="Calibri"/>
-                <w:b w:val="false"/>
-                <w:bCs w:val="false"/>
-                <w:color w:val="141413"/>
-                <w:sz w:val="19"/>
-                <w:szCs w:val="19"/>
-              </w:rPr>
-              <w:t xml:space="preserve">Do Not Mail</w:t>
-            </w:r>
-          </w:p>
-        </w:tc>
-        <w:tc>
-          <w:tcPr>
-            <w:tcW w:type="dxa" w:w="2800"/>
-            <w:tcMar>
-              <w:top w:type="dxa" w:w="60"/>
-              <w:left w:type="dxa" w:w="110"/>
-              <w:bottom w:type="dxa" w:w="60"/>
-              <w:right w:type="dxa" w:w="110"/>
-            </w:tcMar>
-            <w:vAlign w:val="center"/>
-          </w:tcPr>
-          <w:p>
-            <w:pPr>
-              <w:spacing w:after="0" w:line="252"/>
-              <w:jc w:val="right"/>
-            </w:pPr>
-            <w:r>
-              <w:rPr>
-                <w:rFonts w:ascii="Calibri" w:cs="Calibri" w:eastAsia="Calibri" w:hAnsi="Calibri"/>
-                <w:b w:val="false"/>
-                <w:bCs w:val="false"/>
-                <w:color w:val="141413"/>
-                <w:sz w:val="19"/>
-                <w:szCs w:val="19"/>
-              </w:rPr>
-              <w:t xml:space="preserve">19</w:t>
-            </w:r>
-          </w:p>
-        </w:tc>
-      </w:tr>
-      <w:tr>
-        <w:tc>
-          <w:tcPr>
-            <w:tcW w:type="dxa" w:w="6560"/>
-            <w:shd w:fill="F2F5F9" w:color="auto" w:val="clear"/>
-            <w:tcMar>
-              <w:top w:type="dxa" w:w="60"/>
-              <w:left w:type="dxa" w:w="110"/>
-              <w:bottom w:type="dxa" w:w="60"/>
-              <w:right w:type="dxa" w:w="110"/>
-            </w:tcMar>
-            <w:vAlign w:val="center"/>
-          </w:tcPr>
-          <w:p>
-            <w:pPr>
-              <w:spacing w:after="0" w:line="252"/>
-              <w:jc w:val="left"/>
-            </w:pPr>
-            <w:r>
-              <w:rPr>
-                <w:rFonts w:ascii="Calibri" w:cs="Calibri" w:eastAsia="Calibri" w:hAnsi="Calibri"/>
-                <w:b w:val="false"/>
-                <w:bCs w:val="false"/>
-                <w:color w:val="141413"/>
-                <w:sz w:val="19"/>
-                <w:szCs w:val="19"/>
-              </w:rPr>
-              <w:t xml:space="preserve">Do Not Call</w:t>
-            </w:r>
-          </w:p>
-        </w:tc>
-        <w:tc>
-          <w:tcPr>
-            <w:tcW w:type="dxa" w:w="2800"/>
-            <w:shd w:fill="F2F5F9" w:color="auto" w:val="clear"/>
-            <w:tcMar>
-              <w:top w:type="dxa" w:w="60"/>
-              <w:left w:type="dxa" w:w="110"/>
-              <w:bottom w:type="dxa" w:w="60"/>
-              <w:right w:type="dxa" w:w="110"/>
-            </w:tcMar>
-            <w:vAlign w:val="center"/>
-          </w:tcPr>
-          <w:p>
-            <w:pPr>
-              <w:spacing w:after="0" w:line="252"/>
-              <w:jc w:val="right"/>
-            </w:pPr>
-            <w:r>
-              <w:rPr>
-                <w:rFonts w:ascii="Calibri" w:cs="Calibri" w:eastAsia="Calibri" w:hAnsi="Calibri"/>
-                <w:b w:val="false"/>
-                <w:bCs w:val="false"/>
-                <w:color w:val="141413"/>
-                <w:sz w:val="19"/>
-                <w:szCs w:val="19"/>
-              </w:rPr>
-              <w:t xml:space="preserve">19</w:t>
-            </w:r>
-          </w:p>
-        </w:tc>
-      </w:tr>
-      <w:tr>
-        <w:tc>
-          <w:tcPr>
-            <w:tcW w:type="dxa" w:w="6560"/>
-            <w:tcMar>
-              <w:top w:type="dxa" w:w="60"/>
-              <w:left w:type="dxa" w:w="110"/>
-              <w:bottom w:type="dxa" w:w="60"/>
-              <w:right w:type="dxa" w:w="110"/>
-            </w:tcMar>
-            <w:vAlign w:val="center"/>
-          </w:tcPr>
-          <w:p>
-            <w:pPr>
-              <w:spacing w:after="0" w:line="252"/>
-              <w:jc w:val="left"/>
-            </w:pPr>
-            <w:r>
-              <w:rPr>
-                <w:rFonts w:ascii="Calibri" w:cs="Calibri" w:eastAsia="Calibri" w:hAnsi="Calibri"/>
-                <w:b w:val="false"/>
-                <w:bCs w:val="false"/>
-                <w:color w:val="141413"/>
-                <w:sz w:val="19"/>
-                <w:szCs w:val="19"/>
-              </w:rPr>
-              <w:t xml:space="preserve">Ghost Calls</w:t>
-            </w:r>
-          </w:p>
-        </w:tc>
-        <w:tc>
-          <w:tcPr>
-            <w:tcW w:type="dxa" w:w="2800"/>
-            <w:tcMar>
-              <w:top w:type="dxa" w:w="60"/>
-              <w:left w:type="dxa" w:w="110"/>
-              <w:bottom w:type="dxa" w:w="60"/>
-              <w:right w:type="dxa" w:w="110"/>
-            </w:tcMar>
-            <w:vAlign w:val="center"/>
-          </w:tcPr>
-          <w:p>
-            <w:pPr>
-              <w:spacing w:after="0" w:line="252"/>
-              <w:jc w:val="right"/>
-            </w:pPr>
-            <w:r>
-              <w:rPr>
-                <w:rFonts w:ascii="Calibri" w:cs="Calibri" w:eastAsia="Calibri" w:hAnsi="Calibri"/>
-                <w:b w:val="false"/>
-                <w:bCs w:val="false"/>
-                <w:color w:val="141413"/>
-                <w:sz w:val="19"/>
-                <w:szCs w:val="19"/>
-              </w:rPr>
-              <w:t xml:space="preserve">9</w:t>
-            </w:r>
-          </w:p>
-        </w:tc>
-      </w:tr>
-      <w:tr>
-        <w:tc>
-          <w:tcPr>
-            <w:tcW w:type="dxa" w:w="6560"/>
-            <w:shd w:fill="F2F5F9" w:color="auto" w:val="clear"/>
-            <w:tcMar>
-              <w:top w:type="dxa" w:w="60"/>
-              <w:left w:type="dxa" w:w="110"/>
-              <w:bottom w:type="dxa" w:w="60"/>
-              <w:right w:type="dxa" w:w="110"/>
-            </w:tcMar>
-            <w:vAlign w:val="center"/>
-          </w:tcPr>
-          <w:p>
-            <w:pPr>
-              <w:spacing w:after="0" w:line="252"/>
-              <w:jc w:val="left"/>
-            </w:pPr>
-            <w:r>
-              <w:rPr>
-                <w:rFonts w:ascii="Calibri" w:cs="Calibri" w:eastAsia="Calibri" w:hAnsi="Calibri"/>
-                <w:b w:val="false"/>
-                <w:bCs w:val="false"/>
-                <w:color w:val="141413"/>
-                <w:sz w:val="19"/>
-                <w:szCs w:val="19"/>
-              </w:rPr>
-              <w:t xml:space="preserve">No Plans to Sell</w:t>
-            </w:r>
-          </w:p>
-        </w:tc>
-        <w:tc>
-          <w:tcPr>
-            <w:tcW w:type="dxa" w:w="2800"/>
-            <w:shd w:fill="F2F5F9" w:color="auto" w:val="clear"/>
-            <w:tcMar>
-              <w:top w:type="dxa" w:w="60"/>
-              <w:left w:type="dxa" w:w="110"/>
-              <w:bottom w:type="dxa" w:w="60"/>
-              <w:right w:type="dxa" w:w="110"/>
-            </w:tcMar>
-            <w:vAlign w:val="center"/>
-          </w:tcPr>
-          <w:p>
-            <w:pPr>
-              <w:spacing w:after="0" w:line="252"/>
-              <w:jc w:val="right"/>
-            </w:pPr>
-            <w:r>
-              <w:rPr>
-                <w:rFonts w:ascii="Calibri" w:cs="Calibri" w:eastAsia="Calibri" w:hAnsi="Calibri"/>
-                <w:b w:val="false"/>
-                <w:bCs w:val="false"/>
-                <w:color w:val="141413"/>
-                <w:sz w:val="19"/>
-                <w:szCs w:val="19"/>
-              </w:rPr>
-              <w:t xml:space="preserve">8</w:t>
-            </w:r>
-          </w:p>
-        </w:tc>
-      </w:tr>
-      <w:tr>
-        <w:tc>
-          <w:tcPr>
-            <w:tcW w:type="dxa" w:w="6560"/>
-            <w:tcMar>
-              <w:top w:type="dxa" w:w="60"/>
-              <w:left w:type="dxa" w:w="110"/>
-              <w:bottom w:type="dxa" w:w="60"/>
-              <w:right w:type="dxa" w:w="110"/>
-            </w:tcMar>
-            <w:vAlign w:val="center"/>
-          </w:tcPr>
-          <w:p>
-            <w:pPr>
-              <w:spacing w:after="0" w:line="252"/>
-              <w:jc w:val="left"/>
-            </w:pPr>
-            <w:r>
-              <w:rPr>
-                <w:rFonts w:ascii="Calibri" w:cs="Calibri" w:eastAsia="Calibri" w:hAnsi="Calibri"/>
-                <w:b w:val="false"/>
-                <w:bCs w:val="false"/>
-                <w:color w:val="141413"/>
-                <w:sz w:val="19"/>
-                <w:szCs w:val="19"/>
-              </w:rPr>
-              <w:t xml:space="preserve">No Answer</w:t>
-            </w:r>
-          </w:p>
-        </w:tc>
-        <w:tc>
-          <w:tcPr>
-            <w:tcW w:type="dxa" w:w="2800"/>
-            <w:tcMar>
-              <w:top w:type="dxa" w:w="60"/>
-              <w:left w:type="dxa" w:w="110"/>
-              <w:bottom w:type="dxa" w:w="60"/>
-              <w:right w:type="dxa" w:w="110"/>
-            </w:tcMar>
-            <w:vAlign w:val="center"/>
-          </w:tcPr>
-          <w:p>
-            <w:pPr>
-              <w:spacing w:after="0" w:line="252"/>
-              <w:jc w:val="right"/>
-            </w:pPr>
-            <w:r>
-              <w:rPr>
-                <w:rFonts w:ascii="Calibri" w:cs="Calibri" w:eastAsia="Calibri" w:hAnsi="Calibri"/>
-                <w:b w:val="false"/>
-                <w:bCs w:val="false"/>
-                <w:color w:val="141413"/>
-                <w:sz w:val="19"/>
-                <w:szCs w:val="19"/>
-              </w:rPr>
-              <w:t xml:space="preserve">5</w:t>
-            </w:r>
-          </w:p>
-        </w:tc>
-      </w:tr>
-      <w:tr>
-        <w:tc>
-          <w:tcPr>
-            <w:tcW w:type="dxa" w:w="6560"/>
-            <w:shd w:fill="F2F5F9" w:color="auto" w:val="clear"/>
-            <w:tcMar>
-              <w:top w:type="dxa" w:w="60"/>
-              <w:left w:type="dxa" w:w="110"/>
-              <w:bottom w:type="dxa" w:w="60"/>
-              <w:right w:type="dxa" w:w="110"/>
-            </w:tcMar>
-            <w:vAlign w:val="center"/>
-          </w:tcPr>
-          <w:p>
-            <w:pPr>
-              <w:spacing w:after="0" w:line="252"/>
-              <w:jc w:val="left"/>
-            </w:pPr>
-            <w:r>
-              <w:rPr>
-                <w:rFonts w:ascii="Calibri" w:cs="Calibri" w:eastAsia="Calibri" w:hAnsi="Calibri"/>
-                <w:b w:val="false"/>
-                <w:bCs w:val="false"/>
-                <w:color w:val="141413"/>
-                <w:sz w:val="19"/>
-                <w:szCs w:val="19"/>
-              </w:rPr>
-              <w:t xml:space="preserve">Follow-Up Needed</w:t>
-            </w:r>
-          </w:p>
-        </w:tc>
-        <w:tc>
-          <w:tcPr>
-            <w:tcW w:type="dxa" w:w="2800"/>
-            <w:shd w:fill="F2F5F9" w:color="auto" w:val="clear"/>
-            <w:tcMar>
-              <w:top w:type="dxa" w:w="60"/>
-              <w:left w:type="dxa" w:w="110"/>
-              <w:bottom w:type="dxa" w:w="60"/>
-              <w:right w:type="dxa" w:w="110"/>
-            </w:tcMar>
-            <w:vAlign w:val="center"/>
-          </w:tcPr>
-          <w:p>
-            <w:pPr>
-              <w:spacing w:after="0" w:line="252"/>
-              <w:jc w:val="right"/>
-            </w:pPr>
-            <w:r>
-              <w:rPr>
-                <w:rFonts w:ascii="Calibri" w:cs="Calibri" w:eastAsia="Calibri" w:hAnsi="Calibri"/>
-                <w:b w:val="false"/>
-                <w:bCs w:val="false"/>
-                <w:color w:val="141413"/>
-                <w:sz w:val="19"/>
-                <w:szCs w:val="19"/>
-              </w:rPr>
-              <w:t xml:space="preserve">4</w:t>
-            </w:r>
-          </w:p>
-        </w:tc>
-      </w:tr>
-      <w:tr>
-        <w:tc>
-          <w:tcPr>
-            <w:tcW w:type="dxa" w:w="6560"/>
-            <w:tcMar>
-              <w:top w:type="dxa" w:w="60"/>
-              <w:left w:type="dxa" w:w="110"/>
-              <w:bottom w:type="dxa" w:w="60"/>
-              <w:right w:type="dxa" w:w="110"/>
-            </w:tcMar>
-            <w:vAlign w:val="center"/>
-          </w:tcPr>
-          <w:p>
-            <w:pPr>
-              <w:spacing w:after="0" w:line="252"/>
-              <w:jc w:val="left"/>
-            </w:pPr>
-            <w:r>
-              <w:rPr>
-                <w:rFonts w:ascii="Calibri" w:cs="Calibri" w:eastAsia="Calibri" w:hAnsi="Calibri"/>
-                <w:b w:val="false"/>
-                <w:bCs w:val="false"/>
-                <w:color w:val="141413"/>
-                <w:sz w:val="19"/>
-                <w:szCs w:val="19"/>
-              </w:rPr>
-              <w:t xml:space="preserve">Nurture Pipeline</w:t>
-            </w:r>
-          </w:p>
-        </w:tc>
-        <w:tc>
-          <w:tcPr>
-            <w:tcW w:type="dxa" w:w="2800"/>
-            <w:tcMar>
-              <w:top w:type="dxa" w:w="60"/>
-              <w:left w:type="dxa" w:w="110"/>
-              <w:bottom w:type="dxa" w:w="60"/>
-              <w:right w:type="dxa" w:w="110"/>
-            </w:tcMar>
-            <w:vAlign w:val="center"/>
-          </w:tcPr>
-          <w:p>
-            <w:pPr>
-              <w:spacing w:after="0" w:line="252"/>
-              <w:jc w:val="right"/>
-            </w:pPr>
-            <w:r>
-              <w:rPr>
-                <w:rFonts w:ascii="Calibri" w:cs="Calibri" w:eastAsia="Calibri" w:hAnsi="Calibri"/>
-                <w:b w:val="false"/>
-                <w:bCs w:val="false"/>
-                <w:color w:val="141413"/>
-                <w:sz w:val="19"/>
-                <w:szCs w:val="19"/>
-              </w:rPr>
-              <w:t xml:space="preserve">2</w:t>
+            <w:tcW w:type="dxa" w:w="3860"/>
+            <w:tcMar>
+              <w:top w:type="dxa" w:w="60"/>
+              <w:left w:type="dxa" w:w="110"/>
+              <w:bottom w:type="dxa" w:w="60"/>
+              <w:right w:type="dxa" w:w="110"/>
+            </w:tcMar>
+            <w:vAlign w:val="center"/>
+          </w:tcPr>
+          <w:p>
+            <w:pPr>
+              <w:spacing w:after="0" w:line="252"/>
+              <w:jc w:val="left"/>
+            </w:pPr>
+            <w:r>
+              <w:rPr>
+                <w:rFonts w:ascii="Calibri" w:cs="Calibri" w:eastAsia="Calibri" w:hAnsi="Calibri"/>
+                <w:b w:val="false"/>
+                <w:bCs w:val="false"/>
+                <w:color w:val="141413"/>
+                <w:sz w:val="19"/>
+                <w:szCs w:val="19"/>
+              </w:rPr>
+              <w:t xml:space="preserve">$0 booked revenue</w:t>
             </w:r>
           </w:p>
         </w:tc>
@@ -6502,7 +6899,7 @@
           <w:sz w:val="19"/>
           <w:szCs w:val="19"/>
         </w:rPr>
-        <w:t xml:space="preserve">What the 92 leads became</w:t>
+        <w:t xml:space="preserve">What the 175 postcard leads became — per the KPI Postcard sheet</w:t>
       </w:r>
     </w:p>
     <w:tbl>
@@ -6763,6 +7160,128 @@
                 <w:sz w:val="19"/>
                 <w:szCs w:val="19"/>
               </w:rPr>
+              <w:t xml:space="preserve">1</w:t>
+            </w:r>
+          </w:p>
+        </w:tc>
+      </w:tr>
+      <w:tr>
+        <w:tc>
+          <w:tcPr>
+            <w:tcW w:type="dxa" w:w="6560"/>
+            <w:shd w:fill="F2F5F9" w:color="auto" w:val="clear"/>
+            <w:tcMar>
+              <w:top w:type="dxa" w:w="60"/>
+              <w:left w:type="dxa" w:w="110"/>
+              <w:bottom w:type="dxa" w:w="60"/>
+              <w:right w:type="dxa" w:w="110"/>
+            </w:tcMar>
+            <w:vAlign w:val="center"/>
+          </w:tcPr>
+          <w:p>
+            <w:pPr>
+              <w:spacing w:after="0" w:line="252"/>
+              <w:jc w:val="left"/>
+            </w:pPr>
+            <w:r>
+              <w:rPr>
+                <w:rFonts w:ascii="Calibri" w:cs="Calibri" w:eastAsia="Calibri" w:hAnsi="Calibri"/>
+                <w:b w:val="false"/>
+                <w:bCs w:val="false"/>
+                <w:color w:val="141413"/>
+                <w:sz w:val="19"/>
+                <w:szCs w:val="19"/>
+              </w:rPr>
+              <w:t xml:space="preserve">Offers declined</w:t>
+            </w:r>
+          </w:p>
+        </w:tc>
+        <w:tc>
+          <w:tcPr>
+            <w:tcW w:type="dxa" w:w="2800"/>
+            <w:shd w:fill="F2F5F9" w:color="auto" w:val="clear"/>
+            <w:tcMar>
+              <w:top w:type="dxa" w:w="60"/>
+              <w:left w:type="dxa" w:w="110"/>
+              <w:bottom w:type="dxa" w:w="60"/>
+              <w:right w:type="dxa" w:w="110"/>
+            </w:tcMar>
+            <w:vAlign w:val="center"/>
+          </w:tcPr>
+          <w:p>
+            <w:pPr>
+              <w:spacing w:after="0" w:line="252"/>
+              <w:jc w:val="right"/>
+            </w:pPr>
+            <w:r>
+              <w:rPr>
+                <w:rFonts w:ascii="Calibri" w:cs="Calibri" w:eastAsia="Calibri" w:hAnsi="Calibri"/>
+                <w:b w:val="false"/>
+                <w:bCs w:val="false"/>
+                <w:color w:val="141413"/>
+                <w:sz w:val="19"/>
+                <w:szCs w:val="19"/>
+              </w:rPr>
+              <w:t xml:space="preserve">5</w:t>
+            </w:r>
+          </w:p>
+        </w:tc>
+      </w:tr>
+      <w:tr>
+        <w:tc>
+          <w:tcPr>
+            <w:tcW w:type="dxa" w:w="6560"/>
+            <w:tcMar>
+              <w:top w:type="dxa" w:w="60"/>
+              <w:left w:type="dxa" w:w="110"/>
+              <w:bottom w:type="dxa" w:w="60"/>
+              <w:right w:type="dxa" w:w="110"/>
+            </w:tcMar>
+            <w:vAlign w:val="center"/>
+          </w:tcPr>
+          <w:p>
+            <w:pPr>
+              <w:spacing w:after="0" w:line="252"/>
+              <w:jc w:val="left"/>
+            </w:pPr>
+            <w:r>
+              <w:rPr>
+                <w:rFonts w:ascii="Calibri" w:cs="Calibri" w:eastAsia="Calibri" w:hAnsi="Calibri"/>
+                <w:b w:val="false"/>
+                <w:bCs w:val="false"/>
+                <w:color w:val="141413"/>
+                <w:sz w:val="19"/>
+                <w:szCs w:val="19"/>
+              </w:rPr>
+              <w:t xml:space="preserve">Closed / booked</w:t>
+            </w:r>
+          </w:p>
+        </w:tc>
+        <w:tc>
+          <w:tcPr>
+            <w:tcW w:type="dxa" w:w="2800"/>
+            <w:tcMar>
+              <w:top w:type="dxa" w:w="60"/>
+              <w:left w:type="dxa" w:w="110"/>
+              <w:bottom w:type="dxa" w:w="60"/>
+              <w:right w:type="dxa" w:w="110"/>
+            </w:tcMar>
+            <w:vAlign w:val="center"/>
+          </w:tcPr>
+          <w:p>
+            <w:pPr>
+              <w:spacing w:after="0" w:line="252"/>
+              <w:jc w:val="right"/>
+            </w:pPr>
+            <w:r>
+              <w:rPr>
+                <w:rFonts w:ascii="Calibri" w:cs="Calibri" w:eastAsia="Calibri" w:hAnsi="Calibri"/>
+                <w:b w:val="false"/>
+                <w:bCs w:val="false"/>
+                <w:color w:val="141413"/>
+                <w:sz w:val="19"/>
+                <w:szCs w:val="19"/>
+              </w:rPr>
               <w:t xml:space="preserve">0</w:t>
             </w:r>
           </w:p>
@@ -6795,7 +7314,7 @@
                 <w:sz w:val="19"/>
                 <w:szCs w:val="19"/>
               </w:rPr>
-              <w:t xml:space="preserve">Offers declined</w:t>
+              <w:t xml:space="preserve">Lead → closed rate</w:t>
             </w:r>
           </w:p>
         </w:tc>
@@ -6825,7 +7344,7 @@
                 <w:sz w:val="19"/>
                 <w:szCs w:val="19"/>
               </w:rPr>
-              <w:t xml:space="preserve">3</w:t>
+              <w:t xml:space="preserve">0.0%</w:t>
             </w:r>
           </w:p>
         </w:tc>
@@ -6856,7 +7375,7 @@
                 <w:sz w:val="19"/>
                 <w:szCs w:val="19"/>
               </w:rPr>
-              <w:t xml:space="preserve">Canceled</w:t>
+              <w:t xml:space="preserve">Avg days: mail → contract</w:t>
             </w:r>
           </w:p>
         </w:tc>
@@ -6885,191 +7404,7 @@
                 <w:sz w:val="19"/>
                 <w:szCs w:val="19"/>
               </w:rPr>
-              <w:t xml:space="preserve">1</w:t>
-            </w:r>
-          </w:p>
-        </w:tc>
-      </w:tr>
-      <w:tr>
-        <w:tc>
-          <w:tcPr>
-            <w:tcW w:type="dxa" w:w="6560"/>
-            <w:shd w:fill="F2F5F9" w:color="auto" w:val="clear"/>
-            <w:tcMar>
-              <w:top w:type="dxa" w:w="60"/>
-              <w:left w:type="dxa" w:w="110"/>
-              <w:bottom w:type="dxa" w:w="60"/>
-              <w:right w:type="dxa" w:w="110"/>
-            </w:tcMar>
-            <w:vAlign w:val="center"/>
-          </w:tcPr>
-          <w:p>
-            <w:pPr>
-              <w:spacing w:after="0" w:line="252"/>
-              <w:jc w:val="left"/>
-            </w:pPr>
-            <w:r>
-              <w:rPr>
-                <w:rFonts w:ascii="Calibri" w:cs="Calibri" w:eastAsia="Calibri" w:hAnsi="Calibri"/>
-                <w:b w:val="false"/>
-                <w:bCs w:val="false"/>
-                <w:color w:val="141413"/>
-                <w:sz w:val="19"/>
-                <w:szCs w:val="19"/>
-              </w:rPr>
-              <w:t xml:space="preserve">Lead → deal rate</w:t>
-            </w:r>
-          </w:p>
-        </w:tc>
-        <w:tc>
-          <w:tcPr>
-            <w:tcW w:type="dxa" w:w="2800"/>
-            <w:shd w:fill="F2F5F9" w:color="auto" w:val="clear"/>
-            <w:tcMar>
-              <w:top w:type="dxa" w:w="60"/>
-              <w:left w:type="dxa" w:w="110"/>
-              <w:bottom w:type="dxa" w:w="60"/>
-              <w:right w:type="dxa" w:w="110"/>
-            </w:tcMar>
-            <w:vAlign w:val="center"/>
-          </w:tcPr>
-          <w:p>
-            <w:pPr>
-              <w:spacing w:after="0" w:line="252"/>
-              <w:jc w:val="right"/>
-            </w:pPr>
-            <w:r>
-              <w:rPr>
-                <w:rFonts w:ascii="Calibri" w:cs="Calibri" w:eastAsia="Calibri" w:hAnsi="Calibri"/>
-                <w:b w:val="false"/>
-                <w:bCs w:val="false"/>
-                <w:color w:val="141413"/>
-                <w:sz w:val="19"/>
-                <w:szCs w:val="19"/>
-              </w:rPr>
-              <w:t xml:space="preserve">0.0%</w:t>
-            </w:r>
-          </w:p>
-        </w:tc>
-      </w:tr>
-      <w:tr>
-        <w:tc>
-          <w:tcPr>
-            <w:tcW w:type="dxa" w:w="6560"/>
-            <w:tcMar>
-              <w:top w:type="dxa" w:w="60"/>
-              <w:left w:type="dxa" w:w="110"/>
-              <w:bottom w:type="dxa" w:w="60"/>
-              <w:right w:type="dxa" w:w="110"/>
-            </w:tcMar>
-            <w:vAlign w:val="center"/>
-          </w:tcPr>
-          <w:p>
-            <w:pPr>
-              <w:spacing w:after="0" w:line="252"/>
-              <w:jc w:val="left"/>
-            </w:pPr>
-            <w:r>
-              <w:rPr>
-                <w:rFonts w:ascii="Calibri" w:cs="Calibri" w:eastAsia="Calibri" w:hAnsi="Calibri"/>
-                <w:b w:val="false"/>
-                <w:bCs w:val="false"/>
-                <w:color w:val="141413"/>
-                <w:sz w:val="19"/>
-                <w:szCs w:val="19"/>
-              </w:rPr>
-              <w:t xml:space="preserve">Avg days: mail → contract</w:t>
-            </w:r>
-          </w:p>
-        </w:tc>
-        <w:tc>
-          <w:tcPr>
-            <w:tcW w:type="dxa" w:w="2800"/>
-            <w:tcMar>
-              <w:top w:type="dxa" w:w="60"/>
-              <w:left w:type="dxa" w:w="110"/>
-              <w:bottom w:type="dxa" w:w="60"/>
-              <w:right w:type="dxa" w:w="110"/>
-            </w:tcMar>
-            <w:vAlign w:val="center"/>
-          </w:tcPr>
-          <w:p>
-            <w:pPr>
-              <w:spacing w:after="0" w:line="252"/>
-              <w:jc w:val="right"/>
-            </w:pPr>
-            <w:r>
-              <w:rPr>
-                <w:rFonts w:ascii="Calibri" w:cs="Calibri" w:eastAsia="Calibri" w:hAnsi="Calibri"/>
-                <w:b w:val="false"/>
-                <w:bCs w:val="false"/>
-                <w:color w:val="141413"/>
-                <w:sz w:val="19"/>
-                <w:szCs w:val="19"/>
-              </w:rPr>
               <w:t xml:space="preserve">34</w:t>
-            </w:r>
-          </w:p>
-        </w:tc>
-      </w:tr>
-      <w:tr>
-        <w:tc>
-          <w:tcPr>
-            <w:tcW w:type="dxa" w:w="6560"/>
-            <w:shd w:fill="F2F5F9" w:color="auto" w:val="clear"/>
-            <w:tcMar>
-              <w:top w:type="dxa" w:w="60"/>
-              <w:left w:type="dxa" w:w="110"/>
-              <w:bottom w:type="dxa" w:w="60"/>
-              <w:right w:type="dxa" w:w="110"/>
-            </w:tcMar>
-            <w:vAlign w:val="center"/>
-          </w:tcPr>
-          <w:p>
-            <w:pPr>
-              <w:spacing w:after="0" w:line="252"/>
-              <w:jc w:val="left"/>
-            </w:pPr>
-            <w:r>
-              <w:rPr>
-                <w:rFonts w:ascii="Calibri" w:cs="Calibri" w:eastAsia="Calibri" w:hAnsi="Calibri"/>
-                <w:b w:val="false"/>
-                <w:bCs w:val="false"/>
-                <w:color w:val="141413"/>
-                <w:sz w:val="19"/>
-                <w:szCs w:val="19"/>
-              </w:rPr>
-              <w:t xml:space="preserve">Do Not Mail / Do Not Call</w:t>
-            </w:r>
-          </w:p>
-        </w:tc>
-        <w:tc>
-          <w:tcPr>
-            <w:tcW w:type="dxa" w:w="2800"/>
-            <w:shd w:fill="F2F5F9" w:color="auto" w:val="clear"/>
-            <w:tcMar>
-              <w:top w:type="dxa" w:w="60"/>
-              <w:left w:type="dxa" w:w="110"/>
-              <w:bottom w:type="dxa" w:w="60"/>
-              <w:right w:type="dxa" w:w="110"/>
-            </w:tcMar>
-            <w:vAlign w:val="center"/>
-          </w:tcPr>
-          <w:p>
-            <w:pPr>
-              <w:spacing w:after="0" w:line="252"/>
-              <w:jc w:val="right"/>
-            </w:pPr>
-            <w:r>
-              <w:rPr>
-                <w:rFonts w:ascii="Calibri" w:cs="Calibri" w:eastAsia="Calibri" w:hAnsi="Calibri"/>
-                <w:b w:val="false"/>
-                <w:bCs w:val="false"/>
-                <w:color w:val="141413"/>
-                <w:sz w:val="19"/>
-                <w:szCs w:val="19"/>
-              </w:rPr>
-              <w:t xml:space="preserve">19 / 19</w:t>
             </w:r>
           </w:p>
         </w:tc>
@@ -7110,7 +7445,7 @@
           <w:sz w:val="20"/>
           <w:szCs w:val="20"/>
         </w:rPr>
-        <w:t xml:space="preserve">$50.5K spent, 92 leads, healthy 32.6% interest — but </w:t>
+        <w:t xml:space="preserve">$50,620 spent, 175 leads, a strong 41% interest rate — but </w:t>
       </w:r>
       <w:r>
         <w:rPr>
@@ -7136,7 +7471,38 @@
           <w:sz w:val="20"/>
           <w:szCs w:val="20"/>
         </w:rPr>
-        <w:t xml:space="preserve"> so far and $459.51 cost per lead. Either offers are landing low (3 declined) or deals are still maturing (34-day mail→contract lag). This is the number to turn around, not the spend.</w:t>
+        <w:t xml:space="preserve"> (1 under contract, 5 offers declined). Either offers are landing low or deals are still maturing (34-day mail→contract lag). This is the number to turn around, not the spend.</w:t>
+      </w:r>
+    </w:p>
+    <w:p>
+      <w:pPr>
+        <w:spacing w:after="120" w:before="0" w:line="264"/>
+      </w:pPr>
+      <w:r>
+        <w:rPr>
+          <w:rFonts w:ascii="Calibri" w:cs="Calibri" w:eastAsia="Calibri" w:hAnsi="Calibri"/>
+          <w:b/>
+          <w:bCs/>
+          <w:i w:val="false"/>
+          <w:iCs w:val="false"/>
+          <w:color w:val="141413"/>
+          <w:sz w:val="20"/>
+          <w:szCs w:val="20"/>
+        </w:rPr>
+        <w:t xml:space="preserve">Note. </w:t>
+      </w:r>
+      <w:r>
+        <w:rPr>
+          <w:rFonts w:ascii="Calibri" w:cs="Calibri" w:eastAsia="Calibri" w:hAnsi="Calibri"/>
+          <w:b w:val="false"/>
+          <w:bCs w:val="false"/>
+          <w:i/>
+          <w:iCs/>
+          <w:color w:val="52514E"/>
+          <w:sz w:val="18"/>
+          <w:szCs w:val="18"/>
+        </w:rPr>
+        <w:t xml:space="preserve">An earlier Jul 9 reading of the sheet (77,763 postcards / 92 leads / 30 interested) and its call-disposition sample are superseded by the totals above. A refreshed disposition breakdown should be pulled from the sheet before it is quoted again.</w:t>
       </w:r>
     </w:p>
     <w:p>
@@ -7187,9 +7553,9 @@
         </w:tblBorders>
       </w:tblPr>
       <w:tblGrid>
-        <w:gridCol w:w="3000"/>
-        <w:gridCol w:w="2100"/>
-        <w:gridCol w:w="4260"/>
+        <w:gridCol w:w="3200"/>
+        <w:gridCol w:w="2000"/>
+        <w:gridCol w:w="4160"/>
       </w:tblGrid>
       <w:tr>
         <w:trPr>
@@ -7197,7 +7563,7 @@
         </w:trPr>
         <w:tc>
           <w:tcPr>
-            <w:tcW w:type="dxa" w:w="3000"/>
+            <w:tcW w:type="dxa" w:w="3200"/>
             <w:shd w:fill="1F3A5F" w:color="auto" w:val="clear"/>
             <w:tcMar>
               <w:top w:type="dxa" w:w="60"/>
@@ -7227,7 +7593,7 @@
         </w:tc>
         <w:tc>
           <w:tcPr>
-            <w:tcW w:type="dxa" w:w="2100"/>
+            <w:tcW w:type="dxa" w:w="2000"/>
             <w:shd w:fill="1F3A5F" w:color="auto" w:val="clear"/>
             <w:tcMar>
               <w:top w:type="dxa" w:w="60"/>
@@ -7257,7 +7623,7 @@
         </w:tc>
         <w:tc>
           <w:tcPr>
-            <w:tcW w:type="dxa" w:w="4260"/>
+            <w:tcW w:type="dxa" w:w="4160"/>
             <w:shd w:fill="1F3A5F" w:color="auto" w:val="clear"/>
             <w:tcMar>
               <w:top w:type="dxa" w:w="60"/>
@@ -7289,36 +7655,36 @@
       <w:tr>
         <w:tc>
           <w:tcPr>
-            <w:tcW w:type="dxa" w:w="3000"/>
-            <w:tcMar>
-              <w:top w:type="dxa" w:w="60"/>
-              <w:left w:type="dxa" w:w="110"/>
-              <w:bottom w:type="dxa" w:w="60"/>
-              <w:right w:type="dxa" w:w="110"/>
-            </w:tcMar>
-            <w:vAlign w:val="center"/>
-          </w:tcPr>
-          <w:p>
-            <w:pPr>
-              <w:spacing w:after="0" w:line="252"/>
-              <w:jc w:val="left"/>
-            </w:pPr>
-            <w:r>
-              <w:rPr>
-                <w:rFonts w:ascii="Calibri" w:cs="Calibri" w:eastAsia="Calibri" w:hAnsi="Calibri"/>
-                <w:b w:val="false"/>
-                <w:bCs w:val="false"/>
-                <w:color w:val="141413"/>
-                <w:sz w:val="19"/>
-                <w:szCs w:val="19"/>
-              </w:rPr>
-              <w:t xml:space="preserve">Postcard Spend</w:t>
-            </w:r>
-          </w:p>
-        </w:tc>
-        <w:tc>
-          <w:tcPr>
-            <w:tcW w:type="dxa" w:w="2100"/>
+            <w:tcW w:type="dxa" w:w="3200"/>
+            <w:tcMar>
+              <w:top w:type="dxa" w:w="60"/>
+              <w:left w:type="dxa" w:w="110"/>
+              <w:bottom w:type="dxa" w:w="60"/>
+              <w:right w:type="dxa" w:w="110"/>
+            </w:tcMar>
+            <w:vAlign w:val="center"/>
+          </w:tcPr>
+          <w:p>
+            <w:pPr>
+              <w:spacing w:after="0" w:line="252"/>
+              <w:jc w:val="left"/>
+            </w:pPr>
+            <w:r>
+              <w:rPr>
+                <w:rFonts w:ascii="Calibri" w:cs="Calibri" w:eastAsia="Calibri" w:hAnsi="Calibri"/>
+                <w:b w:val="false"/>
+                <w:bCs w:val="false"/>
+                <w:color w:val="141413"/>
+                <w:sz w:val="19"/>
+                <w:szCs w:val="19"/>
+              </w:rPr>
+              <w:t xml:space="preserve">Postcard spend</w:t>
+            </w:r>
+          </w:p>
+        </w:tc>
+        <w:tc>
+          <w:tcPr>
+            <w:tcW w:type="dxa" w:w="2000"/>
             <w:tcMar>
               <w:top w:type="dxa" w:w="60"/>
               <w:left w:type="dxa" w:w="110"/>
@@ -7341,74 +7707,74 @@
                 <w:sz w:val="19"/>
                 <w:szCs w:val="19"/>
               </w:rPr>
-              <w:t xml:space="preserve">$50.5K</w:t>
-            </w:r>
-          </w:p>
-        </w:tc>
-        <w:tc>
-          <w:tcPr>
-            <w:tcW w:type="dxa" w:w="4260"/>
-            <w:tcMar>
-              <w:top w:type="dxa" w:w="60"/>
-              <w:left w:type="dxa" w:w="110"/>
-              <w:bottom w:type="dxa" w:w="60"/>
-              <w:right w:type="dxa" w:w="110"/>
-            </w:tcMar>
-            <w:vAlign w:val="center"/>
-          </w:tcPr>
-          <w:p>
-            <w:pPr>
-              <w:spacing w:after="0" w:line="252"/>
-              <w:jc w:val="left"/>
-            </w:pPr>
-            <w:r>
-              <w:rPr>
-                <w:rFonts w:ascii="Calibri" w:cs="Calibri" w:eastAsia="Calibri" w:hAnsi="Calibri"/>
-                <w:b w:val="false"/>
-                <w:bCs w:val="false"/>
-                <w:color w:val="141413"/>
-                <w:sz w:val="19"/>
-                <w:szCs w:val="19"/>
-              </w:rPr>
-              <w:t xml:space="preserve">all-in, Dec–May</w:t>
-            </w:r>
-          </w:p>
-        </w:tc>
-      </w:tr>
-      <w:tr>
-        <w:tc>
-          <w:tcPr>
-            <w:tcW w:type="dxa" w:w="3000"/>
-            <w:shd w:fill="F2F5F9" w:color="auto" w:val="clear"/>
-            <w:tcMar>
-              <w:top w:type="dxa" w:w="60"/>
-              <w:left w:type="dxa" w:w="110"/>
-              <w:bottom w:type="dxa" w:w="60"/>
-              <w:right w:type="dxa" w:w="110"/>
-            </w:tcMar>
-            <w:vAlign w:val="center"/>
-          </w:tcPr>
-          <w:p>
-            <w:pPr>
-              <w:spacing w:after="0" w:line="252"/>
-              <w:jc w:val="left"/>
-            </w:pPr>
-            <w:r>
-              <w:rPr>
-                <w:rFonts w:ascii="Calibri" w:cs="Calibri" w:eastAsia="Calibri" w:hAnsi="Calibri"/>
-                <w:b w:val="false"/>
-                <w:bCs w:val="false"/>
-                <w:color w:val="141413"/>
-                <w:sz w:val="19"/>
-                <w:szCs w:val="19"/>
-              </w:rPr>
-              <w:t xml:space="preserve">Booked Revenue</w:t>
-            </w:r>
-          </w:p>
-        </w:tc>
-        <w:tc>
-          <w:tcPr>
-            <w:tcW w:type="dxa" w:w="2100"/>
+              <w:t xml:space="preserve">$50,620.32</w:t>
+            </w:r>
+          </w:p>
+        </w:tc>
+        <w:tc>
+          <w:tcPr>
+            <w:tcW w:type="dxa" w:w="4160"/>
+            <w:tcMar>
+              <w:top w:type="dxa" w:w="60"/>
+              <w:left w:type="dxa" w:w="110"/>
+              <w:bottom w:type="dxa" w:w="60"/>
+              <w:right w:type="dxa" w:w="110"/>
+            </w:tcMar>
+            <w:vAlign w:val="center"/>
+          </w:tcPr>
+          <w:p>
+            <w:pPr>
+              <w:spacing w:after="0" w:line="252"/>
+              <w:jc w:val="left"/>
+            </w:pPr>
+            <w:r>
+              <w:rPr>
+                <w:rFonts w:ascii="Calibri" w:cs="Calibri" w:eastAsia="Calibri" w:hAnsi="Calibri"/>
+                <w:b w:val="false"/>
+                <w:bCs w:val="false"/>
+                <w:color w:val="141413"/>
+                <w:sz w:val="19"/>
+                <w:szCs w:val="19"/>
+              </w:rPr>
+              <w:t xml:space="preserve">Redstone tracked (Dec–Jun); all-in overhead not separately captured</w:t>
+            </w:r>
+          </w:p>
+        </w:tc>
+      </w:tr>
+      <w:tr>
+        <w:tc>
+          <w:tcPr>
+            <w:tcW w:type="dxa" w:w="3200"/>
+            <w:shd w:fill="F2F5F9" w:color="auto" w:val="clear"/>
+            <w:tcMar>
+              <w:top w:type="dxa" w:w="60"/>
+              <w:left w:type="dxa" w:w="110"/>
+              <w:bottom w:type="dxa" w:w="60"/>
+              <w:right w:type="dxa" w:w="110"/>
+            </w:tcMar>
+            <w:vAlign w:val="center"/>
+          </w:tcPr>
+          <w:p>
+            <w:pPr>
+              <w:spacing w:after="0" w:line="252"/>
+              <w:jc w:val="left"/>
+            </w:pPr>
+            <w:r>
+              <w:rPr>
+                <w:rFonts w:ascii="Calibri" w:cs="Calibri" w:eastAsia="Calibri" w:hAnsi="Calibri"/>
+                <w:b w:val="false"/>
+                <w:bCs w:val="false"/>
+                <w:color w:val="141413"/>
+                <w:sz w:val="19"/>
+                <w:szCs w:val="19"/>
+              </w:rPr>
+              <w:t xml:space="preserve">Booked revenue</w:t>
+            </w:r>
+          </w:p>
+        </w:tc>
+        <w:tc>
+          <w:tcPr>
+            <w:tcW w:type="dxa" w:w="2000"/>
             <w:shd w:fill="F2F5F9" w:color="auto" w:val="clear"/>
             <w:tcMar>
               <w:top w:type="dxa" w:w="60"/>
@@ -7438,68 +7804,68 @@
         </w:tc>
         <w:tc>
           <w:tcPr>
-            <w:tcW w:type="dxa" w:w="4260"/>
-            <w:shd w:fill="F2F5F9" w:color="auto" w:val="clear"/>
-            <w:tcMar>
-              <w:top w:type="dxa" w:w="60"/>
-              <w:left w:type="dxa" w:w="110"/>
-              <w:bottom w:type="dxa" w:w="60"/>
-              <w:right w:type="dxa" w:w="110"/>
-            </w:tcMar>
-            <w:vAlign w:val="center"/>
-          </w:tcPr>
-          <w:p>
-            <w:pPr>
-              <w:spacing w:after="0" w:line="252"/>
-              <w:jc w:val="left"/>
-            </w:pPr>
-            <w:r>
-              <w:rPr>
-                <w:rFonts w:ascii="Calibri" w:cs="Calibri" w:eastAsia="Calibri" w:hAnsi="Calibri"/>
-                <w:b w:val="false"/>
-                <w:bCs w:val="false"/>
-                <w:color w:val="141413"/>
-                <w:sz w:val="19"/>
-                <w:szCs w:val="19"/>
-              </w:rPr>
-              <w:t xml:space="preserve">confirmed in QuickBooks</w:t>
-            </w:r>
-          </w:p>
-        </w:tc>
-      </w:tr>
-      <w:tr>
-        <w:tc>
-          <w:tcPr>
-            <w:tcW w:type="dxa" w:w="3000"/>
-            <w:tcMar>
-              <w:top w:type="dxa" w:w="60"/>
-              <w:left w:type="dxa" w:w="110"/>
-              <w:bottom w:type="dxa" w:w="60"/>
-              <w:right w:type="dxa" w:w="110"/>
-            </w:tcMar>
-            <w:vAlign w:val="center"/>
-          </w:tcPr>
-          <w:p>
-            <w:pPr>
-              <w:spacing w:after="0" w:line="252"/>
-              <w:jc w:val="left"/>
-            </w:pPr>
-            <w:r>
-              <w:rPr>
-                <w:rFonts w:ascii="Calibri" w:cs="Calibri" w:eastAsia="Calibri" w:hAnsi="Calibri"/>
-                <w:b w:val="false"/>
-                <w:bCs w:val="false"/>
-                <w:color w:val="141413"/>
-                <w:sz w:val="19"/>
-                <w:szCs w:val="19"/>
-              </w:rPr>
-              <w:t xml:space="preserve">ROI to Date</w:t>
-            </w:r>
-          </w:p>
-        </w:tc>
-        <w:tc>
-          <w:tcPr>
-            <w:tcW w:type="dxa" w:w="2100"/>
+            <w:tcW w:type="dxa" w:w="4160"/>
+            <w:shd w:fill="F2F5F9" w:color="auto" w:val="clear"/>
+            <w:tcMar>
+              <w:top w:type="dxa" w:w="60"/>
+              <w:left w:type="dxa" w:w="110"/>
+              <w:bottom w:type="dxa" w:w="60"/>
+              <w:right w:type="dxa" w:w="110"/>
+            </w:tcMar>
+            <w:vAlign w:val="center"/>
+          </w:tcPr>
+          <w:p>
+            <w:pPr>
+              <w:spacing w:after="0" w:line="252"/>
+              <w:jc w:val="left"/>
+            </w:pPr>
+            <w:r>
+              <w:rPr>
+                <w:rFonts w:ascii="Calibri" w:cs="Calibri" w:eastAsia="Calibri" w:hAnsi="Calibri"/>
+                <w:b w:val="false"/>
+                <w:bCs w:val="false"/>
+                <w:color w:val="141413"/>
+                <w:sz w:val="19"/>
+                <w:szCs w:val="19"/>
+              </w:rPr>
+              <w:t xml:space="preserve">confirmed $0 in QuickBooks</w:t>
+            </w:r>
+          </w:p>
+        </w:tc>
+      </w:tr>
+      <w:tr>
+        <w:tc>
+          <w:tcPr>
+            <w:tcW w:type="dxa" w:w="3200"/>
+            <w:tcMar>
+              <w:top w:type="dxa" w:w="60"/>
+              <w:left w:type="dxa" w:w="110"/>
+              <w:bottom w:type="dxa" w:w="60"/>
+              <w:right w:type="dxa" w:w="110"/>
+            </w:tcMar>
+            <w:vAlign w:val="center"/>
+          </w:tcPr>
+          <w:p>
+            <w:pPr>
+              <w:spacing w:after="0" w:line="252"/>
+              <w:jc w:val="left"/>
+            </w:pPr>
+            <w:r>
+              <w:rPr>
+                <w:rFonts w:ascii="Calibri" w:cs="Calibri" w:eastAsia="Calibri" w:hAnsi="Calibri"/>
+                <w:b w:val="false"/>
+                <w:bCs w:val="false"/>
+                <w:color w:val="141413"/>
+                <w:sz w:val="19"/>
+                <w:szCs w:val="19"/>
+              </w:rPr>
+              <w:t xml:space="preserve">ROI to date — postcards only</w:t>
+            </w:r>
+          </w:p>
+        </w:tc>
+        <w:tc>
+          <w:tcPr>
+            <w:tcW w:type="dxa" w:w="2000"/>
             <w:tcMar>
               <w:top w:type="dxa" w:w="60"/>
               <w:left w:type="dxa" w:w="110"/>
@@ -7528,7 +7894,7 @@
         </w:tc>
         <w:tc>
           <w:tcPr>
-            <w:tcW w:type="dxa" w:w="4260"/>
+            <w:tcW w:type="dxa" w:w="4160"/>
             <w:tcMar>
               <w:top w:type="dxa" w:w="60"/>
               <w:left w:type="dxa" w:w="110"/>
@@ -7559,37 +7925,37 @@
       <w:tr>
         <w:tc>
           <w:tcPr>
-            <w:tcW w:type="dxa" w:w="3000"/>
-            <w:shd w:fill="F2F5F9" w:color="auto" w:val="clear"/>
-            <w:tcMar>
-              <w:top w:type="dxa" w:w="60"/>
-              <w:left w:type="dxa" w:w="110"/>
-              <w:bottom w:type="dxa" w:w="60"/>
-              <w:right w:type="dxa" w:w="110"/>
-            </w:tcMar>
-            <w:vAlign w:val="center"/>
-          </w:tcPr>
-          <w:p>
-            <w:pPr>
-              <w:spacing w:after="0" w:line="252"/>
-              <w:jc w:val="left"/>
-            </w:pPr>
-            <w:r>
-              <w:rPr>
-                <w:rFonts w:ascii="Calibri" w:cs="Calibri" w:eastAsia="Calibri" w:hAnsi="Calibri"/>
-                <w:b w:val="false"/>
-                <w:bCs w:val="false"/>
-                <w:color w:val="141413"/>
-                <w:sz w:val="19"/>
-                <w:szCs w:val="19"/>
-              </w:rPr>
-              <w:t xml:space="preserve">Cost / Lead</w:t>
-            </w:r>
-          </w:p>
-        </w:tc>
-        <w:tc>
-          <w:tcPr>
-            <w:tcW w:type="dxa" w:w="2100"/>
+            <w:tcW w:type="dxa" w:w="3200"/>
+            <w:shd w:fill="F2F5F9" w:color="auto" w:val="clear"/>
+            <w:tcMar>
+              <w:top w:type="dxa" w:w="60"/>
+              <w:left w:type="dxa" w:w="110"/>
+              <w:bottom w:type="dxa" w:w="60"/>
+              <w:right w:type="dxa" w:w="110"/>
+            </w:tcMar>
+            <w:vAlign w:val="center"/>
+          </w:tcPr>
+          <w:p>
+            <w:pPr>
+              <w:spacing w:after="0" w:line="252"/>
+              <w:jc w:val="left"/>
+            </w:pPr>
+            <w:r>
+              <w:rPr>
+                <w:rFonts w:ascii="Calibri" w:cs="Calibri" w:eastAsia="Calibri" w:hAnsi="Calibri"/>
+                <w:b w:val="false"/>
+                <w:bCs w:val="false"/>
+                <w:color w:val="141413"/>
+                <w:sz w:val="19"/>
+                <w:szCs w:val="19"/>
+              </w:rPr>
+              <w:t xml:space="preserve">Cost / lead</w:t>
+            </w:r>
+          </w:p>
+        </w:tc>
+        <w:tc>
+          <w:tcPr>
+            <w:tcW w:type="dxa" w:w="2000"/>
             <w:shd w:fill="F2F5F9" w:color="auto" w:val="clear"/>
             <w:tcMar>
               <w:top w:type="dxa" w:w="60"/>
@@ -7613,74 +7979,74 @@
                 <w:sz w:val="19"/>
                 <w:szCs w:val="19"/>
               </w:rPr>
-              <w:t xml:space="preserve">$549</w:t>
-            </w:r>
-          </w:p>
-        </w:tc>
-        <w:tc>
-          <w:tcPr>
-            <w:tcW w:type="dxa" w:w="4260"/>
-            <w:shd w:fill="F2F5F9" w:color="auto" w:val="clear"/>
-            <w:tcMar>
-              <w:top w:type="dxa" w:w="60"/>
-              <w:left w:type="dxa" w:w="110"/>
-              <w:bottom w:type="dxa" w:w="60"/>
-              <w:right w:type="dxa" w:w="110"/>
-            </w:tcMar>
-            <w:vAlign w:val="center"/>
-          </w:tcPr>
-          <w:p>
-            <w:pPr>
-              <w:spacing w:after="0" w:line="252"/>
-              <w:jc w:val="left"/>
-            </w:pPr>
-            <w:r>
-              <w:rPr>
-                <w:rFonts w:ascii="Calibri" w:cs="Calibri" w:eastAsia="Calibri" w:hAnsi="Calibri"/>
-                <w:b w:val="false"/>
-                <w:bCs w:val="false"/>
-                <w:color w:val="141413"/>
-                <w:sz w:val="19"/>
-                <w:szCs w:val="19"/>
-              </w:rPr>
-              <w:t xml:space="preserve">$459 Redstone-only</w:t>
-            </w:r>
-          </w:p>
-        </w:tc>
-      </w:tr>
-      <w:tr>
-        <w:tc>
-          <w:tcPr>
-            <w:tcW w:type="dxa" w:w="3000"/>
-            <w:tcMar>
-              <w:top w:type="dxa" w:w="60"/>
-              <w:left w:type="dxa" w:w="110"/>
-              <w:bottom w:type="dxa" w:w="60"/>
-              <w:right w:type="dxa" w:w="110"/>
-            </w:tcMar>
-            <w:vAlign w:val="center"/>
-          </w:tcPr>
-          <w:p>
-            <w:pPr>
-              <w:spacing w:after="0" w:line="252"/>
-              <w:jc w:val="left"/>
-            </w:pPr>
-            <w:r>
-              <w:rPr>
-                <w:rFonts w:ascii="Calibri" w:cs="Calibri" w:eastAsia="Calibri" w:hAnsi="Calibri"/>
-                <w:b w:val="false"/>
-                <w:bCs w:val="false"/>
-                <w:color w:val="141413"/>
-                <w:sz w:val="19"/>
-                <w:szCs w:val="19"/>
-              </w:rPr>
-              <w:t xml:space="preserve">Cost / Interested</w:t>
-            </w:r>
-          </w:p>
-        </w:tc>
-        <w:tc>
-          <w:tcPr>
-            <w:tcW w:type="dxa" w:w="2100"/>
+              <w:t xml:space="preserve">$289</w:t>
+            </w:r>
+          </w:p>
+        </w:tc>
+        <w:tc>
+          <w:tcPr>
+            <w:tcW w:type="dxa" w:w="4160"/>
+            <w:shd w:fill="F2F5F9" w:color="auto" w:val="clear"/>
+            <w:tcMar>
+              <w:top w:type="dxa" w:w="60"/>
+              <w:left w:type="dxa" w:w="110"/>
+              <w:bottom w:type="dxa" w:w="60"/>
+              <w:right w:type="dxa" w:w="110"/>
+            </w:tcMar>
+            <w:vAlign w:val="center"/>
+          </w:tcPr>
+          <w:p>
+            <w:pPr>
+              <w:spacing w:after="0" w:line="252"/>
+              <w:jc w:val="left"/>
+            </w:pPr>
+            <w:r>
+              <w:rPr>
+                <w:rFonts w:ascii="Calibri" w:cs="Calibri" w:eastAsia="Calibri" w:hAnsi="Calibri"/>
+                <w:b w:val="false"/>
+                <w:bCs w:val="false"/>
+                <w:color w:val="141413"/>
+                <w:sz w:val="19"/>
+                <w:szCs w:val="19"/>
+              </w:rPr>
+              <w:t xml:space="preserve">$50,620.32 ÷ 175 leads</w:t>
+            </w:r>
+          </w:p>
+        </w:tc>
+      </w:tr>
+      <w:tr>
+        <w:tc>
+          <w:tcPr>
+            <w:tcW w:type="dxa" w:w="3200"/>
+            <w:tcMar>
+              <w:top w:type="dxa" w:w="60"/>
+              <w:left w:type="dxa" w:w="110"/>
+              <w:bottom w:type="dxa" w:w="60"/>
+              <w:right w:type="dxa" w:w="110"/>
+            </w:tcMar>
+            <w:vAlign w:val="center"/>
+          </w:tcPr>
+          <w:p>
+            <w:pPr>
+              <w:spacing w:after="0" w:line="252"/>
+              <w:jc w:val="left"/>
+            </w:pPr>
+            <w:r>
+              <w:rPr>
+                <w:rFonts w:ascii="Calibri" w:cs="Calibri" w:eastAsia="Calibri" w:hAnsi="Calibri"/>
+                <w:b w:val="false"/>
+                <w:bCs w:val="false"/>
+                <w:color w:val="141413"/>
+                <w:sz w:val="19"/>
+                <w:szCs w:val="19"/>
+              </w:rPr>
+              <w:t xml:space="preserve">Cost / interested</w:t>
+            </w:r>
+          </w:p>
+        </w:tc>
+        <w:tc>
+          <w:tcPr>
+            <w:tcW w:type="dxa" w:w="2000"/>
             <w:tcMar>
               <w:top w:type="dxa" w:w="60"/>
               <w:left w:type="dxa" w:w="110"/>
@@ -7703,44 +8069,44 @@
                 <w:sz w:val="19"/>
                 <w:szCs w:val="19"/>
               </w:rPr>
-              <w:t xml:space="preserve">$1,685</w:t>
-            </w:r>
-          </w:p>
-        </w:tc>
-        <w:tc>
-          <w:tcPr>
-            <w:tcW w:type="dxa" w:w="4260"/>
-            <w:tcMar>
-              <w:top w:type="dxa" w:w="60"/>
-              <w:left w:type="dxa" w:w="110"/>
-              <w:bottom w:type="dxa" w:w="60"/>
-              <w:right w:type="dxa" w:w="110"/>
-            </w:tcMar>
-            <w:vAlign w:val="center"/>
-          </w:tcPr>
-          <w:p>
-            <w:pPr>
-              <w:spacing w:after="0" w:line="252"/>
-              <w:jc w:val="left"/>
-            </w:pPr>
-            <w:r>
-              <w:rPr>
-                <w:rFonts w:ascii="Calibri" w:cs="Calibri" w:eastAsia="Calibri" w:hAnsi="Calibri"/>
-                <w:b w:val="false"/>
-                <w:bCs w:val="false"/>
-                <w:color w:val="141413"/>
-                <w:sz w:val="19"/>
-                <w:szCs w:val="19"/>
-              </w:rPr>
-              <w:t xml:space="preserve">30 interested sellers</w:t>
-            </w:r>
-          </w:p>
-        </w:tc>
-      </w:tr>
-      <w:tr>
-        <w:tc>
-          <w:tcPr>
-            <w:tcW w:type="dxa" w:w="3000"/>
+              <w:t xml:space="preserve">$703</w:t>
+            </w:r>
+          </w:p>
+        </w:tc>
+        <w:tc>
+          <w:tcPr>
+            <w:tcW w:type="dxa" w:w="4160"/>
+            <w:tcMar>
+              <w:top w:type="dxa" w:w="60"/>
+              <w:left w:type="dxa" w:w="110"/>
+              <w:bottom w:type="dxa" w:w="60"/>
+              <w:right w:type="dxa" w:w="110"/>
+            </w:tcMar>
+            <w:vAlign w:val="center"/>
+          </w:tcPr>
+          <w:p>
+            <w:pPr>
+              <w:spacing w:after="0" w:line="252"/>
+              <w:jc w:val="left"/>
+            </w:pPr>
+            <w:r>
+              <w:rPr>
+                <w:rFonts w:ascii="Calibri" w:cs="Calibri" w:eastAsia="Calibri" w:hAnsi="Calibri"/>
+                <w:b w:val="false"/>
+                <w:bCs w:val="false"/>
+                <w:color w:val="141413"/>
+                <w:sz w:val="19"/>
+                <w:szCs w:val="19"/>
+              </w:rPr>
+              <w:t xml:space="preserve">$50,620.32 ÷ 72 interested sellers</w:t>
+            </w:r>
+          </w:p>
+        </w:tc>
+      </w:tr>
+      <w:tr>
+        <w:tc>
+          <w:tcPr>
+            <w:tcW w:type="dxa" w:w="3200"/>
             <w:shd w:fill="F2F5F9" w:color="auto" w:val="clear"/>
             <w:tcMar>
               <w:top w:type="dxa" w:w="60"/>
@@ -7770,7 +8136,7 @@
         </w:tc>
         <w:tc>
           <w:tcPr>
-            <w:tcW w:type="dxa" w:w="2100"/>
+            <w:tcW w:type="dxa" w:w="2000"/>
             <w:shd w:fill="F2F5F9" w:color="auto" w:val="clear"/>
             <w:tcMar>
               <w:top w:type="dxa" w:w="60"/>
@@ -7794,37 +8160,37 @@
                 <w:sz w:val="19"/>
                 <w:szCs w:val="19"/>
               </w:rPr>
-              <w:t xml:space="preserve">~2</w:t>
-            </w:r>
-          </w:p>
-        </w:tc>
-        <w:tc>
-          <w:tcPr>
-            <w:tcW w:type="dxa" w:w="4260"/>
-            <w:shd w:fill="F2F5F9" w:color="auto" w:val="clear"/>
-            <w:tcMar>
-              <w:top w:type="dxa" w:w="60"/>
-              <w:left w:type="dxa" w:w="110"/>
-              <w:bottom w:type="dxa" w:w="60"/>
-              <w:right w:type="dxa" w:w="110"/>
-            </w:tcMar>
-            <w:vAlign w:val="center"/>
-          </w:tcPr>
-          <w:p>
-            <w:pPr>
-              <w:spacing w:after="0" w:line="252"/>
-              <w:jc w:val="left"/>
-            </w:pPr>
-            <w:r>
-              <w:rPr>
-                <w:rFonts w:ascii="Calibri" w:cs="Calibri" w:eastAsia="Calibri" w:hAnsi="Calibri"/>
-                <w:b w:val="false"/>
-                <w:bCs w:val="false"/>
-                <w:color w:val="141413"/>
-                <w:sz w:val="19"/>
-                <w:szCs w:val="19"/>
-              </w:rPr>
-              <w:t xml:space="preserve">deals @ $25K profit</w:t>
+              <w:t xml:space="preserve">~2 deals</w:t>
+            </w:r>
+          </w:p>
+        </w:tc>
+        <w:tc>
+          <w:tcPr>
+            <w:tcW w:type="dxa" w:w="4160"/>
+            <w:shd w:fill="F2F5F9" w:color="auto" w:val="clear"/>
+            <w:tcMar>
+              <w:top w:type="dxa" w:w="60"/>
+              <w:left w:type="dxa" w:w="110"/>
+              <w:bottom w:type="dxa" w:w="60"/>
+              <w:right w:type="dxa" w:w="110"/>
+            </w:tcMar>
+            <w:vAlign w:val="center"/>
+          </w:tcPr>
+          <w:p>
+            <w:pPr>
+              <w:spacing w:after="0" w:line="252"/>
+              <w:jc w:val="left"/>
+            </w:pPr>
+            <w:r>
+              <w:rPr>
+                <w:rFonts w:ascii="Calibri" w:cs="Calibri" w:eastAsia="Calibri" w:hAnsi="Calibri"/>
+                <w:b w:val="false"/>
+                <w:bCs w:val="false"/>
+                <w:color w:val="141413"/>
+                <w:sz w:val="19"/>
+                <w:szCs w:val="19"/>
+              </w:rPr>
+              <w:t xml:space="preserve">at $25K profit / deal</w:t>
             </w:r>
           </w:p>
         </w:tc>
@@ -7863,7 +8229,7 @@
           <w:sz w:val="19"/>
           <w:szCs w:val="19"/>
         </w:rPr>
-        <w:t xml:space="preserve">94,753 postcards → 175 postcard leads per tracker (0.18%), then:</w:t>
+        <w:t xml:space="preserve">Per the KPI Postcard sheet, Jul 21 reading</w:t>
       </w:r>
     </w:p>
     <w:tbl>
@@ -8004,6 +8370,187 @@
                 <w:sz w:val="19"/>
                 <w:szCs w:val="19"/>
               </w:rPr>
+              <w:t xml:space="preserve">Postcards mailed</w:t>
+            </w:r>
+          </w:p>
+        </w:tc>
+        <w:tc>
+          <w:tcPr>
+            <w:tcW w:type="dxa" w:w="1900"/>
+            <w:tcMar>
+              <w:top w:type="dxa" w:w="60"/>
+              <w:left w:type="dxa" w:w="110"/>
+              <w:bottom w:type="dxa" w:w="60"/>
+              <w:right w:type="dxa" w:w="110"/>
+            </w:tcMar>
+            <w:vAlign w:val="center"/>
+          </w:tcPr>
+          <w:p>
+            <w:pPr>
+              <w:spacing w:after="0" w:line="252"/>
+              <w:jc w:val="right"/>
+            </w:pPr>
+            <w:r>
+              <w:rPr>
+                <w:rFonts w:ascii="Calibri" w:cs="Calibri" w:eastAsia="Calibri" w:hAnsi="Calibri"/>
+                <w:b w:val="false"/>
+                <w:bCs w:val="false"/>
+                <w:color w:val="141413"/>
+                <w:sz w:val="19"/>
+                <w:szCs w:val="19"/>
+              </w:rPr>
+              <w:t xml:space="preserve">94,753</w:t>
+            </w:r>
+          </w:p>
+        </w:tc>
+        <w:tc>
+          <w:tcPr>
+            <w:tcW w:type="dxa" w:w="2780"/>
+            <w:tcMar>
+              <w:top w:type="dxa" w:w="60"/>
+              <w:left w:type="dxa" w:w="110"/>
+              <w:bottom w:type="dxa" w:w="60"/>
+              <w:right w:type="dxa" w:w="110"/>
+            </w:tcMar>
+            <w:vAlign w:val="center"/>
+          </w:tcPr>
+          <w:p>
+            <w:pPr>
+              <w:spacing w:after="0" w:line="252"/>
+              <w:jc w:val="left"/>
+            </w:pPr>
+            <w:r>
+              <w:rPr>
+                <w:rFonts w:ascii="Calibri" w:cs="Calibri" w:eastAsia="Calibri" w:hAnsi="Calibri"/>
+                <w:b w:val="false"/>
+                <w:bCs w:val="false"/>
+                <w:color w:val="141413"/>
+                <w:sz w:val="19"/>
+                <w:szCs w:val="19"/>
+              </w:rPr>
+              <w:t xml:space="preserve"/>
+            </w:r>
+          </w:p>
+        </w:tc>
+      </w:tr>
+      <w:tr>
+        <w:tc>
+          <w:tcPr>
+            <w:tcW w:type="dxa" w:w="4680"/>
+            <w:shd w:fill="F2F5F9" w:color="auto" w:val="clear"/>
+            <w:tcMar>
+              <w:top w:type="dxa" w:w="60"/>
+              <w:left w:type="dxa" w:w="110"/>
+              <w:bottom w:type="dxa" w:w="60"/>
+              <w:right w:type="dxa" w:w="110"/>
+            </w:tcMar>
+            <w:vAlign w:val="center"/>
+          </w:tcPr>
+          <w:p>
+            <w:pPr>
+              <w:spacing w:after="0" w:line="252"/>
+              <w:jc w:val="left"/>
+            </w:pPr>
+            <w:r>
+              <w:rPr>
+                <w:rFonts w:ascii="Calibri" w:cs="Calibri" w:eastAsia="Calibri" w:hAnsi="Calibri"/>
+                <w:b w:val="false"/>
+                <w:bCs w:val="false"/>
+                <w:color w:val="141413"/>
+                <w:sz w:val="19"/>
+                <w:szCs w:val="19"/>
+              </w:rPr>
+              <w:t xml:space="preserve">Inbound calls</w:t>
+            </w:r>
+          </w:p>
+        </w:tc>
+        <w:tc>
+          <w:tcPr>
+            <w:tcW w:type="dxa" w:w="1900"/>
+            <w:shd w:fill="F2F5F9" w:color="auto" w:val="clear"/>
+            <w:tcMar>
+              <w:top w:type="dxa" w:w="60"/>
+              <w:left w:type="dxa" w:w="110"/>
+              <w:bottom w:type="dxa" w:w="60"/>
+              <w:right w:type="dxa" w:w="110"/>
+            </w:tcMar>
+            <w:vAlign w:val="center"/>
+          </w:tcPr>
+          <w:p>
+            <w:pPr>
+              <w:spacing w:after="0" w:line="252"/>
+              <w:jc w:val="right"/>
+            </w:pPr>
+            <w:r>
+              <w:rPr>
+                <w:rFonts w:ascii="Calibri" w:cs="Calibri" w:eastAsia="Calibri" w:hAnsi="Calibri"/>
+                <w:b w:val="false"/>
+                <w:bCs w:val="false"/>
+                <w:color w:val="141413"/>
+                <w:sz w:val="19"/>
+                <w:szCs w:val="19"/>
+              </w:rPr>
+              <w:t xml:space="preserve">207</w:t>
+            </w:r>
+          </w:p>
+        </w:tc>
+        <w:tc>
+          <w:tcPr>
+            <w:tcW w:type="dxa" w:w="2780"/>
+            <w:shd w:fill="F2F5F9" w:color="auto" w:val="clear"/>
+            <w:tcMar>
+              <w:top w:type="dxa" w:w="60"/>
+              <w:left w:type="dxa" w:w="110"/>
+              <w:bottom w:type="dxa" w:w="60"/>
+              <w:right w:type="dxa" w:w="110"/>
+            </w:tcMar>
+            <w:vAlign w:val="center"/>
+          </w:tcPr>
+          <w:p>
+            <w:pPr>
+              <w:spacing w:after="0" w:line="252"/>
+              <w:jc w:val="left"/>
+            </w:pPr>
+            <w:r>
+              <w:rPr>
+                <w:rFonts w:ascii="Calibri" w:cs="Calibri" w:eastAsia="Calibri" w:hAnsi="Calibri"/>
+                <w:b w:val="false"/>
+                <w:bCs w:val="false"/>
+                <w:color w:val="141413"/>
+                <w:sz w:val="19"/>
+                <w:szCs w:val="19"/>
+              </w:rPr>
+              <w:t xml:space="preserve"/>
+            </w:r>
+          </w:p>
+        </w:tc>
+      </w:tr>
+      <w:tr>
+        <w:tc>
+          <w:tcPr>
+            <w:tcW w:type="dxa" w:w="4680"/>
+            <w:tcMar>
+              <w:top w:type="dxa" w:w="60"/>
+              <w:left w:type="dxa" w:w="110"/>
+              <w:bottom w:type="dxa" w:w="60"/>
+              <w:right w:type="dxa" w:w="110"/>
+            </w:tcMar>
+            <w:vAlign w:val="center"/>
+          </w:tcPr>
+          <w:p>
+            <w:pPr>
+              <w:spacing w:after="0" w:line="252"/>
+              <w:jc w:val="left"/>
+            </w:pPr>
+            <w:r>
+              <w:rPr>
+                <w:rFonts w:ascii="Calibri" w:cs="Calibri" w:eastAsia="Calibri" w:hAnsi="Calibri"/>
+                <w:b w:val="false"/>
+                <w:bCs w:val="false"/>
+                <w:color w:val="141413"/>
+                <w:sz w:val="19"/>
+                <w:szCs w:val="19"/>
+              </w:rPr>
               <w:t xml:space="preserve">Leads</w:t>
             </w:r>
           </w:p>
@@ -8033,7 +8580,7 @@
                 <w:sz w:val="19"/>
                 <w:szCs w:val="19"/>
               </w:rPr>
-              <w:t xml:space="preserve">92</w:t>
+              <w:t xml:space="preserve">175</w:t>
             </w:r>
           </w:p>
         </w:tc>
@@ -8062,6 +8609,187 @@
                 <w:sz w:val="19"/>
                 <w:szCs w:val="19"/>
               </w:rPr>
+              <w:t xml:space="preserve">0.18% of postcards</w:t>
+            </w:r>
+          </w:p>
+        </w:tc>
+      </w:tr>
+      <w:tr>
+        <w:tc>
+          <w:tcPr>
+            <w:tcW w:type="dxa" w:w="4680"/>
+            <w:shd w:fill="F2F5F9" w:color="auto" w:val="clear"/>
+            <w:tcMar>
+              <w:top w:type="dxa" w:w="60"/>
+              <w:left w:type="dxa" w:w="110"/>
+              <w:bottom w:type="dxa" w:w="60"/>
+              <w:right w:type="dxa" w:w="110"/>
+            </w:tcMar>
+            <w:vAlign w:val="center"/>
+          </w:tcPr>
+          <w:p>
+            <w:pPr>
+              <w:spacing w:after="0" w:line="252"/>
+              <w:jc w:val="left"/>
+            </w:pPr>
+            <w:r>
+              <w:rPr>
+                <w:rFonts w:ascii="Calibri" w:cs="Calibri" w:eastAsia="Calibri" w:hAnsi="Calibri"/>
+                <w:b w:val="false"/>
+                <w:bCs w:val="false"/>
+                <w:color w:val="141413"/>
+                <w:sz w:val="19"/>
+                <w:szCs w:val="19"/>
+              </w:rPr>
+              <w:t xml:space="preserve">Interested</w:t>
+            </w:r>
+          </w:p>
+        </w:tc>
+        <w:tc>
+          <w:tcPr>
+            <w:tcW w:type="dxa" w:w="1900"/>
+            <w:shd w:fill="F2F5F9" w:color="auto" w:val="clear"/>
+            <w:tcMar>
+              <w:top w:type="dxa" w:w="60"/>
+              <w:left w:type="dxa" w:w="110"/>
+              <w:bottom w:type="dxa" w:w="60"/>
+              <w:right w:type="dxa" w:w="110"/>
+            </w:tcMar>
+            <w:vAlign w:val="center"/>
+          </w:tcPr>
+          <w:p>
+            <w:pPr>
+              <w:spacing w:after="0" w:line="252"/>
+              <w:jc w:val="right"/>
+            </w:pPr>
+            <w:r>
+              <w:rPr>
+                <w:rFonts w:ascii="Calibri" w:cs="Calibri" w:eastAsia="Calibri" w:hAnsi="Calibri"/>
+                <w:b w:val="false"/>
+                <w:bCs w:val="false"/>
+                <w:color w:val="141413"/>
+                <w:sz w:val="19"/>
+                <w:szCs w:val="19"/>
+              </w:rPr>
+              <w:t xml:space="preserve">72</w:t>
+            </w:r>
+          </w:p>
+        </w:tc>
+        <w:tc>
+          <w:tcPr>
+            <w:tcW w:type="dxa" w:w="2780"/>
+            <w:shd w:fill="F2F5F9" w:color="auto" w:val="clear"/>
+            <w:tcMar>
+              <w:top w:type="dxa" w:w="60"/>
+              <w:left w:type="dxa" w:w="110"/>
+              <w:bottom w:type="dxa" w:w="60"/>
+              <w:right w:type="dxa" w:w="110"/>
+            </w:tcMar>
+            <w:vAlign w:val="center"/>
+          </w:tcPr>
+          <w:p>
+            <w:pPr>
+              <w:spacing w:after="0" w:line="252"/>
+              <w:jc w:val="left"/>
+            </w:pPr>
+            <w:r>
+              <w:rPr>
+                <w:rFonts w:ascii="Calibri" w:cs="Calibri" w:eastAsia="Calibri" w:hAnsi="Calibri"/>
+                <w:b w:val="false"/>
+                <w:bCs w:val="false"/>
+                <w:color w:val="141413"/>
+                <w:sz w:val="19"/>
+                <w:szCs w:val="19"/>
+              </w:rPr>
+              <w:t xml:space="preserve">41% of leads</w:t>
+            </w:r>
+          </w:p>
+        </w:tc>
+      </w:tr>
+      <w:tr>
+        <w:tc>
+          <w:tcPr>
+            <w:tcW w:type="dxa" w:w="4680"/>
+            <w:tcMar>
+              <w:top w:type="dxa" w:w="60"/>
+              <w:left w:type="dxa" w:w="110"/>
+              <w:bottom w:type="dxa" w:w="60"/>
+              <w:right w:type="dxa" w:w="110"/>
+            </w:tcMar>
+            <w:vAlign w:val="center"/>
+          </w:tcPr>
+          <w:p>
+            <w:pPr>
+              <w:spacing w:after="0" w:line="252"/>
+              <w:jc w:val="left"/>
+            </w:pPr>
+            <w:r>
+              <w:rPr>
+                <w:rFonts w:ascii="Calibri" w:cs="Calibri" w:eastAsia="Calibri" w:hAnsi="Calibri"/>
+                <w:b w:val="false"/>
+                <w:bCs w:val="false"/>
+                <w:color w:val="141413"/>
+                <w:sz w:val="19"/>
+                <w:szCs w:val="19"/>
+              </w:rPr>
+              <w:t xml:space="preserve">Under contract</w:t>
+            </w:r>
+          </w:p>
+        </w:tc>
+        <w:tc>
+          <w:tcPr>
+            <w:tcW w:type="dxa" w:w="1900"/>
+            <w:tcMar>
+              <w:top w:type="dxa" w:w="60"/>
+              <w:left w:type="dxa" w:w="110"/>
+              <w:bottom w:type="dxa" w:w="60"/>
+              <w:right w:type="dxa" w:w="110"/>
+            </w:tcMar>
+            <w:vAlign w:val="center"/>
+          </w:tcPr>
+          <w:p>
+            <w:pPr>
+              <w:spacing w:after="0" w:line="252"/>
+              <w:jc w:val="right"/>
+            </w:pPr>
+            <w:r>
+              <w:rPr>
+                <w:rFonts w:ascii="Calibri" w:cs="Calibri" w:eastAsia="Calibri" w:hAnsi="Calibri"/>
+                <w:b w:val="false"/>
+                <w:bCs w:val="false"/>
+                <w:color w:val="141413"/>
+                <w:sz w:val="19"/>
+                <w:szCs w:val="19"/>
+              </w:rPr>
+              <w:t xml:space="preserve">1</w:t>
+            </w:r>
+          </w:p>
+        </w:tc>
+        <w:tc>
+          <w:tcPr>
+            <w:tcW w:type="dxa" w:w="2780"/>
+            <w:tcMar>
+              <w:top w:type="dxa" w:w="60"/>
+              <w:left w:type="dxa" w:w="110"/>
+              <w:bottom w:type="dxa" w:w="60"/>
+              <w:right w:type="dxa" w:w="110"/>
+            </w:tcMar>
+            <w:vAlign w:val="center"/>
+          </w:tcPr>
+          <w:p>
+            <w:pPr>
+              <w:spacing w:after="0" w:line="252"/>
+              <w:jc w:val="left"/>
+            </w:pPr>
+            <w:r>
+              <w:rPr>
+                <w:rFonts w:ascii="Calibri" w:cs="Calibri" w:eastAsia="Calibri" w:hAnsi="Calibri"/>
+                <w:b w:val="false"/>
+                <w:bCs w:val="false"/>
+                <w:color w:val="141413"/>
+                <w:sz w:val="19"/>
+                <w:szCs w:val="19"/>
+              </w:rPr>
               <w:t xml:space="preserve"/>
             </w:r>
           </w:p>
@@ -8094,7 +8822,7 @@
                 <w:sz w:val="19"/>
                 <w:szCs w:val="19"/>
               </w:rPr>
-              <w:t xml:space="preserve">Interested</w:t>
+              <w:t xml:space="preserve">Offers declined</w:t>
             </w:r>
           </w:p>
         </w:tc>
@@ -8124,7 +8852,7 @@
                 <w:sz w:val="19"/>
                 <w:szCs w:val="19"/>
               </w:rPr>
-              <w:t xml:space="preserve">30</w:t>
+              <w:t xml:space="preserve">5</w:t>
             </w:r>
           </w:p>
         </w:tc>
@@ -8154,188 +8882,7 @@
                 <w:sz w:val="19"/>
                 <w:szCs w:val="19"/>
               </w:rPr>
-              <w:t xml:space="preserve">32.6% of leads</w:t>
-            </w:r>
-          </w:p>
-        </w:tc>
-      </w:tr>
-      <w:tr>
-        <w:tc>
-          <w:tcPr>
-            <w:tcW w:type="dxa" w:w="4680"/>
-            <w:tcMar>
-              <w:top w:type="dxa" w:w="60"/>
-              <w:left w:type="dxa" w:w="110"/>
-              <w:bottom w:type="dxa" w:w="60"/>
-              <w:right w:type="dxa" w:w="110"/>
-            </w:tcMar>
-            <w:vAlign w:val="center"/>
-          </w:tcPr>
-          <w:p>
-            <w:pPr>
-              <w:spacing w:after="0" w:line="252"/>
-              <w:jc w:val="left"/>
-            </w:pPr>
-            <w:r>
-              <w:rPr>
-                <w:rFonts w:ascii="Calibri" w:cs="Calibri" w:eastAsia="Calibri" w:hAnsi="Calibri"/>
-                <w:b w:val="false"/>
-                <w:bCs w:val="false"/>
-                <w:color w:val="141413"/>
-                <w:sz w:val="19"/>
-                <w:szCs w:val="19"/>
-              </w:rPr>
-              <w:t xml:space="preserve">Offers made</w:t>
-            </w:r>
-          </w:p>
-        </w:tc>
-        <w:tc>
-          <w:tcPr>
-            <w:tcW w:type="dxa" w:w="1900"/>
-            <w:tcMar>
-              <w:top w:type="dxa" w:w="60"/>
-              <w:left w:type="dxa" w:w="110"/>
-              <w:bottom w:type="dxa" w:w="60"/>
-              <w:right w:type="dxa" w:w="110"/>
-            </w:tcMar>
-            <w:vAlign w:val="center"/>
-          </w:tcPr>
-          <w:p>
-            <w:pPr>
-              <w:spacing w:after="0" w:line="252"/>
-              <w:jc w:val="right"/>
-            </w:pPr>
-            <w:r>
-              <w:rPr>
-                <w:rFonts w:ascii="Calibri" w:cs="Calibri" w:eastAsia="Calibri" w:hAnsi="Calibri"/>
-                <w:b w:val="false"/>
-                <w:bCs w:val="false"/>
-                <w:color w:val="141413"/>
-                <w:sz w:val="19"/>
-                <w:szCs w:val="19"/>
-              </w:rPr>
-              <w:t xml:space="preserve">3</w:t>
-            </w:r>
-          </w:p>
-        </w:tc>
-        <w:tc>
-          <w:tcPr>
-            <w:tcW w:type="dxa" w:w="2780"/>
-            <w:tcMar>
-              <w:top w:type="dxa" w:w="60"/>
-              <w:left w:type="dxa" w:w="110"/>
-              <w:bottom w:type="dxa" w:w="60"/>
-              <w:right w:type="dxa" w:w="110"/>
-            </w:tcMar>
-            <w:vAlign w:val="center"/>
-          </w:tcPr>
-          <w:p>
-            <w:pPr>
-              <w:spacing w:after="0" w:line="252"/>
-              <w:jc w:val="left"/>
-            </w:pPr>
-            <w:r>
-              <w:rPr>
-                <w:rFonts w:ascii="Calibri" w:cs="Calibri" w:eastAsia="Calibri" w:hAnsi="Calibri"/>
-                <w:b w:val="false"/>
-                <w:bCs w:val="false"/>
-                <w:color w:val="141413"/>
-                <w:sz w:val="19"/>
-                <w:szCs w:val="19"/>
-              </w:rPr>
-              <w:t xml:space="preserve">10% of interested</w:t>
-            </w:r>
-          </w:p>
-        </w:tc>
-      </w:tr>
-      <w:tr>
-        <w:tc>
-          <w:tcPr>
-            <w:tcW w:type="dxa" w:w="4680"/>
-            <w:shd w:fill="F2F5F9" w:color="auto" w:val="clear"/>
-            <w:tcMar>
-              <w:top w:type="dxa" w:w="60"/>
-              <w:left w:type="dxa" w:w="110"/>
-              <w:bottom w:type="dxa" w:w="60"/>
-              <w:right w:type="dxa" w:w="110"/>
-            </w:tcMar>
-            <w:vAlign w:val="center"/>
-          </w:tcPr>
-          <w:p>
-            <w:pPr>
-              <w:spacing w:after="0" w:line="252"/>
-              <w:jc w:val="left"/>
-            </w:pPr>
-            <w:r>
-              <w:rPr>
-                <w:rFonts w:ascii="Calibri" w:cs="Calibri" w:eastAsia="Calibri" w:hAnsi="Calibri"/>
-                <w:b/>
-                <w:bCs/>
-                <w:color w:val="141413"/>
-                <w:sz w:val="19"/>
-                <w:szCs w:val="19"/>
-              </w:rPr>
-              <w:t xml:space="preserve">Offers accepted</w:t>
-            </w:r>
-          </w:p>
-        </w:tc>
-        <w:tc>
-          <w:tcPr>
-            <w:tcW w:type="dxa" w:w="1900"/>
-            <w:shd w:fill="F2F5F9" w:color="auto" w:val="clear"/>
-            <w:tcMar>
-              <w:top w:type="dxa" w:w="60"/>
-              <w:left w:type="dxa" w:w="110"/>
-              <w:bottom w:type="dxa" w:w="60"/>
-              <w:right w:type="dxa" w:w="110"/>
-            </w:tcMar>
-            <w:vAlign w:val="center"/>
-          </w:tcPr>
-          <w:p>
-            <w:pPr>
-              <w:spacing w:after="0" w:line="252"/>
-              <w:jc w:val="right"/>
-            </w:pPr>
-            <w:r>
-              <w:rPr>
-                <w:rFonts w:ascii="Calibri" w:cs="Calibri" w:eastAsia="Calibri" w:hAnsi="Calibri"/>
-                <w:b/>
-                <w:bCs/>
-                <w:color w:val="DF2F4A"/>
-                <w:sz w:val="19"/>
-                <w:szCs w:val="19"/>
-              </w:rPr>
-              <w:t xml:space="preserve">0</w:t>
-            </w:r>
-          </w:p>
-        </w:tc>
-        <w:tc>
-          <w:tcPr>
-            <w:tcW w:type="dxa" w:w="2780"/>
-            <w:shd w:fill="F2F5F9" w:color="auto" w:val="clear"/>
-            <w:tcMar>
-              <w:top w:type="dxa" w:w="60"/>
-              <w:left w:type="dxa" w:w="110"/>
-              <w:bottom w:type="dxa" w:w="60"/>
-              <w:right w:type="dxa" w:w="110"/>
-            </w:tcMar>
-            <w:vAlign w:val="center"/>
-          </w:tcPr>
-          <w:p>
-            <w:pPr>
-              <w:spacing w:after="0" w:line="252"/>
-              <w:jc w:val="left"/>
-            </w:pPr>
-            <w:r>
-              <w:rPr>
-                <w:rFonts w:ascii="Calibri" w:cs="Calibri" w:eastAsia="Calibri" w:hAnsi="Calibri"/>
-                <w:b w:val="false"/>
-                <w:bCs w:val="false"/>
-                <w:color w:val="141413"/>
-                <w:sz w:val="19"/>
-                <w:szCs w:val="19"/>
-              </w:rPr>
-              <w:t xml:space="preserve">0% — all 3 declined</w:t>
+              <w:t xml:space="preserve"/>
             </w:r>
           </w:p>
         </w:tc>
@@ -8465,20 +9012,20 @@
           <w:sz w:val="20"/>
           <w:szCs w:val="20"/>
         </w:rPr>
-        <w:t xml:space="preserve"> 30 sellers said they’re interested, but only </w:t>
+        <w:t xml:space="preserve"> 72 sellers said they’re interested, yet the campaign has produced 1 under contract, 5 declined offers, and 0 closings. The money isn’t lost on postage — it’s lost between "interested" and "offer accepted / closed." </w:t>
       </w:r>
       <w:r>
         <w:rPr>
           <w:rFonts w:ascii="Calibri" w:cs="Calibri" w:eastAsia="Calibri" w:hAnsi="Calibri"/>
-          <w:b/>
-          <w:bCs/>
-          <w:i w:val="false"/>
-          <w:iCs w:val="false"/>
+          <w:b w:val="false"/>
+          <w:bCs w:val="false"/>
+          <w:i/>
+          <w:iCs/>
           <w:color w:val="141413"/>
           <w:sz w:val="20"/>
           <w:szCs w:val="20"/>
         </w:rPr>
-        <w:t xml:space="preserve">3 got an offer</w:t>
+        <w:t xml:space="preserve">Offers-made isn’t a tracked field</w:t>
       </w:r>
       <w:r>
         <w:rPr>
@@ -8491,33 +9038,7 @@
           <w:sz w:val="20"/>
           <w:szCs w:val="20"/>
         </w:rPr>
-        <w:t xml:space="preserve"> (10%) and </w:t>
-      </w:r>
-      <w:r>
-        <w:rPr>
-          <w:rFonts w:ascii="Calibri" w:cs="Calibri" w:eastAsia="Calibri" w:hAnsi="Calibri"/>
-          <w:b/>
-          <w:bCs/>
-          <w:i w:val="false"/>
-          <w:iCs w:val="false"/>
-          <w:color w:val="141413"/>
-          <w:sz w:val="20"/>
-          <w:szCs w:val="20"/>
-        </w:rPr>
-        <w:t xml:space="preserve">0 accepted</w:t>
-      </w:r>
-      <w:r>
-        <w:rPr>
-          <w:rFonts w:ascii="Calibri" w:cs="Calibri" w:eastAsia="Calibri" w:hAnsi="Calibri"/>
-          <w:b w:val="false"/>
-          <w:bCs w:val="false"/>
-          <w:i w:val="false"/>
-          <w:iCs w:val="false"/>
-          <w:color w:val="141413"/>
-          <w:sz w:val="20"/>
-          <w:szCs w:val="20"/>
-        </w:rPr>
-        <w:t xml:space="preserve">. The money isn’t lost on postage — it’s lost between "interested" and "offer made / accepted."</w:t>
+        <w:t xml:space="preserve"> (see Gap #2): 5 declined + 1 under contract implies at least 6 offers, but the count isn’t recorded.</w:t>
       </w:r>
     </w:p>
     <w:p>
@@ -8553,7 +9074,7 @@
           <w:sz w:val="19"/>
           <w:szCs w:val="19"/>
         </w:rPr>
-        <w:t xml:space="preserve">Deals needed to cover $50,549</w:t>
+        <w:t xml:space="preserve">Deals needed to cover the $50,620 postcard spend</w:t>
       </w:r>
     </w:p>
     <w:tbl>
@@ -9167,7 +9688,7 @@
                 <w:sz w:val="19"/>
                 <w:szCs w:val="19"/>
               </w:rPr>
-              <w:t xml:space="preserve">You track leads and "interested," then jump to deals. The leak (30 → 3 offers → 0 accepted) is invisible in the current KPIs.</w:t>
+              <w:t xml:space="preserve">You track leads and "interested," then jump to deals. The leak (72 interested → 5 declined / 1 under contract → 0 closed) is invisible in the current KPIs.</w:t>
             </w:r>
           </w:p>
         </w:tc>
@@ -9418,7 +9939,7 @@
           <w:sz w:val="20"/>
           <w:szCs w:val="20"/>
         </w:rPr>
-        <w:t xml:space="preserve">Sources. </w:t>
+        <w:t xml:space="preserve">Data currency. </w:t>
       </w:r>
       <w:r>
         <w:rPr>
@@ -9431,7 +9952,7 @@
           <w:sz w:val="20"/>
           <w:szCs w:val="20"/>
         </w:rPr>
-        <w:t xml:space="preserve">Direct-mail spend from the QuickBooks Online API (AM- Direct Mail, $124,330 YTD 2026; company-wide 2026 income $10.98M / net $5.01M, all channels). Direct-mail leads from the Monday board (410 live, by stage: 72 new · 80 working · 8 appointment · 1 under contract · 1 cancelled contract · 2 won · 246 dead). Mail production from Monday.com "Equity Track Iriga – Operating System." Sections 4–5 use Twin Home Buyer’s own "KPI Postcard" Google Sheet (Dec 3 2025 – May 29 2026) — the authoritative postcard tracker (94,753 mailed / 42 batches, 175 postcard leads per tracker, 0 closed). Revenue: REI Blackbook "Revenue" field — $35,918.75 on Dianne Andrews (checks deal); Denise Marks pending; QuickBooks still shows $0 booked, so REI-reported revenue is the ROI source until reconciled.</w:t>
+        <w:t xml:space="preserve">All figures reflect the verified Jul 21, 2026 snapshot. The board was independently re-verified vs live REI (410 = 410 exact match, 0 duplicates, 0 stage mismatches). Postcard figures (Sections 4–5) are the Jul 21 reading of the KPI Postcard Google Sheet at 94,753 postcards mailed / 175 leads; an earlier Jul 9 reading (77,763 mailed / 92 leads) is superseded and not used.</w:t>
       </w:r>
     </w:p>
     <w:p>
@@ -9449,20 +9970,113 @@
           <w:sz w:val="20"/>
           <w:szCs w:val="20"/>
         </w:rPr>
-        <w:t xml:space="preserve">Verification. </w:t>
+        <w:t xml:space="preserve">Two ROI lenses. </w:t>
       </w:r>
       <w:r>
         <w:rPr>
           <w:rFonts w:ascii="Calibri" w:cs="Calibri" w:eastAsia="Calibri" w:hAnsi="Calibri"/>
           <w:b w:val="false"/>
           <w:bCs w:val="false"/>
-          <w:i/>
-          <w:iCs/>
+          <w:i w:val="false"/>
+          <w:iCs w:val="false"/>
           <w:color w:val="141413"/>
           <w:sz w:val="20"/>
           <w:szCs w:val="20"/>
         </w:rPr>
-        <w:t xml:space="preserve">Generated 2026-07-21 (independently re-verified vs live REI: 410 = 410 exact match, 0 duplicates, 0 stage mismatches).</w:t>
+        <w:t xml:space="preserve">0.29x is return-on-ad-spend across all direct-mail channels (checks, letters, postcards) and includes the REI-reported checks deal. −100% is the postcard campaign only, which has $0 booked. Both are correct at their own scope.</w:t>
+      </w:r>
+    </w:p>
+    <w:p>
+      <w:pPr>
+        <w:spacing w:after="120" w:before="0" w:line="264"/>
+      </w:pPr>
+      <w:r>
+        <w:rPr>
+          <w:rFonts w:ascii="Calibri" w:cs="Calibri" w:eastAsia="Calibri" w:hAnsi="Calibri"/>
+          <w:b/>
+          <w:bCs/>
+          <w:i w:val="false"/>
+          <w:iCs w:val="false"/>
+          <w:color w:val="141413"/>
+          <w:sz w:val="20"/>
+          <w:szCs w:val="20"/>
+        </w:rPr>
+        <w:t xml:space="preserve">Revenue basis. </w:t>
+      </w:r>
+      <w:r>
+        <w:rPr>
+          <w:rFonts w:ascii="Calibri" w:cs="Calibri" w:eastAsia="Calibri" w:hAnsi="Calibri"/>
+          <w:b w:val="false"/>
+          <w:bCs w:val="false"/>
+          <w:i w:val="false"/>
+          <w:iCs w:val="false"/>
+          <w:color w:val="141413"/>
+          <w:sz w:val="20"/>
+          <w:szCs w:val="20"/>
+        </w:rPr>
+        <w:t xml:space="preserve">Revenue rests on REI Blackbook’s Revenue field ($35,918.75 on Dianne Andrews, a checks deal); QuickBooks shows $0 booked, so this is REI-reported, not yet cash-confirmed.</w:t>
+      </w:r>
+    </w:p>
+    <w:p>
+      <w:pPr>
+        <w:spacing w:after="120" w:before="0" w:line="264"/>
+      </w:pPr>
+      <w:r>
+        <w:rPr>
+          <w:rFonts w:ascii="Calibri" w:cs="Calibri" w:eastAsia="Calibri" w:hAnsi="Calibri"/>
+          <w:b/>
+          <w:bCs/>
+          <w:i w:val="false"/>
+          <w:iCs w:val="false"/>
+          <w:color w:val="141413"/>
+          <w:sz w:val="20"/>
+          <w:szCs w:val="20"/>
+        </w:rPr>
+        <w:t xml:space="preserve">Cost-per-lead legend. </w:t>
+      </w:r>
+      <w:r>
+        <w:rPr>
+          <w:rFonts w:ascii="Calibri" w:cs="Calibri" w:eastAsia="Calibri" w:hAnsi="Calibri"/>
+          <w:b w:val="false"/>
+          <w:bCs w:val="false"/>
+          <w:i w:val="false"/>
+          <w:iCs w:val="false"/>
+          <w:color w:val="141413"/>
+          <w:sz w:val="20"/>
+          <w:szCs w:val="20"/>
+        </w:rPr>
+        <w:t xml:space="preserve">$303 = all direct mail ($124,333 ÷ 410); $330 = Redstone May–Jul relaunch production subset; $289 = postcard tracker ($50,620.32 ÷ 175).</w:t>
+      </w:r>
+    </w:p>
+    <w:p>
+      <w:pPr>
+        <w:spacing w:after="120" w:before="0" w:line="264"/>
+      </w:pPr>
+      <w:r>
+        <w:rPr>
+          <w:rFonts w:ascii="Calibri" w:cs="Calibri" w:eastAsia="Calibri" w:hAnsi="Calibri"/>
+          <w:b/>
+          <w:bCs/>
+          <w:i w:val="false"/>
+          <w:iCs w:val="false"/>
+          <w:color w:val="141413"/>
+          <w:sz w:val="20"/>
+          <w:szCs w:val="20"/>
+        </w:rPr>
+        <w:t xml:space="preserve">Sources. </w:t>
+      </w:r>
+      <w:r>
+        <w:rPr>
+          <w:rFonts w:ascii="Calibri" w:cs="Calibri" w:eastAsia="Calibri" w:hAnsi="Calibri"/>
+          <w:b w:val="false"/>
+          <w:bCs w:val="false"/>
+          <w:i w:val="false"/>
+          <w:iCs w:val="false"/>
+          <w:color w:val="141413"/>
+          <w:sz w:val="20"/>
+          <w:szCs w:val="20"/>
+        </w:rPr>
+        <w:t xml:space="preserve">QuickBooks Online API (AM- Direct Mail $124,330 YTD 2026 + $2.49 Mail Services = $124,333; company-wide 2026 income $10.98M / net $5.01M, all channels). Monday board — 410 leads by stage (72 new · 80 working · 8 appointment · 1 under contract · 1 cancelled contract · 2 won · 246 dead) and by source (142 Postcard · 267 Checks · 1 Letters). Mail production from Monday.com "Equity Track Iriga – Operating System." Postcard tracker: Twin Home Buyer "KPI Postcard" Google Sheet (Dec 3 2025 – Jun 10 2026; 94,753 mailed / 42 batches / 175 leads / 0 closed).</w:t>
       </w:r>
     </w:p>
     <w:p>
@@ -13929,7 +14543,7 @@
         <w:sz w:val="16"/>
         <w:szCs w:val="16"/>
       </w:rPr>
-      <w:t xml:space="preserve">Twin Home Buyer · Direct-Mail KPI Report · 2026</w:t>
+      <w:t xml:space="preserve">Twin Home Buyer · Direct-Mail KPI Report · as of Jul 21, 2026</w:t>
     </w:r>
   </w:p>
 </w:hdr>
